--- a/courseware/LP-Certified-Kubernetes-Application-Developer-CKAD.docx
+++ b/courseware/LP-Certified-Kubernetes-Application-Developer-CKAD.docx
@@ -206,6 +206,14 @@
         <w:tblW w:type="auto" w:w="0"/>
         <w:jc w:val="center"/>
         <w:tblLook w:firstColumn="1" w:firstRow="1" w:lastColumn="0" w:lastRow="0" w:noHBand="0" w:noVBand="1" w:val="04A0"/>
+        <w:tblBorders>
+          <w:top w:val="single" w:sz="4" w:space="0" w:color="9AA4B2"/>
+          <w:left w:val="single" w:sz="4" w:space="0" w:color="9AA4B2"/>
+          <w:bottom w:val="single" w:sz="4" w:space="0" w:color="9AA4B2"/>
+          <w:right w:val="single" w:sz="4" w:space="0" w:color="9AA4B2"/>
+          <w:insideH w:val="single" w:sz="4" w:space="0" w:color="9AA4B2"/>
+          <w:insideV w:val="single" w:sz="4" w:space="0" w:color="9AA4B2"/>
+        </w:tblBorders>
       </w:tblPr>
       <w:tblGrid>
         <w:gridCol w:w="2160"/>
@@ -380,6 +388,14 @@
         <w:tblW w:type="auto" w:w="0"/>
         <w:jc w:val="center"/>
         <w:tblLook w:firstColumn="1" w:firstRow="1" w:lastColumn="0" w:lastRow="0" w:noHBand="0" w:noVBand="1" w:val="04A0"/>
+        <w:tblBorders>
+          <w:top w:val="single" w:sz="4" w:space="0" w:color="9AA4B2"/>
+          <w:left w:val="single" w:sz="4" w:space="0" w:color="9AA4B2"/>
+          <w:bottom w:val="single" w:sz="4" w:space="0" w:color="9AA4B2"/>
+          <w:right w:val="single" w:sz="4" w:space="0" w:color="9AA4B2"/>
+          <w:insideH w:val="single" w:sz="4" w:space="0" w:color="9AA4B2"/>
+          <w:insideV w:val="single" w:sz="4" w:space="0" w:color="9AA4B2"/>
+        </w:tblBorders>
       </w:tblPr>
       <w:tblGrid>
         <w:gridCol w:w="4320"/>
@@ -950,11 +966,20 @@
         <w:tblW w:type="auto" w:w="0"/>
         <w:jc w:val="center"/>
         <w:tblLook w:firstColumn="1" w:firstRow="1" w:lastColumn="0" w:lastRow="0" w:noHBand="0" w:noVBand="1" w:val="04A0"/>
+        <w:tblBorders>
+          <w:top w:val="single" w:sz="4" w:space="0" w:color="9AA4B2"/>
+          <w:left w:val="single" w:sz="4" w:space="0" w:color="9AA4B2"/>
+          <w:bottom w:val="single" w:sz="4" w:space="0" w:color="9AA4B2"/>
+          <w:right w:val="single" w:sz="4" w:space="0" w:color="9AA4B2"/>
+          <w:insideH w:val="single" w:sz="4" w:space="0" w:color="9AA4B2"/>
+          <w:insideV w:val="single" w:sz="4" w:space="0" w:color="9AA4B2"/>
+        </w:tblBorders>
       </w:tblPr>
       <w:tblGrid>
-        <w:gridCol w:w="2880"/>
-        <w:gridCol w:w="2880"/>
-        <w:gridCol w:w="2880"/>
+        <w:gridCol w:w="1656"/>
+        <w:gridCol w:w="4680"/>
+        <w:gridCol w:w="1224"/>
+        <w:gridCol w:w="1800"/>
       </w:tblGrid>
       <w:tr>
         <w:tc>
@@ -980,7 +1005,7 @@
         </w:tc>
         <w:tc>
           <w:tcPr>
-            <w:tcW w:type="dxa" w:w="6480"/>
+            <w:tcW w:type="dxa" w:w="4680"/>
             <w:shd w:val="clear" w:color="auto" w:fill="1F6FEB"/>
           </w:tcPr>
           <w:p>
@@ -1020,46 +1045,25 @@
             </w:r>
           </w:p>
         </w:tc>
-      </w:tr>
-      <w:tr>
-        <w:tc>
-          <w:tcPr>
-            <w:tcW w:type="dxa" w:w="1656"/>
+        <w:tc>
+          <w:tcPr>
+            <w:tcW w:type="dxa" w:w="1800"/>
+            <w:shd w:val="clear" w:color="auto" w:fill="1F6FEB"/>
           </w:tcPr>
           <w:p>
             <w:pPr>
               <w:jc w:val="center"/>
             </w:pPr>
-            <w:r/>
-            <w:r>
-              <w:rPr>
-                <w:b w:val="0"/>
-                <w:i w:val="0"/>
-                <w:sz w:val="19"/>
-              </w:rPr>
-              <w:t>9:00 – 9:15</w:t>
-            </w:r>
-          </w:p>
-        </w:tc>
-        <w:tc>
-          <w:tcPr>
-            <w:tcW w:type="dxa" w:w="6480"/>
-          </w:tcPr>
-          <w:p>
-            <w:r/>
-            <w:r>
-              <w:rPr>
-                <w:b w:val="0"/>
-                <w:i w:val="0"/>
-                <w:sz w:val="19"/>
-              </w:rPr>
-              <w:t>Welcome, course objectives &amp; overview (TGS-2025053212)</w:t>
-            </w:r>
-          </w:p>
-        </w:tc>
-        <w:tc>
-          <w:tcPr>
-            <w:tcW w:type="dxa" w:w="1224"/>
+            <w:r>
+              <w:t xml:space="preserve">Slides</w:t>
+            </w:r>
+          </w:p>
+        </w:tc>
+      </w:tr>
+      <w:tr>
+        <w:tc>
+          <w:tcPr>
+            <w:tcW w:type="dxa" w:w="1656"/>
           </w:tcPr>
           <w:p>
             <w:pPr>
@@ -1072,16 +1076,29 @@
                 <w:i w:val="0"/>
                 <w:sz w:val="19"/>
               </w:rPr>
-              <w:t>15 min</w:t>
-            </w:r>
-          </w:p>
-        </w:tc>
-      </w:tr>
-      <w:tr>
-        <w:tc>
-          <w:tcPr>
-            <w:tcW w:type="dxa" w:w="1656"/>
-            <w:shd w:val="clear" w:color="auto" w:fill="E8F0FE"/>
+              <w:t>9:00 – 9:15</w:t>
+            </w:r>
+          </w:p>
+        </w:tc>
+        <w:tc>
+          <w:tcPr>
+            <w:tcW w:type="dxa" w:w="4680"/>
+          </w:tcPr>
+          <w:p>
+            <w:r/>
+            <w:r>
+              <w:rPr>
+                <w:b w:val="0"/>
+                <w:i w:val="0"/>
+                <w:sz w:val="19"/>
+              </w:rPr>
+              <w:t>Welcome, course objectives &amp; overview (TGS-2025053212)</w:t>
+            </w:r>
+          </w:p>
+        </w:tc>
+        <w:tc>
+          <w:tcPr>
+            <w:tcW w:type="dxa" w:w="1224"/>
           </w:tcPr>
           <w:p>
             <w:pPr>
@@ -1090,49 +1107,24 @@
             <w:r/>
             <w:r>
               <w:rPr>
-                <w:b/>
+                <w:b w:val="0"/>
                 <w:i w:val="0"/>
                 <w:sz w:val="19"/>
               </w:rPr>
-              <w:t>9:15 – 9:40</w:t>
-            </w:r>
-          </w:p>
-        </w:tc>
-        <w:tc>
-          <w:tcPr>
-            <w:tcW w:type="dxa" w:w="6480"/>
-            <w:shd w:val="clear" w:color="auto" w:fill="E8F0FE"/>
-          </w:tcPr>
-          <w:p>
-            <w:r/>
-            <w:r>
-              <w:rPr>
-                <w:b/>
-                <w:i w:val="0"/>
-                <w:color w:val="1F6FEB"/>
-                <w:sz w:val="19"/>
-              </w:rPr>
-              <w:t>Topic 1: Container Images — Dockerfiles, layers &amp; multi-stage builds</w:t>
-            </w:r>
-          </w:p>
-        </w:tc>
-        <w:tc>
-          <w:tcPr>
-            <w:tcW w:type="dxa" w:w="1224"/>
-            <w:shd w:val="clear" w:color="auto" w:fill="E8F0FE"/>
+              <w:t>15 min</w:t>
+            </w:r>
+          </w:p>
+        </w:tc>
+        <w:tc>
+          <w:tcPr>
+            <w:tcW w:type="dxa" w:w="1800"/>
           </w:tcPr>
           <w:p>
             <w:pPr>
               <w:jc w:val="center"/>
             </w:pPr>
-            <w:r/>
-            <w:r>
-              <w:rPr>
-                <w:b w:val="0"/>
-                <w:i w:val="0"/>
-                <w:sz w:val="19"/>
-              </w:rPr>
-              <w:t>25 min</w:t>
+            <w:r>
+              <w:t xml:space="preserve">2–12</w:t>
             </w:r>
           </w:p>
         </w:tc>
@@ -1141,6 +1133,7 @@
         <w:tc>
           <w:tcPr>
             <w:tcW w:type="dxa" w:w="1656"/>
+            <w:shd w:val="clear" w:color="auto" w:fill="E8F0FE"/>
           </w:tcPr>
           <w:p>
             <w:pPr>
@@ -1149,33 +1142,36 @@
             <w:r/>
             <w:r>
               <w:rPr>
-                <w:b w:val="0"/>
+                <w:b/>
                 <w:i w:val="0"/>
                 <w:sz w:val="19"/>
               </w:rPr>
-              <w:t>9:40 – 10:10</w:t>
-            </w:r>
-          </w:p>
-        </w:tc>
-        <w:tc>
-          <w:tcPr>
-            <w:tcW w:type="dxa" w:w="6480"/>
-          </w:tcPr>
-          <w:p>
-            <w:r/>
-            <w:r>
-              <w:rPr>
-                <w:b w:val="0"/>
-                <w:i w:val="0"/>
+              <w:t>9:15 – 9:40</w:t>
+            </w:r>
+          </w:p>
+        </w:tc>
+        <w:tc>
+          <w:tcPr>
+            <w:tcW w:type="dxa" w:w="4680"/>
+            <w:shd w:val="clear" w:color="auto" w:fill="E8F0FE"/>
+          </w:tcPr>
+          <w:p>
+            <w:r/>
+            <w:r>
+              <w:rPr>
+                <w:b/>
+                <w:i w:val="0"/>
+                <w:color w:val="1F6FEB"/>
                 <w:sz w:val="19"/>
               </w:rPr>
-              <w:t>Lab 1: Build a Container Image with Docker</w:t>
+              <w:t>Topic 1: Container Images — Dockerfiles, layers &amp; multi-stage builds</w:t>
             </w:r>
           </w:p>
         </w:tc>
         <w:tc>
           <w:tcPr>
             <w:tcW w:type="dxa" w:w="1224"/>
+            <w:shd w:val="clear" w:color="auto" w:fill="E8F0FE"/>
           </w:tcPr>
           <w:p>
             <w:pPr>
@@ -1188,50 +1184,29 @@
                 <w:i w:val="0"/>
                 <w:sz w:val="19"/>
               </w:rPr>
-              <w:t>30 min</w:t>
-            </w:r>
-          </w:p>
-        </w:tc>
-      </w:tr>
-      <w:tr>
-        <w:tc>
-          <w:tcPr>
-            <w:tcW w:type="dxa" w:w="1656"/>
+              <w:t>25 min</w:t>
+            </w:r>
+          </w:p>
+        </w:tc>
+        <w:tc>
+          <w:tcPr>
+            <w:tcW w:type="dxa" w:w="1800"/>
+            <w:shd w:val="clear" w:color="auto" w:fill="E8F0FE"/>
           </w:tcPr>
           <w:p>
             <w:pPr>
               <w:jc w:val="center"/>
             </w:pPr>
-            <w:r/>
-            <w:r>
-              <w:rPr>
-                <w:b w:val="0"/>
-                <w:i w:val="0"/>
-                <w:sz w:val="19"/>
-              </w:rPr>
-              <w:t>10:10 – 10:40</w:t>
-            </w:r>
-          </w:p>
-        </w:tc>
-        <w:tc>
-          <w:tcPr>
-            <w:tcW w:type="dxa" w:w="6480"/>
-          </w:tcPr>
-          <w:p>
-            <w:r/>
-            <w:r>
-              <w:rPr>
-                <w:b w:val="0"/>
-                <w:i w:val="0"/>
-                <w:sz w:val="19"/>
-              </w:rPr>
-              <w:t>Lab 2: Multi-Stage Dockerfile</w:t>
-            </w:r>
-          </w:p>
-        </w:tc>
-        <w:tc>
-          <w:tcPr>
-            <w:tcW w:type="dxa" w:w="1224"/>
+            <w:r>
+              <w:t xml:space="preserve">13–18</w:t>
+            </w:r>
+          </w:p>
+        </w:tc>
+      </w:tr>
+      <w:tr>
+        <w:tc>
+          <w:tcPr>
+            <w:tcW w:type="dxa" w:w="1656"/>
           </w:tcPr>
           <w:p>
             <w:pPr>
@@ -1244,16 +1219,29 @@
                 <w:i w:val="0"/>
                 <w:sz w:val="19"/>
               </w:rPr>
-              <w:t>30 min</w:t>
-            </w:r>
-          </w:p>
-        </w:tc>
-      </w:tr>
-      <w:tr>
-        <w:tc>
-          <w:tcPr>
-            <w:tcW w:type="dxa" w:w="1656"/>
-            <w:shd w:val="clear" w:color="auto" w:fill="FFF4E5"/>
+              <w:t>9:40 – 10:10</w:t>
+            </w:r>
+          </w:p>
+        </w:tc>
+        <w:tc>
+          <w:tcPr>
+            <w:tcW w:type="dxa" w:w="4680"/>
+          </w:tcPr>
+          <w:p>
+            <w:r/>
+            <w:r>
+              <w:rPr>
+                <w:b w:val="0"/>
+                <w:i w:val="0"/>
+                <w:sz w:val="19"/>
+              </w:rPr>
+              <w:t>Lab 1: Build a Container Image with Docker</w:t>
+            </w:r>
+          </w:p>
+        </w:tc>
+        <w:tc>
+          <w:tcPr>
+            <w:tcW w:type="dxa" w:w="1224"/>
           </w:tcPr>
           <w:p>
             <w:pPr>
@@ -1266,13 +1254,117 @@
                 <w:i w:val="0"/>
                 <w:sz w:val="19"/>
               </w:rPr>
+              <w:t>30 min</w:t>
+            </w:r>
+          </w:p>
+        </w:tc>
+        <w:tc>
+          <w:tcPr>
+            <w:tcW w:type="dxa" w:w="1800"/>
+          </w:tcPr>
+          <w:p>
+            <w:pPr>
+              <w:jc w:val="center"/>
+            </w:pPr>
+            <w:r>
+              <w:t xml:space="preserve">19–22</w:t>
+            </w:r>
+          </w:p>
+        </w:tc>
+      </w:tr>
+      <w:tr>
+        <w:tc>
+          <w:tcPr>
+            <w:tcW w:type="dxa" w:w="1656"/>
+          </w:tcPr>
+          <w:p>
+            <w:pPr>
+              <w:jc w:val="center"/>
+            </w:pPr>
+            <w:r/>
+            <w:r>
+              <w:rPr>
+                <w:b w:val="0"/>
+                <w:i w:val="0"/>
+                <w:sz w:val="19"/>
+              </w:rPr>
+              <w:t>10:10 – 10:40</w:t>
+            </w:r>
+          </w:p>
+        </w:tc>
+        <w:tc>
+          <w:tcPr>
+            <w:tcW w:type="dxa" w:w="4680"/>
+          </w:tcPr>
+          <w:p>
+            <w:r/>
+            <w:r>
+              <w:rPr>
+                <w:b w:val="0"/>
+                <w:i w:val="0"/>
+                <w:sz w:val="19"/>
+              </w:rPr>
+              <w:t>Lab 2: Multi-Stage Dockerfile</w:t>
+            </w:r>
+          </w:p>
+        </w:tc>
+        <w:tc>
+          <w:tcPr>
+            <w:tcW w:type="dxa" w:w="1224"/>
+          </w:tcPr>
+          <w:p>
+            <w:pPr>
+              <w:jc w:val="center"/>
+            </w:pPr>
+            <w:r/>
+            <w:r>
+              <w:rPr>
+                <w:b w:val="0"/>
+                <w:i w:val="0"/>
+                <w:sz w:val="19"/>
+              </w:rPr>
+              <w:t>30 min</w:t>
+            </w:r>
+          </w:p>
+        </w:tc>
+        <w:tc>
+          <w:tcPr>
+            <w:tcW w:type="dxa" w:w="1800"/>
+          </w:tcPr>
+          <w:p>
+            <w:pPr>
+              <w:jc w:val="center"/>
+            </w:pPr>
+            <w:r>
+              <w:t xml:space="preserve">23–26</w:t>
+            </w:r>
+          </w:p>
+        </w:tc>
+      </w:tr>
+      <w:tr>
+        <w:tc>
+          <w:tcPr>
+            <w:tcW w:type="dxa" w:w="1656"/>
+            <w:shd w:val="clear" w:color="auto" w:fill="FFF4E5"/>
+          </w:tcPr>
+          <w:p>
+            <w:pPr>
+              <w:jc w:val="center"/>
+            </w:pPr>
+            <w:r/>
+            <w:r>
+              <w:rPr>
+                <w:b w:val="0"/>
+                <w:i w:val="0"/>
+                <w:sz w:val="19"/>
+              </w:rPr>
               <w:t>10:40 – 10:55</w:t>
             </w:r>
           </w:p>
         </w:tc>
         <w:tc>
           <w:tcPr>
-            <w:tcW w:type="dxa" w:w="6480"/>
+            <w:tcW w:type="dxa" w:w="4680"/>
             <w:shd w:val="clear" w:color="auto" w:fill="FFF4E5"/>
           </w:tcPr>
           <w:p>
@@ -1308,49 +1400,25 @@
             </w:r>
           </w:p>
         </w:tc>
-      </w:tr>
-      <w:tr>
-        <w:tc>
-          <w:tcPr>
-            <w:tcW w:type="dxa" w:w="1656"/>
-            <w:shd w:val="clear" w:color="auto" w:fill="E8F0FE"/>
+        <w:tc>
+          <w:tcPr>
+            <w:tcW w:type="dxa" w:w="1800"/>
+            <w:shd w:val="clear" w:color="auto" w:fill="FFF4E5"/>
           </w:tcPr>
           <w:p>
             <w:pPr>
               <w:jc w:val="center"/>
             </w:pPr>
-            <w:r/>
-            <w:r>
-              <w:rPr>
-                <w:b/>
-                <w:i w:val="0"/>
-                <w:sz w:val="19"/>
-              </w:rPr>
-              <w:t>10:55 – 11:15</w:t>
-            </w:r>
-          </w:p>
-        </w:tc>
-        <w:tc>
-          <w:tcPr>
-            <w:tcW w:type="dxa" w:w="6480"/>
-            <w:shd w:val="clear" w:color="auto" w:fill="E8F0FE"/>
-          </w:tcPr>
-          <w:p>
-            <w:r/>
-            <w:r>
-              <w:rPr>
-                <w:b/>
-                <w:i w:val="0"/>
-                <w:color w:val="1F6FEB"/>
-                <w:sz w:val="19"/>
-              </w:rPr>
-              <w:t>Topic 2: Pods — the exam-speed kubectl workflow (`alias k`, `$do`)</w:t>
-            </w:r>
-          </w:p>
-        </w:tc>
-        <w:tc>
-          <w:tcPr>
-            <w:tcW w:type="dxa" w:w="1224"/>
+            <w:r>
+              <w:t xml:space="preserve">—</w:t>
+            </w:r>
+          </w:p>
+        </w:tc>
+      </w:tr>
+      <w:tr>
+        <w:tc>
+          <w:tcPr>
+            <w:tcW w:type="dxa" w:w="1656"/>
             <w:shd w:val="clear" w:color="auto" w:fill="E8F0FE"/>
           </w:tcPr>
           <w:p>
@@ -1360,19 +1428,36 @@
             <w:r/>
             <w:r>
               <w:rPr>
-                <w:b w:val="0"/>
+                <w:b/>
                 <w:i w:val="0"/>
                 <w:sz w:val="19"/>
               </w:rPr>
-              <w:t>20 min</w:t>
-            </w:r>
-          </w:p>
-        </w:tc>
-      </w:tr>
-      <w:tr>
-        <w:tc>
-          <w:tcPr>
-            <w:tcW w:type="dxa" w:w="1656"/>
+              <w:t>10:55 – 11:15</w:t>
+            </w:r>
+          </w:p>
+        </w:tc>
+        <w:tc>
+          <w:tcPr>
+            <w:tcW w:type="dxa" w:w="4680"/>
+            <w:shd w:val="clear" w:color="auto" w:fill="E8F0FE"/>
+          </w:tcPr>
+          <w:p>
+            <w:r/>
+            <w:r>
+              <w:rPr>
+                <w:b/>
+                <w:i w:val="0"/>
+                <w:color w:val="1F6FEB"/>
+                <w:sz w:val="19"/>
+              </w:rPr>
+              <w:t>Topic 2: Pods — the exam-speed kubectl workflow (`alias k`, `$do`)</w:t>
+            </w:r>
+          </w:p>
+        </w:tc>
+        <w:tc>
+          <w:tcPr>
+            <w:tcW w:type="dxa" w:w="1224"/>
+            <w:shd w:val="clear" w:color="auto" w:fill="E8F0FE"/>
           </w:tcPr>
           <w:p>
             <w:pPr>
@@ -1385,42 +1470,21 @@
                 <w:i w:val="0"/>
                 <w:sz w:val="19"/>
               </w:rPr>
-              <w:t>11:15 – 11:45</w:t>
-            </w:r>
-          </w:p>
-        </w:tc>
-        <w:tc>
-          <w:tcPr>
-            <w:tcW w:type="dxa" w:w="6480"/>
-          </w:tcPr>
-          <w:p>
-            <w:r/>
-            <w:r>
-              <w:rPr>
-                <w:b w:val="0"/>
-                <w:i w:val="0"/>
-                <w:sz w:val="19"/>
-              </w:rPr>
-              <w:t>Lab 3: Create and Manage Pods</w:t>
-            </w:r>
-          </w:p>
-        </w:tc>
-        <w:tc>
-          <w:tcPr>
-            <w:tcW w:type="dxa" w:w="1224"/>
+              <w:t>20 min</w:t>
+            </w:r>
+          </w:p>
+        </w:tc>
+        <w:tc>
+          <w:tcPr>
+            <w:tcW w:type="dxa" w:w="1800"/>
+            <w:shd w:val="clear" w:color="auto" w:fill="E8F0FE"/>
           </w:tcPr>
           <w:p>
             <w:pPr>
               <w:jc w:val="center"/>
             </w:pPr>
-            <w:r/>
-            <w:r>
-              <w:rPr>
-                <w:b w:val="0"/>
-                <w:i w:val="0"/>
-                <w:sz w:val="19"/>
-              </w:rPr>
-              <w:t>30 min</w:t>
+            <w:r>
+              <w:t xml:space="preserve">28–33</w:t>
             </w:r>
           </w:p>
         </w:tc>
@@ -1441,13 +1505,13 @@
                 <w:i w:val="0"/>
                 <w:sz w:val="19"/>
               </w:rPr>
-              <w:t>11:45 – 12:15</w:t>
-            </w:r>
-          </w:p>
-        </w:tc>
-        <w:tc>
-          <w:tcPr>
-            <w:tcW w:type="dxa" w:w="6480"/>
+              <w:t>11:15 – 11:45</w:t>
+            </w:r>
+          </w:p>
+        </w:tc>
+        <w:tc>
+          <w:tcPr>
+            <w:tcW w:type="dxa" w:w="4680"/>
           </w:tcPr>
           <w:p>
             <w:r/>
@@ -1457,7 +1521,7 @@
                 <w:i w:val="0"/>
                 <w:sz w:val="19"/>
               </w:rPr>
-              <w:t>Lab 4: Jobs — Run-to-Completion Workloads</w:t>
+              <w:t>Lab 3: Create and Manage Pods</w:t>
             </w:r>
           </w:p>
         </w:tc>
@@ -1480,46 +1544,24 @@
             </w:r>
           </w:p>
         </w:tc>
-      </w:tr>
-      <w:tr>
-        <w:tc>
-          <w:tcPr>
-            <w:tcW w:type="dxa" w:w="1656"/>
+        <w:tc>
+          <w:tcPr>
+            <w:tcW w:type="dxa" w:w="1800"/>
           </w:tcPr>
           <w:p>
             <w:pPr>
               <w:jc w:val="center"/>
             </w:pPr>
-            <w:r/>
-            <w:r>
-              <w:rPr>
-                <w:b w:val="0"/>
-                <w:i w:val="0"/>
-                <w:sz w:val="19"/>
-              </w:rPr>
-              <w:t>12:15 – 12:45</w:t>
-            </w:r>
-          </w:p>
-        </w:tc>
-        <w:tc>
-          <w:tcPr>
-            <w:tcW w:type="dxa" w:w="6480"/>
-          </w:tcPr>
-          <w:p>
-            <w:r/>
-            <w:r>
-              <w:rPr>
-                <w:b w:val="0"/>
-                <w:i w:val="0"/>
-                <w:sz w:val="19"/>
-              </w:rPr>
-              <w:t>Lab 5: CronJobs — Scheduled Workloads</w:t>
-            </w:r>
-          </w:p>
-        </w:tc>
-        <w:tc>
-          <w:tcPr>
-            <w:tcW w:type="dxa" w:w="1224"/>
+            <w:r>
+              <w:t xml:space="preserve">34–37</w:t>
+            </w:r>
+          </w:p>
+        </w:tc>
+      </w:tr>
+      <w:tr>
+        <w:tc>
+          <w:tcPr>
+            <w:tcW w:type="dxa" w:w="1656"/>
           </w:tcPr>
           <w:p>
             <w:pPr>
@@ -1532,15 +1574,29 @@
                 <w:i w:val="0"/>
                 <w:sz w:val="19"/>
               </w:rPr>
-              <w:t>30 min</w:t>
-            </w:r>
-          </w:p>
-        </w:tc>
-      </w:tr>
-      <w:tr>
-        <w:tc>
-          <w:tcPr>
-            <w:tcW w:type="dxa" w:w="1656"/>
+              <w:t>11:45 – 12:15</w:t>
+            </w:r>
+          </w:p>
+        </w:tc>
+        <w:tc>
+          <w:tcPr>
+            <w:tcW w:type="dxa" w:w="4680"/>
+          </w:tcPr>
+          <w:p>
+            <w:r/>
+            <w:r>
+              <w:rPr>
+                <w:b w:val="0"/>
+                <w:i w:val="0"/>
+                <w:sz w:val="19"/>
+              </w:rPr>
+              <w:t>Lab 4: Jobs — Run-to-Completion Workloads</w:t>
+            </w:r>
+          </w:p>
+        </w:tc>
+        <w:tc>
+          <w:tcPr>
+            <w:tcW w:type="dxa" w:w="1224"/>
           </w:tcPr>
           <w:p>
             <w:pPr>
@@ -1553,34 +1609,33 @@
                 <w:i w:val="0"/>
                 <w:sz w:val="19"/>
               </w:rPr>
-              <w:t>12:45 – 1:00</w:t>
-            </w:r>
-          </w:p>
-        </w:tc>
-        <w:tc>
-          <w:tcPr>
-            <w:tcW w:type="dxa" w:w="6480"/>
-          </w:tcPr>
-          <w:p>
-            <w:r/>
-            <w:r>
-              <w:rPr>
-                <w:b w:val="0"/>
-                <w:i w:val="0"/>
-                <w:sz w:val="19"/>
-              </w:rPr>
-              <w:t>Morning Q&amp;A</w:t>
-            </w:r>
-          </w:p>
-        </w:tc>
-        <w:tc>
-          <w:tcPr>
-            <w:tcW w:type="dxa" w:w="1224"/>
+              <w:t>30 min</w:t>
+            </w:r>
+          </w:p>
+        </w:tc>
+        <w:tc>
+          <w:tcPr>
+            <w:tcW w:type="dxa" w:w="1800"/>
           </w:tcPr>
           <w:p>
             <w:pPr>
               <w:jc w:val="center"/>
             </w:pPr>
+            <w:r>
+              <w:t xml:space="preserve">39–48</w:t>
+            </w:r>
+          </w:p>
+        </w:tc>
+      </w:tr>
+      <w:tr>
+        <w:tc>
+          <w:tcPr>
+            <w:tcW w:type="dxa" w:w="1656"/>
+          </w:tcPr>
+          <w:p>
+            <w:pPr>
+              <w:jc w:val="center"/>
+            </w:pPr>
             <w:r/>
             <w:r>
               <w:rPr>
@@ -1588,7 +1643,124 @@
                 <w:i w:val="0"/>
                 <w:sz w:val="19"/>
               </w:rPr>
+              <w:t>12:15 – 12:45</w:t>
+            </w:r>
+          </w:p>
+        </w:tc>
+        <w:tc>
+          <w:tcPr>
+            <w:tcW w:type="dxa" w:w="4680"/>
+          </w:tcPr>
+          <w:p>
+            <w:r/>
+            <w:r>
+              <w:rPr>
+                <w:b w:val="0"/>
+                <w:i w:val="0"/>
+                <w:sz w:val="19"/>
+              </w:rPr>
+              <w:t>Lab 5: CronJobs — Scheduled Workloads</w:t>
+            </w:r>
+          </w:p>
+        </w:tc>
+        <w:tc>
+          <w:tcPr>
+            <w:tcW w:type="dxa" w:w="1224"/>
+          </w:tcPr>
+          <w:p>
+            <w:pPr>
+              <w:jc w:val="center"/>
+            </w:pPr>
+            <w:r/>
+            <w:r>
+              <w:rPr>
+                <w:b w:val="0"/>
+                <w:i w:val="0"/>
+                <w:sz w:val="19"/>
+              </w:rPr>
+              <w:t>30 min</w:t>
+            </w:r>
+          </w:p>
+        </w:tc>
+        <w:tc>
+          <w:tcPr>
+            <w:tcW w:type="dxa" w:w="1800"/>
+          </w:tcPr>
+          <w:p>
+            <w:pPr>
+              <w:jc w:val="center"/>
+            </w:pPr>
+            <w:r>
+              <w:t xml:space="preserve">49–53</w:t>
+            </w:r>
+          </w:p>
+        </w:tc>
+      </w:tr>
+      <w:tr>
+        <w:tc>
+          <w:tcPr>
+            <w:tcW w:type="dxa" w:w="1656"/>
+          </w:tcPr>
+          <w:p>
+            <w:pPr>
+              <w:jc w:val="center"/>
+            </w:pPr>
+            <w:r/>
+            <w:r>
+              <w:rPr>
+                <w:b w:val="0"/>
+                <w:i w:val="0"/>
+                <w:sz w:val="19"/>
+              </w:rPr>
+              <w:t>12:45 – 1:00</w:t>
+            </w:r>
+          </w:p>
+        </w:tc>
+        <w:tc>
+          <w:tcPr>
+            <w:tcW w:type="dxa" w:w="4680"/>
+          </w:tcPr>
+          <w:p>
+            <w:r/>
+            <w:r>
+              <w:rPr>
+                <w:b w:val="0"/>
+                <w:i w:val="0"/>
+                <w:sz w:val="19"/>
+              </w:rPr>
+              <w:t>Morning Q&amp;A</w:t>
+            </w:r>
+          </w:p>
+        </w:tc>
+        <w:tc>
+          <w:tcPr>
+            <w:tcW w:type="dxa" w:w="1224"/>
+          </w:tcPr>
+          <w:p>
+            <w:pPr>
+              <w:jc w:val="center"/>
+            </w:pPr>
+            <w:r/>
+            <w:r>
+              <w:rPr>
+                <w:b w:val="0"/>
+                <w:i w:val="0"/>
+                <w:sz w:val="19"/>
+              </w:rPr>
               <w:t>15 min</w:t>
+            </w:r>
+          </w:p>
+        </w:tc>
+        <w:tc>
+          <w:tcPr>
+            <w:tcW w:type="dxa" w:w="1800"/>
+          </w:tcPr>
+          <w:p>
+            <w:pPr>
+              <w:jc w:val="center"/>
+            </w:pPr>
+            <w:r>
+              <w:t xml:space="preserve">—</w:t>
             </w:r>
           </w:p>
         </w:tc>
@@ -1600,11 +1772,20 @@
         <w:tblW w:type="auto" w:w="0"/>
         <w:jc w:val="center"/>
         <w:tblLook w:firstColumn="1" w:firstRow="1" w:lastColumn="0" w:lastRow="0" w:noHBand="0" w:noVBand="1" w:val="04A0"/>
+        <w:tblBorders>
+          <w:top w:val="single" w:sz="4" w:space="0" w:color="9AA4B2"/>
+          <w:left w:val="single" w:sz="4" w:space="0" w:color="9AA4B2"/>
+          <w:bottom w:val="single" w:sz="4" w:space="0" w:color="9AA4B2"/>
+          <w:right w:val="single" w:sz="4" w:space="0" w:color="9AA4B2"/>
+          <w:insideH w:val="single" w:sz="4" w:space="0" w:color="9AA4B2"/>
+          <w:insideV w:val="single" w:sz="4" w:space="0" w:color="9AA4B2"/>
+        </w:tblBorders>
       </w:tblPr>
       <w:tblGrid>
-        <w:gridCol w:w="2880"/>
-        <w:gridCol w:w="2880"/>
-        <w:gridCol w:w="2880"/>
+        <w:gridCol w:w="1656"/>
+        <w:gridCol w:w="4680"/>
+        <w:gridCol w:w="1224"/>
+        <w:gridCol w:w="1800"/>
       </w:tblGrid>
       <w:tr>
         <w:tc>
@@ -1630,7 +1811,7 @@
         </w:tc>
         <w:tc>
           <w:tcPr>
-            <w:tcW w:type="dxa" w:w="6480"/>
+            <w:tcW w:type="dxa" w:w="4680"/>
             <w:shd w:val="clear" w:color="auto" w:fill="1F6FEB"/>
           </w:tcPr>
           <w:p>
@@ -1670,17 +1851,31 @@
             </w:r>
           </w:p>
         </w:tc>
-      </w:tr>
-      <w:tr>
-        <w:tc>
-          <w:tcPr>
-            <w:tcW w:type="dxa" w:w="1656"/>
-            <w:shd w:val="clear" w:color="auto" w:fill="FFF4E5"/>
+        <w:tc>
+          <w:tcPr>
+            <w:tcW w:type="dxa" w:w="1800"/>
+            <w:shd w:val="clear" w:color="auto" w:fill="1F6FEB"/>
           </w:tcPr>
           <w:p>
             <w:pPr>
               <w:jc w:val="center"/>
             </w:pPr>
+            <w:r>
+              <w:t xml:space="preserve">Slides</w:t>
+            </w:r>
+          </w:p>
+        </w:tc>
+      </w:tr>
+      <w:tr>
+        <w:tc>
+          <w:tcPr>
+            <w:tcW w:type="dxa" w:w="1656"/>
+            <w:shd w:val="clear" w:color="auto" w:fill="FFF4E5"/>
+          </w:tcPr>
+          <w:p>
+            <w:pPr>
+              <w:jc w:val="center"/>
+            </w:pPr>
             <w:r/>
             <w:r>
               <w:rPr>
@@ -1694,7 +1889,7 @@
         </w:tc>
         <w:tc>
           <w:tcPr>
-            <w:tcW w:type="dxa" w:w="6480"/>
+            <w:tcW w:type="dxa" w:w="4680"/>
             <w:shd w:val="clear" w:color="auto" w:fill="FFF4E5"/>
           </w:tcPr>
           <w:p>
@@ -1727,6 +1922,20 @@
                 <w:sz w:val="19"/>
               </w:rPr>
               <w:t>60 min</w:t>
+            </w:r>
+          </w:p>
+        </w:tc>
+        <w:tc>
+          <w:tcPr>
+            <w:tcW w:type="dxa" w:w="1800"/>
+            <w:shd w:val="clear" w:color="auto" w:fill="FFF4E5"/>
+          </w:tcPr>
+          <w:p>
+            <w:pPr>
+              <w:jc w:val="center"/>
+            </w:pPr>
+            <w:r>
+              <w:t xml:space="preserve">38</w:t>
             </w:r>
           </w:p>
         </w:tc>
@@ -1751,11 +1960,20 @@
         <w:tblW w:type="auto" w:w="0"/>
         <w:jc w:val="center"/>
         <w:tblLook w:firstColumn="1" w:firstRow="1" w:lastColumn="0" w:lastRow="0" w:noHBand="0" w:noVBand="1" w:val="04A0"/>
+        <w:tblBorders>
+          <w:top w:val="single" w:sz="4" w:space="0" w:color="9AA4B2"/>
+          <w:left w:val="single" w:sz="4" w:space="0" w:color="9AA4B2"/>
+          <w:bottom w:val="single" w:sz="4" w:space="0" w:color="9AA4B2"/>
+          <w:right w:val="single" w:sz="4" w:space="0" w:color="9AA4B2"/>
+          <w:insideH w:val="single" w:sz="4" w:space="0" w:color="9AA4B2"/>
+          <w:insideV w:val="single" w:sz="4" w:space="0" w:color="9AA4B2"/>
+        </w:tblBorders>
       </w:tblPr>
       <w:tblGrid>
-        <w:gridCol w:w="2880"/>
-        <w:gridCol w:w="2880"/>
-        <w:gridCol w:w="2880"/>
+        <w:gridCol w:w="1656"/>
+        <w:gridCol w:w="4680"/>
+        <w:gridCol w:w="1224"/>
+        <w:gridCol w:w="1800"/>
       </w:tblGrid>
       <w:tr>
         <w:tc>
@@ -1781,7 +1999,7 @@
         </w:tc>
         <w:tc>
           <w:tcPr>
-            <w:tcW w:type="dxa" w:w="6480"/>
+            <w:tcW w:type="dxa" w:w="4680"/>
             <w:shd w:val="clear" w:color="auto" w:fill="1F6FEB"/>
           </w:tcPr>
           <w:p>
@@ -1821,49 +2039,25 @@
             </w:r>
           </w:p>
         </w:tc>
-      </w:tr>
-      <w:tr>
-        <w:tc>
-          <w:tcPr>
-            <w:tcW w:type="dxa" w:w="1656"/>
-            <w:shd w:val="clear" w:color="auto" w:fill="E8F0FE"/>
+        <w:tc>
+          <w:tcPr>
+            <w:tcW w:type="dxa" w:w="1800"/>
+            <w:shd w:val="clear" w:color="auto" w:fill="1F6FEB"/>
           </w:tcPr>
           <w:p>
             <w:pPr>
               <w:jc w:val="center"/>
             </w:pPr>
-            <w:r/>
-            <w:r>
-              <w:rPr>
-                <w:b/>
-                <w:i w:val="0"/>
-                <w:sz w:val="19"/>
-              </w:rPr>
-              <w:t>2:00 – 2:20</w:t>
-            </w:r>
-          </w:p>
-        </w:tc>
-        <w:tc>
-          <w:tcPr>
-            <w:tcW w:type="dxa" w:w="6480"/>
-            <w:shd w:val="clear" w:color="auto" w:fill="E8F0FE"/>
-          </w:tcPr>
-          <w:p>
-            <w:r/>
-            <w:r>
-              <w:rPr>
-                <w:b/>
-                <w:i w:val="0"/>
-                <w:color w:val="1F6FEB"/>
-                <w:sz w:val="19"/>
-              </w:rPr>
-              <w:t>Topic 3: Multi-Container Pods — sidecar &amp; init-container patterns</w:t>
-            </w:r>
-          </w:p>
-        </w:tc>
-        <w:tc>
-          <w:tcPr>
-            <w:tcW w:type="dxa" w:w="1224"/>
+            <w:r>
+              <w:t xml:space="preserve">Slides</w:t>
+            </w:r>
+          </w:p>
+        </w:tc>
+      </w:tr>
+      <w:tr>
+        <w:tc>
+          <w:tcPr>
+            <w:tcW w:type="dxa" w:w="1656"/>
             <w:shd w:val="clear" w:color="auto" w:fill="E8F0FE"/>
           </w:tcPr>
           <w:p>
@@ -1873,19 +2067,36 @@
             <w:r/>
             <w:r>
               <w:rPr>
-                <w:b w:val="0"/>
+                <w:b/>
                 <w:i w:val="0"/>
                 <w:sz w:val="19"/>
               </w:rPr>
-              <w:t>20 min</w:t>
-            </w:r>
-          </w:p>
-        </w:tc>
-      </w:tr>
-      <w:tr>
-        <w:tc>
-          <w:tcPr>
-            <w:tcW w:type="dxa" w:w="1656"/>
+              <w:t>2:00 – 2:20</w:t>
+            </w:r>
+          </w:p>
+        </w:tc>
+        <w:tc>
+          <w:tcPr>
+            <w:tcW w:type="dxa" w:w="4680"/>
+            <w:shd w:val="clear" w:color="auto" w:fill="E8F0FE"/>
+          </w:tcPr>
+          <w:p>
+            <w:r/>
+            <w:r>
+              <w:rPr>
+                <w:b/>
+                <w:i w:val="0"/>
+                <w:color w:val="1F6FEB"/>
+                <w:sz w:val="19"/>
+              </w:rPr>
+              <w:t>Topic 3: Multi-Container Pods — sidecar &amp; init-container patterns</w:t>
+            </w:r>
+          </w:p>
+        </w:tc>
+        <w:tc>
+          <w:tcPr>
+            <w:tcW w:type="dxa" w:w="1224"/>
+            <w:shd w:val="clear" w:color="auto" w:fill="E8F0FE"/>
           </w:tcPr>
           <w:p>
             <w:pPr>
@@ -1898,42 +2109,21 @@
                 <w:i w:val="0"/>
                 <w:sz w:val="19"/>
               </w:rPr>
-              <w:t>2:20 – 2:55</w:t>
-            </w:r>
-          </w:p>
-        </w:tc>
-        <w:tc>
-          <w:tcPr>
-            <w:tcW w:type="dxa" w:w="6480"/>
-          </w:tcPr>
-          <w:p>
-            <w:r/>
-            <w:r>
-              <w:rPr>
-                <w:b w:val="0"/>
-                <w:i w:val="0"/>
-                <w:sz w:val="19"/>
-              </w:rPr>
-              <w:t>Lab 6: Multi-Container Pods — Sidecar Pattern</w:t>
-            </w:r>
-          </w:p>
-        </w:tc>
-        <w:tc>
-          <w:tcPr>
-            <w:tcW w:type="dxa" w:w="1224"/>
+              <w:t>20 min</w:t>
+            </w:r>
+          </w:p>
+        </w:tc>
+        <w:tc>
+          <w:tcPr>
+            <w:tcW w:type="dxa" w:w="1800"/>
+            <w:shd w:val="clear" w:color="auto" w:fill="E8F0FE"/>
           </w:tcPr>
           <w:p>
             <w:pPr>
               <w:jc w:val="center"/>
             </w:pPr>
-            <w:r/>
-            <w:r>
-              <w:rPr>
-                <w:b w:val="0"/>
-                <w:i w:val="0"/>
-                <w:sz w:val="19"/>
-              </w:rPr>
-              <w:t>35 min</w:t>
+            <w:r>
+              <w:t xml:space="preserve">55–62</w:t>
             </w:r>
           </w:p>
         </w:tc>
@@ -1954,13 +2144,13 @@
                 <w:i w:val="0"/>
                 <w:sz w:val="19"/>
               </w:rPr>
-              <w:t>2:55 – 3:30</w:t>
-            </w:r>
-          </w:p>
-        </w:tc>
-        <w:tc>
-          <w:tcPr>
-            <w:tcW w:type="dxa" w:w="6480"/>
+              <w:t>2:20 – 2:55</w:t>
+            </w:r>
+          </w:p>
+        </w:tc>
+        <w:tc>
+          <w:tcPr>
+            <w:tcW w:type="dxa" w:w="4680"/>
           </w:tcPr>
           <w:p>
             <w:r/>
@@ -1970,7 +2160,7 @@
                 <w:i w:val="0"/>
                 <w:sz w:val="19"/>
               </w:rPr>
-              <w:t>Lab 7: Init Containers</w:t>
+              <w:t>Lab 6: Multi-Container Pods — Sidecar Pattern</w:t>
             </w:r>
           </w:p>
         </w:tc>
@@ -1993,17 +2183,29 @@
             </w:r>
           </w:p>
         </w:tc>
-      </w:tr>
-      <w:tr>
-        <w:tc>
-          <w:tcPr>
-            <w:tcW w:type="dxa" w:w="1656"/>
-            <w:shd w:val="clear" w:color="auto" w:fill="FFF4E5"/>
+        <w:tc>
+          <w:tcPr>
+            <w:tcW w:type="dxa" w:w="1800"/>
           </w:tcPr>
           <w:p>
             <w:pPr>
               <w:jc w:val="center"/>
             </w:pPr>
+            <w:r>
+              <w:t xml:space="preserve">63–66</w:t>
+            </w:r>
+          </w:p>
+        </w:tc>
+      </w:tr>
+      <w:tr>
+        <w:tc>
+          <w:tcPr>
+            <w:tcW w:type="dxa" w:w="1656"/>
+          </w:tcPr>
+          <w:p>
+            <w:pPr>
+              <w:jc w:val="center"/>
+            </w:pPr>
             <w:r/>
             <w:r>
               <w:rPr>
@@ -2011,13 +2213,83 @@
                 <w:i w:val="0"/>
                 <w:sz w:val="19"/>
               </w:rPr>
+              <w:t>2:55 – 3:30</w:t>
+            </w:r>
+          </w:p>
+        </w:tc>
+        <w:tc>
+          <w:tcPr>
+            <w:tcW w:type="dxa" w:w="4680"/>
+          </w:tcPr>
+          <w:p>
+            <w:r/>
+            <w:r>
+              <w:rPr>
+                <w:b w:val="0"/>
+                <w:i w:val="0"/>
+                <w:sz w:val="19"/>
+              </w:rPr>
+              <w:t>Lab 7: Init Containers</w:t>
+            </w:r>
+          </w:p>
+        </w:tc>
+        <w:tc>
+          <w:tcPr>
+            <w:tcW w:type="dxa" w:w="1224"/>
+          </w:tcPr>
+          <w:p>
+            <w:pPr>
+              <w:jc w:val="center"/>
+            </w:pPr>
+            <w:r/>
+            <w:r>
+              <w:rPr>
+                <w:b w:val="0"/>
+                <w:i w:val="0"/>
+                <w:sz w:val="19"/>
+              </w:rPr>
+              <w:t>35 min</w:t>
+            </w:r>
+          </w:p>
+        </w:tc>
+        <w:tc>
+          <w:tcPr>
+            <w:tcW w:type="dxa" w:w="1800"/>
+          </w:tcPr>
+          <w:p>
+            <w:pPr>
+              <w:jc w:val="center"/>
+            </w:pPr>
+            <w:r>
+              <w:t xml:space="preserve">67–70</w:t>
+            </w:r>
+          </w:p>
+        </w:tc>
+      </w:tr>
+      <w:tr>
+        <w:tc>
+          <w:tcPr>
+            <w:tcW w:type="dxa" w:w="1656"/>
+            <w:shd w:val="clear" w:color="auto" w:fill="FFF4E5"/>
+          </w:tcPr>
+          <w:p>
+            <w:pPr>
+              <w:jc w:val="center"/>
+            </w:pPr>
+            <w:r/>
+            <w:r>
+              <w:rPr>
+                <w:b w:val="0"/>
+                <w:i w:val="0"/>
+                <w:sz w:val="19"/>
+              </w:rPr>
               <w:t>3:30 – 3:45</w:t>
             </w:r>
           </w:p>
         </w:tc>
         <w:tc>
           <w:tcPr>
-            <w:tcW w:type="dxa" w:w="6480"/>
+            <w:tcW w:type="dxa" w:w="4680"/>
             <w:shd w:val="clear" w:color="auto" w:fill="FFF4E5"/>
           </w:tcPr>
           <w:p>
@@ -2053,49 +2325,25 @@
             </w:r>
           </w:p>
         </w:tc>
-      </w:tr>
-      <w:tr>
-        <w:tc>
-          <w:tcPr>
-            <w:tcW w:type="dxa" w:w="1656"/>
-            <w:shd w:val="clear" w:color="auto" w:fill="E8F0FE"/>
+        <w:tc>
+          <w:tcPr>
+            <w:tcW w:type="dxa" w:w="1800"/>
+            <w:shd w:val="clear" w:color="auto" w:fill="FFF4E5"/>
           </w:tcPr>
           <w:p>
             <w:pPr>
               <w:jc w:val="center"/>
             </w:pPr>
-            <w:r/>
-            <w:r>
-              <w:rPr>
-                <w:b/>
-                <w:i w:val="0"/>
-                <w:sz w:val="19"/>
-              </w:rPr>
-              <w:t>3:45 – 4:05</w:t>
-            </w:r>
-          </w:p>
-        </w:tc>
-        <w:tc>
-          <w:tcPr>
-            <w:tcW w:type="dxa" w:w="6480"/>
-            <w:shd w:val="clear" w:color="auto" w:fill="E8F0FE"/>
-          </w:tcPr>
-          <w:p>
-            <w:r/>
-            <w:r>
-              <w:rPr>
-                <w:b/>
-                <w:i w:val="0"/>
-                <w:color w:val="1F6FEB"/>
-                <w:sz w:val="19"/>
-              </w:rPr>
-              <w:t>Topic 4: Volumes — emptyDir, tmpfs &amp; hostPath</w:t>
-            </w:r>
-          </w:p>
-        </w:tc>
-        <w:tc>
-          <w:tcPr>
-            <w:tcW w:type="dxa" w:w="1224"/>
+            <w:r>
+              <w:t xml:space="preserve">—</w:t>
+            </w:r>
+          </w:p>
+        </w:tc>
+      </w:tr>
+      <w:tr>
+        <w:tc>
+          <w:tcPr>
+            <w:tcW w:type="dxa" w:w="1656"/>
             <w:shd w:val="clear" w:color="auto" w:fill="E8F0FE"/>
           </w:tcPr>
           <w:p>
@@ -2105,19 +2353,36 @@
             <w:r/>
             <w:r>
               <w:rPr>
-                <w:b w:val="0"/>
+                <w:b/>
                 <w:i w:val="0"/>
                 <w:sz w:val="19"/>
               </w:rPr>
-              <w:t>20 min</w:t>
-            </w:r>
-          </w:p>
-        </w:tc>
-      </w:tr>
-      <w:tr>
-        <w:tc>
-          <w:tcPr>
-            <w:tcW w:type="dxa" w:w="1656"/>
+              <w:t>3:45 – 4:05</w:t>
+            </w:r>
+          </w:p>
+        </w:tc>
+        <w:tc>
+          <w:tcPr>
+            <w:tcW w:type="dxa" w:w="4680"/>
+            <w:shd w:val="clear" w:color="auto" w:fill="E8F0FE"/>
+          </w:tcPr>
+          <w:p>
+            <w:r/>
+            <w:r>
+              <w:rPr>
+                <w:b/>
+                <w:i w:val="0"/>
+                <w:color w:val="1F6FEB"/>
+                <w:sz w:val="19"/>
+              </w:rPr>
+              <w:t>Topic 4: Volumes — emptyDir, tmpfs &amp; hostPath</w:t>
+            </w:r>
+          </w:p>
+        </w:tc>
+        <w:tc>
+          <w:tcPr>
+            <w:tcW w:type="dxa" w:w="1224"/>
+            <w:shd w:val="clear" w:color="auto" w:fill="E8F0FE"/>
           </w:tcPr>
           <w:p>
             <w:pPr>
@@ -2130,42 +2395,21 @@
                 <w:i w:val="0"/>
                 <w:sz w:val="19"/>
               </w:rPr>
-              <w:t>4:05 – 4:45</w:t>
-            </w:r>
-          </w:p>
-        </w:tc>
-        <w:tc>
-          <w:tcPr>
-            <w:tcW w:type="dxa" w:w="6480"/>
-          </w:tcPr>
-          <w:p>
-            <w:r/>
-            <w:r>
-              <w:rPr>
-                <w:b w:val="0"/>
-                <w:i w:val="0"/>
-                <w:sz w:val="19"/>
-              </w:rPr>
-              <w:t>Lab 8: Volumes — emptyDir and hostPath</w:t>
-            </w:r>
-          </w:p>
-        </w:tc>
-        <w:tc>
-          <w:tcPr>
-            <w:tcW w:type="dxa" w:w="1224"/>
+              <w:t>20 min</w:t>
+            </w:r>
+          </w:p>
+        </w:tc>
+        <w:tc>
+          <w:tcPr>
+            <w:tcW w:type="dxa" w:w="1800"/>
+            <w:shd w:val="clear" w:color="auto" w:fill="E8F0FE"/>
           </w:tcPr>
           <w:p>
             <w:pPr>
               <w:jc w:val="center"/>
             </w:pPr>
-            <w:r/>
-            <w:r>
-              <w:rPr>
-                <w:b w:val="0"/>
-                <w:i w:val="0"/>
-                <w:sz w:val="19"/>
-              </w:rPr>
-              <w:t>40 min</w:t>
+            <w:r>
+              <w:t xml:space="preserve">71–75</w:t>
             </w:r>
           </w:p>
         </w:tc>
@@ -2186,13 +2430,13 @@
                 <w:i w:val="0"/>
                 <w:sz w:val="19"/>
               </w:rPr>
-              <w:t>4:45 – 5:25</w:t>
-            </w:r>
-          </w:p>
-        </w:tc>
-        <w:tc>
-          <w:tcPr>
-            <w:tcW w:type="dxa" w:w="6480"/>
+              <w:t>4:05 – 4:45</w:t>
+            </w:r>
+          </w:p>
+        </w:tc>
+        <w:tc>
+          <w:tcPr>
+            <w:tcW w:type="dxa" w:w="4680"/>
           </w:tcPr>
           <w:p>
             <w:r/>
@@ -2202,7 +2446,7 @@
                 <w:i w:val="0"/>
                 <w:sz w:val="19"/>
               </w:rPr>
-              <w:t>kubectl dry-run drills &amp; manifest-speed practice</w:t>
+              <w:t>Lab 8: Volumes — emptyDir and hostPath</w:t>
             </w:r>
           </w:p>
         </w:tc>
@@ -2225,46 +2469,24 @@
             </w:r>
           </w:p>
         </w:tc>
-      </w:tr>
-      <w:tr>
-        <w:tc>
-          <w:tcPr>
-            <w:tcW w:type="dxa" w:w="1656"/>
+        <w:tc>
+          <w:tcPr>
+            <w:tcW w:type="dxa" w:w="1800"/>
           </w:tcPr>
           <w:p>
             <w:pPr>
               <w:jc w:val="center"/>
             </w:pPr>
-            <w:r/>
-            <w:r>
-              <w:rPr>
-                <w:b w:val="0"/>
-                <w:i w:val="0"/>
-                <w:sz w:val="19"/>
-              </w:rPr>
-              <w:t>5:25 – 5:55</w:t>
-            </w:r>
-          </w:p>
-        </w:tc>
-        <w:tc>
-          <w:tcPr>
-            <w:tcW w:type="dxa" w:w="6480"/>
-          </w:tcPr>
-          <w:p>
-            <w:r/>
-            <w:r>
-              <w:rPr>
-                <w:b w:val="0"/>
-                <w:i w:val="0"/>
-                <w:sz w:val="19"/>
-              </w:rPr>
-              <w:t>Open lab / Q&amp;A</w:t>
-            </w:r>
-          </w:p>
-        </w:tc>
-        <w:tc>
-          <w:tcPr>
-            <w:tcW w:type="dxa" w:w="1224"/>
+            <w:r>
+              <w:t xml:space="preserve">76–79</w:t>
+            </w:r>
+          </w:p>
+        </w:tc>
+      </w:tr>
+      <w:tr>
+        <w:tc>
+          <w:tcPr>
+            <w:tcW w:type="dxa" w:w="1656"/>
           </w:tcPr>
           <w:p>
             <w:pPr>
@@ -2277,15 +2499,29 @@
                 <w:i w:val="0"/>
                 <w:sz w:val="19"/>
               </w:rPr>
-              <w:t>30 min</w:t>
-            </w:r>
-          </w:p>
-        </w:tc>
-      </w:tr>
-      <w:tr>
-        <w:tc>
-          <w:tcPr>
-            <w:tcW w:type="dxa" w:w="1656"/>
+              <w:t>4:45 – 5:25</w:t>
+            </w:r>
+          </w:p>
+        </w:tc>
+        <w:tc>
+          <w:tcPr>
+            <w:tcW w:type="dxa" w:w="4680"/>
+          </w:tcPr>
+          <w:p>
+            <w:r/>
+            <w:r>
+              <w:rPr>
+                <w:b w:val="0"/>
+                <w:i w:val="0"/>
+                <w:sz w:val="19"/>
+              </w:rPr>
+              <w:t>kubectl dry-run drills &amp; manifest-speed practice</w:t>
+            </w:r>
+          </w:p>
+        </w:tc>
+        <w:tc>
+          <w:tcPr>
+            <w:tcW w:type="dxa" w:w="1224"/>
           </w:tcPr>
           <w:p>
             <w:pPr>
@@ -2298,34 +2534,33 @@
                 <w:i w:val="0"/>
                 <w:sz w:val="19"/>
               </w:rPr>
-              <w:t>5:55 – 6:00</w:t>
-            </w:r>
-          </w:p>
-        </w:tc>
-        <w:tc>
-          <w:tcPr>
-            <w:tcW w:type="dxa" w:w="6480"/>
-          </w:tcPr>
-          <w:p>
-            <w:r/>
-            <w:r>
-              <w:rPr>
-                <w:b w:val="0"/>
-                <w:i w:val="0"/>
-                <w:sz w:val="19"/>
-              </w:rPr>
-              <w:t>Day 1 recap &amp; wrap-up</w:t>
-            </w:r>
-          </w:p>
-        </w:tc>
-        <w:tc>
-          <w:tcPr>
-            <w:tcW w:type="dxa" w:w="1224"/>
+              <w:t>40 min</w:t>
+            </w:r>
+          </w:p>
+        </w:tc>
+        <w:tc>
+          <w:tcPr>
+            <w:tcW w:type="dxa" w:w="1800"/>
           </w:tcPr>
           <w:p>
             <w:pPr>
               <w:jc w:val="center"/>
             </w:pPr>
+            <w:r>
+              <w:t xml:space="preserve">—</w:t>
+            </w:r>
+          </w:p>
+        </w:tc>
+      </w:tr>
+      <w:tr>
+        <w:tc>
+          <w:tcPr>
+            <w:tcW w:type="dxa" w:w="1656"/>
+          </w:tcPr>
+          <w:p>
+            <w:pPr>
+              <w:jc w:val="center"/>
+            </w:pPr>
             <w:r/>
             <w:r>
               <w:rPr>
@@ -2333,7 +2568,124 @@
                 <w:i w:val="0"/>
                 <w:sz w:val="19"/>
               </w:rPr>
+              <w:t>5:25 – 5:55</w:t>
+            </w:r>
+          </w:p>
+        </w:tc>
+        <w:tc>
+          <w:tcPr>
+            <w:tcW w:type="dxa" w:w="4680"/>
+          </w:tcPr>
+          <w:p>
+            <w:r/>
+            <w:r>
+              <w:rPr>
+                <w:b w:val="0"/>
+                <w:i w:val="0"/>
+                <w:sz w:val="19"/>
+              </w:rPr>
+              <w:t>Open lab / Q&amp;A</w:t>
+            </w:r>
+          </w:p>
+        </w:tc>
+        <w:tc>
+          <w:tcPr>
+            <w:tcW w:type="dxa" w:w="1224"/>
+          </w:tcPr>
+          <w:p>
+            <w:pPr>
+              <w:jc w:val="center"/>
+            </w:pPr>
+            <w:r/>
+            <w:r>
+              <w:rPr>
+                <w:b w:val="0"/>
+                <w:i w:val="0"/>
+                <w:sz w:val="19"/>
+              </w:rPr>
+              <w:t>30 min</w:t>
+            </w:r>
+          </w:p>
+        </w:tc>
+        <w:tc>
+          <w:tcPr>
+            <w:tcW w:type="dxa" w:w="1800"/>
+          </w:tcPr>
+          <w:p>
+            <w:pPr>
+              <w:jc w:val="center"/>
+            </w:pPr>
+            <w:r>
+              <w:t xml:space="preserve">—</w:t>
+            </w:r>
+          </w:p>
+        </w:tc>
+      </w:tr>
+      <w:tr>
+        <w:tc>
+          <w:tcPr>
+            <w:tcW w:type="dxa" w:w="1656"/>
+          </w:tcPr>
+          <w:p>
+            <w:pPr>
+              <w:jc w:val="center"/>
+            </w:pPr>
+            <w:r/>
+            <w:r>
+              <w:rPr>
+                <w:b w:val="0"/>
+                <w:i w:val="0"/>
+                <w:sz w:val="19"/>
+              </w:rPr>
+              <w:t>5:55 – 6:00</w:t>
+            </w:r>
+          </w:p>
+        </w:tc>
+        <w:tc>
+          <w:tcPr>
+            <w:tcW w:type="dxa" w:w="4680"/>
+          </w:tcPr>
+          <w:p>
+            <w:r/>
+            <w:r>
+              <w:rPr>
+                <w:b w:val="0"/>
+                <w:i w:val="0"/>
+                <w:sz w:val="19"/>
+              </w:rPr>
+              <w:t>Day 1 recap &amp; wrap-up</w:t>
+            </w:r>
+          </w:p>
+        </w:tc>
+        <w:tc>
+          <w:tcPr>
+            <w:tcW w:type="dxa" w:w="1224"/>
+          </w:tcPr>
+          <w:p>
+            <w:pPr>
+              <w:jc w:val="center"/>
+            </w:pPr>
+            <w:r/>
+            <w:r>
+              <w:rPr>
+                <w:b w:val="0"/>
+                <w:i w:val="0"/>
+                <w:sz w:val="19"/>
+              </w:rPr>
               <w:t>5 min</w:t>
+            </w:r>
+          </w:p>
+        </w:tc>
+        <w:tc>
+          <w:tcPr>
+            <w:tcW w:type="dxa" w:w="1800"/>
+          </w:tcPr>
+          <w:p>
+            <w:pPr>
+              <w:jc w:val="center"/>
+            </w:pPr>
+            <w:r>
+              <w:t xml:space="preserve">80</w:t>
             </w:r>
           </w:p>
         </w:tc>
@@ -2380,11 +2732,20 @@
         <w:tblW w:type="auto" w:w="0"/>
         <w:jc w:val="center"/>
         <w:tblLook w:firstColumn="1" w:firstRow="1" w:lastColumn="0" w:lastRow="0" w:noHBand="0" w:noVBand="1" w:val="04A0"/>
+        <w:tblBorders>
+          <w:top w:val="single" w:sz="4" w:space="0" w:color="9AA4B2"/>
+          <w:left w:val="single" w:sz="4" w:space="0" w:color="9AA4B2"/>
+          <w:bottom w:val="single" w:sz="4" w:space="0" w:color="9AA4B2"/>
+          <w:right w:val="single" w:sz="4" w:space="0" w:color="9AA4B2"/>
+          <w:insideH w:val="single" w:sz="4" w:space="0" w:color="9AA4B2"/>
+          <w:insideV w:val="single" w:sz="4" w:space="0" w:color="9AA4B2"/>
+        </w:tblBorders>
       </w:tblPr>
       <w:tblGrid>
-        <w:gridCol w:w="2880"/>
-        <w:gridCol w:w="2880"/>
-        <w:gridCol w:w="2880"/>
+        <w:gridCol w:w="1656"/>
+        <w:gridCol w:w="4680"/>
+        <w:gridCol w:w="1224"/>
+        <w:gridCol w:w="1800"/>
       </w:tblGrid>
       <w:tr>
         <w:tc>
@@ -2410,7 +2771,7 @@
         </w:tc>
         <w:tc>
           <w:tcPr>
-            <w:tcW w:type="dxa" w:w="6480"/>
+            <w:tcW w:type="dxa" w:w="4680"/>
             <w:shd w:val="clear" w:color="auto" w:fill="1F6FEB"/>
           </w:tcPr>
           <w:p>
@@ -2450,46 +2811,25 @@
             </w:r>
           </w:p>
         </w:tc>
-      </w:tr>
-      <w:tr>
-        <w:tc>
-          <w:tcPr>
-            <w:tcW w:type="dxa" w:w="1656"/>
+        <w:tc>
+          <w:tcPr>
+            <w:tcW w:type="dxa" w:w="1800"/>
+            <w:shd w:val="clear" w:color="auto" w:fill="1F6FEB"/>
           </w:tcPr>
           <w:p>
             <w:pPr>
               <w:jc w:val="center"/>
             </w:pPr>
-            <w:r/>
-            <w:r>
-              <w:rPr>
-                <w:b w:val="0"/>
-                <w:i w:val="0"/>
-                <w:sz w:val="19"/>
-              </w:rPr>
-              <w:t>9:00 – 9:15</w:t>
-            </w:r>
-          </w:p>
-        </w:tc>
-        <w:tc>
-          <w:tcPr>
-            <w:tcW w:type="dxa" w:w="6480"/>
-          </w:tcPr>
-          <w:p>
-            <w:r/>
-            <w:r>
-              <w:rPr>
-                <w:b w:val="0"/>
-                <w:i w:val="0"/>
-                <w:sz w:val="19"/>
-              </w:rPr>
-              <w:t>Day 1 recap &amp; Day 2 objectives</w:t>
-            </w:r>
-          </w:p>
-        </w:tc>
-        <w:tc>
-          <w:tcPr>
-            <w:tcW w:type="dxa" w:w="1224"/>
+            <w:r>
+              <w:t xml:space="preserve">Slides</w:t>
+            </w:r>
+          </w:p>
+        </w:tc>
+      </w:tr>
+      <w:tr>
+        <w:tc>
+          <w:tcPr>
+            <w:tcW w:type="dxa" w:w="1656"/>
           </w:tcPr>
           <w:p>
             <w:pPr>
@@ -2502,16 +2842,29 @@
                 <w:i w:val="0"/>
                 <w:sz w:val="19"/>
               </w:rPr>
-              <w:t>15 min</w:t>
-            </w:r>
-          </w:p>
-        </w:tc>
-      </w:tr>
-      <w:tr>
-        <w:tc>
-          <w:tcPr>
-            <w:tcW w:type="dxa" w:w="1656"/>
-            <w:shd w:val="clear" w:color="auto" w:fill="E8F0FE"/>
+              <w:t>9:00 – 9:15</w:t>
+            </w:r>
+          </w:p>
+        </w:tc>
+        <w:tc>
+          <w:tcPr>
+            <w:tcW w:type="dxa" w:w="4680"/>
+          </w:tcPr>
+          <w:p>
+            <w:r/>
+            <w:r>
+              <w:rPr>
+                <w:b w:val="0"/>
+                <w:i w:val="0"/>
+                <w:sz w:val="19"/>
+              </w:rPr>
+              <w:t>Day 1 recap &amp; Day 2 objectives</w:t>
+            </w:r>
+          </w:p>
+        </w:tc>
+        <w:tc>
+          <w:tcPr>
+            <w:tcW w:type="dxa" w:w="1224"/>
           </w:tcPr>
           <w:p>
             <w:pPr>
@@ -2520,49 +2873,24 @@
             <w:r/>
             <w:r>
               <w:rPr>
-                <w:b/>
+                <w:b w:val="0"/>
                 <w:i w:val="0"/>
                 <w:sz w:val="19"/>
               </w:rPr>
-              <w:t>9:15 – 9:40</w:t>
-            </w:r>
-          </w:p>
-        </w:tc>
-        <w:tc>
-          <w:tcPr>
-            <w:tcW w:type="dxa" w:w="6480"/>
-            <w:shd w:val="clear" w:color="auto" w:fill="E8F0FE"/>
-          </w:tcPr>
-          <w:p>
-            <w:r/>
-            <w:r>
-              <w:rPr>
-                <w:b/>
-                <w:i w:val="0"/>
-                <w:color w:val="1F6FEB"/>
-                <w:sz w:val="19"/>
-              </w:rPr>
-              <w:t>Topic 5: Deployments &amp; ReplicaSets — scale, self-heal, rollout</w:t>
-            </w:r>
-          </w:p>
-        </w:tc>
-        <w:tc>
-          <w:tcPr>
-            <w:tcW w:type="dxa" w:w="1224"/>
-            <w:shd w:val="clear" w:color="auto" w:fill="E8F0FE"/>
+              <w:t>15 min</w:t>
+            </w:r>
+          </w:p>
+        </w:tc>
+        <w:tc>
+          <w:tcPr>
+            <w:tcW w:type="dxa" w:w="1800"/>
           </w:tcPr>
           <w:p>
             <w:pPr>
               <w:jc w:val="center"/>
             </w:pPr>
-            <w:r/>
-            <w:r>
-              <w:rPr>
-                <w:b w:val="0"/>
-                <w:i w:val="0"/>
-                <w:sz w:val="19"/>
-              </w:rPr>
-              <w:t>25 min</w:t>
+            <w:r>
+              <w:t xml:space="preserve">82–84</w:t>
             </w:r>
           </w:p>
         </w:tc>
@@ -2571,6 +2899,7 @@
         <w:tc>
           <w:tcPr>
             <w:tcW w:type="dxa" w:w="1656"/>
+            <w:shd w:val="clear" w:color="auto" w:fill="E8F0FE"/>
           </w:tcPr>
           <w:p>
             <w:pPr>
@@ -2579,33 +2908,36 @@
             <w:r/>
             <w:r>
               <w:rPr>
-                <w:b w:val="0"/>
+                <w:b/>
                 <w:i w:val="0"/>
                 <w:sz w:val="19"/>
               </w:rPr>
-              <w:t>9:40 – 10:15</w:t>
-            </w:r>
-          </w:p>
-        </w:tc>
-        <w:tc>
-          <w:tcPr>
-            <w:tcW w:type="dxa" w:w="6480"/>
-          </w:tcPr>
-          <w:p>
-            <w:r/>
-            <w:r>
-              <w:rPr>
-                <w:b w:val="0"/>
-                <w:i w:val="0"/>
+              <w:t>9:15 – 9:40</w:t>
+            </w:r>
+          </w:p>
+        </w:tc>
+        <w:tc>
+          <w:tcPr>
+            <w:tcW w:type="dxa" w:w="4680"/>
+            <w:shd w:val="clear" w:color="auto" w:fill="E8F0FE"/>
+          </w:tcPr>
+          <w:p>
+            <w:r/>
+            <w:r>
+              <w:rPr>
+                <w:b/>
+                <w:i w:val="0"/>
+                <w:color w:val="1F6FEB"/>
                 <w:sz w:val="19"/>
               </w:rPr>
-              <w:t>Lab 9: Deployments and ReplicaSets</w:t>
+              <w:t>Topic 5: Deployments &amp; ReplicaSets — scale, self-heal, rollout</w:t>
             </w:r>
           </w:p>
         </w:tc>
         <w:tc>
           <w:tcPr>
             <w:tcW w:type="dxa" w:w="1224"/>
+            <w:shd w:val="clear" w:color="auto" w:fill="E8F0FE"/>
           </w:tcPr>
           <w:p>
             <w:pPr>
@@ -2618,50 +2950,29 @@
                 <w:i w:val="0"/>
                 <w:sz w:val="19"/>
               </w:rPr>
-              <w:t>35 min</w:t>
-            </w:r>
-          </w:p>
-        </w:tc>
-      </w:tr>
-      <w:tr>
-        <w:tc>
-          <w:tcPr>
-            <w:tcW w:type="dxa" w:w="1656"/>
+              <w:t>25 min</w:t>
+            </w:r>
+          </w:p>
+        </w:tc>
+        <w:tc>
+          <w:tcPr>
+            <w:tcW w:type="dxa" w:w="1800"/>
+            <w:shd w:val="clear" w:color="auto" w:fill="E8F0FE"/>
           </w:tcPr>
           <w:p>
             <w:pPr>
               <w:jc w:val="center"/>
             </w:pPr>
-            <w:r/>
-            <w:r>
-              <w:rPr>
-                <w:b w:val="0"/>
-                <w:i w:val="0"/>
-                <w:sz w:val="19"/>
-              </w:rPr>
-              <w:t>10:15 – 10:50</w:t>
-            </w:r>
-          </w:p>
-        </w:tc>
-        <w:tc>
-          <w:tcPr>
-            <w:tcW w:type="dxa" w:w="6480"/>
-          </w:tcPr>
-          <w:p>
-            <w:r/>
-            <w:r>
-              <w:rPr>
-                <w:b w:val="0"/>
-                <w:i w:val="0"/>
-                <w:sz w:val="19"/>
-              </w:rPr>
-              <w:t>Lab 10: Rolling Updates and Rollback</w:t>
-            </w:r>
-          </w:p>
-        </w:tc>
-        <w:tc>
-          <w:tcPr>
-            <w:tcW w:type="dxa" w:w="1224"/>
+            <w:r>
+              <w:t xml:space="preserve">102–105</w:t>
+            </w:r>
+          </w:p>
+        </w:tc>
+      </w:tr>
+      <w:tr>
+        <w:tc>
+          <w:tcPr>
+            <w:tcW w:type="dxa" w:w="1656"/>
           </w:tcPr>
           <w:p>
             <w:pPr>
@@ -2674,16 +2985,29 @@
                 <w:i w:val="0"/>
                 <w:sz w:val="19"/>
               </w:rPr>
-              <w:t>35 min</w:t>
-            </w:r>
-          </w:p>
-        </w:tc>
-      </w:tr>
-      <w:tr>
-        <w:tc>
-          <w:tcPr>
-            <w:tcW w:type="dxa" w:w="1656"/>
-            <w:shd w:val="clear" w:color="auto" w:fill="FFF4E5"/>
+              <w:t>9:40 – 10:15</w:t>
+            </w:r>
+          </w:p>
+        </w:tc>
+        <w:tc>
+          <w:tcPr>
+            <w:tcW w:type="dxa" w:w="4680"/>
+          </w:tcPr>
+          <w:p>
+            <w:r/>
+            <w:r>
+              <w:rPr>
+                <w:b w:val="0"/>
+                <w:i w:val="0"/>
+                <w:sz w:val="19"/>
+              </w:rPr>
+              <w:t>Lab 9: Deployments and ReplicaSets</w:t>
+            </w:r>
+          </w:p>
+        </w:tc>
+        <w:tc>
+          <w:tcPr>
+            <w:tcW w:type="dxa" w:w="1224"/>
           </w:tcPr>
           <w:p>
             <w:pPr>
@@ -2696,13 +3020,117 @@
                 <w:i w:val="0"/>
                 <w:sz w:val="19"/>
               </w:rPr>
+              <w:t>35 min</w:t>
+            </w:r>
+          </w:p>
+        </w:tc>
+        <w:tc>
+          <w:tcPr>
+            <w:tcW w:type="dxa" w:w="1800"/>
+          </w:tcPr>
+          <w:p>
+            <w:pPr>
+              <w:jc w:val="center"/>
+            </w:pPr>
+            <w:r>
+              <w:t xml:space="preserve">106–109</w:t>
+            </w:r>
+          </w:p>
+        </w:tc>
+      </w:tr>
+      <w:tr>
+        <w:tc>
+          <w:tcPr>
+            <w:tcW w:type="dxa" w:w="1656"/>
+          </w:tcPr>
+          <w:p>
+            <w:pPr>
+              <w:jc w:val="center"/>
+            </w:pPr>
+            <w:r/>
+            <w:r>
+              <w:rPr>
+                <w:b w:val="0"/>
+                <w:i w:val="0"/>
+                <w:sz w:val="19"/>
+              </w:rPr>
+              <w:t>10:15 – 10:50</w:t>
+            </w:r>
+          </w:p>
+        </w:tc>
+        <w:tc>
+          <w:tcPr>
+            <w:tcW w:type="dxa" w:w="4680"/>
+          </w:tcPr>
+          <w:p>
+            <w:r/>
+            <w:r>
+              <w:rPr>
+                <w:b w:val="0"/>
+                <w:i w:val="0"/>
+                <w:sz w:val="19"/>
+              </w:rPr>
+              <w:t>Lab 10: Rolling Updates and Rollback</w:t>
+            </w:r>
+          </w:p>
+        </w:tc>
+        <w:tc>
+          <w:tcPr>
+            <w:tcW w:type="dxa" w:w="1224"/>
+          </w:tcPr>
+          <w:p>
+            <w:pPr>
+              <w:jc w:val="center"/>
+            </w:pPr>
+            <w:r/>
+            <w:r>
+              <w:rPr>
+                <w:b w:val="0"/>
+                <w:i w:val="0"/>
+                <w:sz w:val="19"/>
+              </w:rPr>
+              <w:t>35 min</w:t>
+            </w:r>
+          </w:p>
+        </w:tc>
+        <w:tc>
+          <w:tcPr>
+            <w:tcW w:type="dxa" w:w="1800"/>
+          </w:tcPr>
+          <w:p>
+            <w:pPr>
+              <w:jc w:val="center"/>
+            </w:pPr>
+            <w:r>
+              <w:t xml:space="preserve">111–118</w:t>
+            </w:r>
+          </w:p>
+        </w:tc>
+      </w:tr>
+      <w:tr>
+        <w:tc>
+          <w:tcPr>
+            <w:tcW w:type="dxa" w:w="1656"/>
+            <w:shd w:val="clear" w:color="auto" w:fill="FFF4E5"/>
+          </w:tcPr>
+          <w:p>
+            <w:pPr>
+              <w:jc w:val="center"/>
+            </w:pPr>
+            <w:r/>
+            <w:r>
+              <w:rPr>
+                <w:b w:val="0"/>
+                <w:i w:val="0"/>
+                <w:sz w:val="19"/>
+              </w:rPr>
               <w:t>10:50 – 11:05</w:t>
             </w:r>
           </w:p>
         </w:tc>
         <w:tc>
           <w:tcPr>
-            <w:tcW w:type="dxa" w:w="6480"/>
+            <w:tcW w:type="dxa" w:w="4680"/>
             <w:shd w:val="clear" w:color="auto" w:fill="FFF4E5"/>
           </w:tcPr>
           <w:p>
@@ -2738,49 +3166,25 @@
             </w:r>
           </w:p>
         </w:tc>
-      </w:tr>
-      <w:tr>
-        <w:tc>
-          <w:tcPr>
-            <w:tcW w:type="dxa" w:w="1656"/>
-            <w:shd w:val="clear" w:color="auto" w:fill="E8F0FE"/>
+        <w:tc>
+          <w:tcPr>
+            <w:tcW w:type="dxa" w:w="1800"/>
+            <w:shd w:val="clear" w:color="auto" w:fill="FFF4E5"/>
           </w:tcPr>
           <w:p>
             <w:pPr>
               <w:jc w:val="center"/>
             </w:pPr>
-            <w:r/>
-            <w:r>
-              <w:rPr>
-                <w:b/>
-                <w:i w:val="0"/>
-                <w:sz w:val="19"/>
-              </w:rPr>
-              <w:t>11:05 – 11:25</w:t>
-            </w:r>
-          </w:p>
-        </w:tc>
-        <w:tc>
-          <w:tcPr>
-            <w:tcW w:type="dxa" w:w="6480"/>
-            <w:shd w:val="clear" w:color="auto" w:fill="E8F0FE"/>
-          </w:tcPr>
-          <w:p>
-            <w:r/>
-            <w:r>
-              <w:rPr>
-                <w:b/>
-                <w:i w:val="0"/>
-                <w:color w:val="1F6FEB"/>
-                <w:sz w:val="19"/>
-              </w:rPr>
-              <w:t>Topic 6: Release Strategies — blue/green &amp; canary</w:t>
-            </w:r>
-          </w:p>
-        </w:tc>
-        <w:tc>
-          <w:tcPr>
-            <w:tcW w:type="dxa" w:w="1224"/>
+            <w:r>
+              <w:t xml:space="preserve">—</w:t>
+            </w:r>
+          </w:p>
+        </w:tc>
+      </w:tr>
+      <w:tr>
+        <w:tc>
+          <w:tcPr>
+            <w:tcW w:type="dxa" w:w="1656"/>
             <w:shd w:val="clear" w:color="auto" w:fill="E8F0FE"/>
           </w:tcPr>
           <w:p>
@@ -2790,19 +3194,36 @@
             <w:r/>
             <w:r>
               <w:rPr>
-                <w:b w:val="0"/>
+                <w:b/>
                 <w:i w:val="0"/>
                 <w:sz w:val="19"/>
               </w:rPr>
-              <w:t>20 min</w:t>
-            </w:r>
-          </w:p>
-        </w:tc>
-      </w:tr>
-      <w:tr>
-        <w:tc>
-          <w:tcPr>
-            <w:tcW w:type="dxa" w:w="1656"/>
+              <w:t>11:05 – 11:25</w:t>
+            </w:r>
+          </w:p>
+        </w:tc>
+        <w:tc>
+          <w:tcPr>
+            <w:tcW w:type="dxa" w:w="4680"/>
+            <w:shd w:val="clear" w:color="auto" w:fill="E8F0FE"/>
+          </w:tcPr>
+          <w:p>
+            <w:r/>
+            <w:r>
+              <w:rPr>
+                <w:b/>
+                <w:i w:val="0"/>
+                <w:color w:val="1F6FEB"/>
+                <w:sz w:val="19"/>
+              </w:rPr>
+              <w:t>Topic 6: Release Strategies — blue/green &amp; canary</w:t>
+            </w:r>
+          </w:p>
+        </w:tc>
+        <w:tc>
+          <w:tcPr>
+            <w:tcW w:type="dxa" w:w="1224"/>
+            <w:shd w:val="clear" w:color="auto" w:fill="E8F0FE"/>
           </w:tcPr>
           <w:p>
             <w:pPr>
@@ -2815,42 +3236,21 @@
                 <w:i w:val="0"/>
                 <w:sz w:val="19"/>
               </w:rPr>
-              <w:t>11:25 – 12:00</w:t>
-            </w:r>
-          </w:p>
-        </w:tc>
-        <w:tc>
-          <w:tcPr>
-            <w:tcW w:type="dxa" w:w="6480"/>
-          </w:tcPr>
-          <w:p>
-            <w:r/>
-            <w:r>
-              <w:rPr>
-                <w:b w:val="0"/>
-                <w:i w:val="0"/>
-                <w:sz w:val="19"/>
-              </w:rPr>
-              <w:t>Lab 11: Blue/Green Deployment</w:t>
-            </w:r>
-          </w:p>
-        </w:tc>
-        <w:tc>
-          <w:tcPr>
-            <w:tcW w:type="dxa" w:w="1224"/>
+              <w:t>20 min</w:t>
+            </w:r>
+          </w:p>
+        </w:tc>
+        <w:tc>
+          <w:tcPr>
+            <w:tcW w:type="dxa" w:w="1800"/>
+            <w:shd w:val="clear" w:color="auto" w:fill="E8F0FE"/>
           </w:tcPr>
           <w:p>
             <w:pPr>
               <w:jc w:val="center"/>
             </w:pPr>
-            <w:r/>
-            <w:r>
-              <w:rPr>
-                <w:b w:val="0"/>
-                <w:i w:val="0"/>
-                <w:sz w:val="19"/>
-              </w:rPr>
-              <w:t>35 min</w:t>
+            <w:r>
+              <w:t xml:space="preserve">120–123</w:t>
             </w:r>
           </w:p>
         </w:tc>
@@ -2871,13 +3271,13 @@
                 <w:i w:val="0"/>
                 <w:sz w:val="19"/>
               </w:rPr>
-              <w:t>12:00 – 12:35</w:t>
-            </w:r>
-          </w:p>
-        </w:tc>
-        <w:tc>
-          <w:tcPr>
-            <w:tcW w:type="dxa" w:w="6480"/>
+              <w:t>11:25 – 12:00</w:t>
+            </w:r>
+          </w:p>
+        </w:tc>
+        <w:tc>
+          <w:tcPr>
+            <w:tcW w:type="dxa" w:w="4680"/>
           </w:tcPr>
           <w:p>
             <w:r/>
@@ -2887,7 +3287,7 @@
                 <w:i w:val="0"/>
                 <w:sz w:val="19"/>
               </w:rPr>
-              <w:t>Lab 12: Canary Deployment</w:t>
+              <w:t>Lab 11: Blue/Green Deployment</w:t>
             </w:r>
           </w:p>
         </w:tc>
@@ -2910,46 +3310,24 @@
             </w:r>
           </w:p>
         </w:tc>
-      </w:tr>
-      <w:tr>
-        <w:tc>
-          <w:tcPr>
-            <w:tcW w:type="dxa" w:w="1656"/>
+        <w:tc>
+          <w:tcPr>
+            <w:tcW w:type="dxa" w:w="1800"/>
           </w:tcPr>
           <w:p>
             <w:pPr>
               <w:jc w:val="center"/>
             </w:pPr>
-            <w:r/>
-            <w:r>
-              <w:rPr>
-                <w:b w:val="0"/>
-                <w:i w:val="0"/>
-                <w:sz w:val="19"/>
-              </w:rPr>
-              <w:t>12:35 – 1:00</w:t>
-            </w:r>
-          </w:p>
-        </w:tc>
-        <w:tc>
-          <w:tcPr>
-            <w:tcW w:type="dxa" w:w="6480"/>
-          </w:tcPr>
-          <w:p>
-            <w:r/>
-            <w:r>
-              <w:rPr>
-                <w:b w:val="0"/>
-                <w:i w:val="0"/>
-                <w:sz w:val="19"/>
-              </w:rPr>
-              <w:t>Morning Q&amp;A</w:t>
-            </w:r>
-          </w:p>
-        </w:tc>
-        <w:tc>
-          <w:tcPr>
-            <w:tcW w:type="dxa" w:w="1224"/>
+            <w:r>
+              <w:t xml:space="preserve">124–127</w:t>
+            </w:r>
+          </w:p>
+        </w:tc>
+      </w:tr>
+      <w:tr>
+        <w:tc>
+          <w:tcPr>
+            <w:tcW w:type="dxa" w:w="1656"/>
           </w:tcPr>
           <w:p>
             <w:pPr>
@@ -2962,7 +3340,124 @@
                 <w:i w:val="0"/>
                 <w:sz w:val="19"/>
               </w:rPr>
+              <w:t>12:00 – 12:35</w:t>
+            </w:r>
+          </w:p>
+        </w:tc>
+        <w:tc>
+          <w:tcPr>
+            <w:tcW w:type="dxa" w:w="4680"/>
+          </w:tcPr>
+          <w:p>
+            <w:r/>
+            <w:r>
+              <w:rPr>
+                <w:b w:val="0"/>
+                <w:i w:val="0"/>
+                <w:sz w:val="19"/>
+              </w:rPr>
+              <w:t>Lab 12: Canary Deployment</w:t>
+            </w:r>
+          </w:p>
+        </w:tc>
+        <w:tc>
+          <w:tcPr>
+            <w:tcW w:type="dxa" w:w="1224"/>
+          </w:tcPr>
+          <w:p>
+            <w:pPr>
+              <w:jc w:val="center"/>
+            </w:pPr>
+            <w:r/>
+            <w:r>
+              <w:rPr>
+                <w:b w:val="0"/>
+                <w:i w:val="0"/>
+                <w:sz w:val="19"/>
+              </w:rPr>
+              <w:t>35 min</w:t>
+            </w:r>
+          </w:p>
+        </w:tc>
+        <w:tc>
+          <w:tcPr>
+            <w:tcW w:type="dxa" w:w="1800"/>
+          </w:tcPr>
+          <w:p>
+            <w:pPr>
+              <w:jc w:val="center"/>
+            </w:pPr>
+            <w:r>
+              <w:t xml:space="preserve">128–131</w:t>
+            </w:r>
+          </w:p>
+        </w:tc>
+      </w:tr>
+      <w:tr>
+        <w:tc>
+          <w:tcPr>
+            <w:tcW w:type="dxa" w:w="1656"/>
+          </w:tcPr>
+          <w:p>
+            <w:pPr>
+              <w:jc w:val="center"/>
+            </w:pPr>
+            <w:r/>
+            <w:r>
+              <w:rPr>
+                <w:b w:val="0"/>
+                <w:i w:val="0"/>
+                <w:sz w:val="19"/>
+              </w:rPr>
+              <w:t>12:35 – 1:00</w:t>
+            </w:r>
+          </w:p>
+        </w:tc>
+        <w:tc>
+          <w:tcPr>
+            <w:tcW w:type="dxa" w:w="4680"/>
+          </w:tcPr>
+          <w:p>
+            <w:r/>
+            <w:r>
+              <w:rPr>
+                <w:b w:val="0"/>
+                <w:i w:val="0"/>
+                <w:sz w:val="19"/>
+              </w:rPr>
+              <w:t>Morning Q&amp;A</w:t>
+            </w:r>
+          </w:p>
+        </w:tc>
+        <w:tc>
+          <w:tcPr>
+            <w:tcW w:type="dxa" w:w="1224"/>
+          </w:tcPr>
+          <w:p>
+            <w:pPr>
+              <w:jc w:val="center"/>
+            </w:pPr>
+            <w:r/>
+            <w:r>
+              <w:rPr>
+                <w:b w:val="0"/>
+                <w:i w:val="0"/>
+                <w:sz w:val="19"/>
+              </w:rPr>
               <w:t>25 min</w:t>
+            </w:r>
+          </w:p>
+        </w:tc>
+        <w:tc>
+          <w:tcPr>
+            <w:tcW w:type="dxa" w:w="1800"/>
+          </w:tcPr>
+          <w:p>
+            <w:pPr>
+              <w:jc w:val="center"/>
+            </w:pPr>
+            <w:r>
+              <w:t xml:space="preserve">—</w:t>
             </w:r>
           </w:p>
         </w:tc>
@@ -2974,11 +3469,20 @@
         <w:tblW w:type="auto" w:w="0"/>
         <w:jc w:val="center"/>
         <w:tblLook w:firstColumn="1" w:firstRow="1" w:lastColumn="0" w:lastRow="0" w:noHBand="0" w:noVBand="1" w:val="04A0"/>
+        <w:tblBorders>
+          <w:top w:val="single" w:sz="4" w:space="0" w:color="9AA4B2"/>
+          <w:left w:val="single" w:sz="4" w:space="0" w:color="9AA4B2"/>
+          <w:bottom w:val="single" w:sz="4" w:space="0" w:color="9AA4B2"/>
+          <w:right w:val="single" w:sz="4" w:space="0" w:color="9AA4B2"/>
+          <w:insideH w:val="single" w:sz="4" w:space="0" w:color="9AA4B2"/>
+          <w:insideV w:val="single" w:sz="4" w:space="0" w:color="9AA4B2"/>
+        </w:tblBorders>
       </w:tblPr>
       <w:tblGrid>
-        <w:gridCol w:w="2880"/>
-        <w:gridCol w:w="2880"/>
-        <w:gridCol w:w="2880"/>
+        <w:gridCol w:w="1656"/>
+        <w:gridCol w:w="4680"/>
+        <w:gridCol w:w="1224"/>
+        <w:gridCol w:w="1800"/>
       </w:tblGrid>
       <w:tr>
         <w:tc>
@@ -3004,7 +3508,7 @@
         </w:tc>
         <w:tc>
           <w:tcPr>
-            <w:tcW w:type="dxa" w:w="6480"/>
+            <w:tcW w:type="dxa" w:w="4680"/>
             <w:shd w:val="clear" w:color="auto" w:fill="1F6FEB"/>
           </w:tcPr>
           <w:p>
@@ -3044,17 +3548,31 @@
             </w:r>
           </w:p>
         </w:tc>
-      </w:tr>
-      <w:tr>
-        <w:tc>
-          <w:tcPr>
-            <w:tcW w:type="dxa" w:w="1656"/>
-            <w:shd w:val="clear" w:color="auto" w:fill="FFF4E5"/>
+        <w:tc>
+          <w:tcPr>
+            <w:tcW w:type="dxa" w:w="1800"/>
+            <w:shd w:val="clear" w:color="auto" w:fill="1F6FEB"/>
           </w:tcPr>
           <w:p>
             <w:pPr>
               <w:jc w:val="center"/>
             </w:pPr>
+            <w:r>
+              <w:t xml:space="preserve">Slides</w:t>
+            </w:r>
+          </w:p>
+        </w:tc>
+      </w:tr>
+      <w:tr>
+        <w:tc>
+          <w:tcPr>
+            <w:tcW w:type="dxa" w:w="1656"/>
+            <w:shd w:val="clear" w:color="auto" w:fill="FFF4E5"/>
+          </w:tcPr>
+          <w:p>
+            <w:pPr>
+              <w:jc w:val="center"/>
+            </w:pPr>
             <w:r/>
             <w:r>
               <w:rPr>
@@ -3068,7 +3586,7 @@
         </w:tc>
         <w:tc>
           <w:tcPr>
-            <w:tcW w:type="dxa" w:w="6480"/>
+            <w:tcW w:type="dxa" w:w="4680"/>
             <w:shd w:val="clear" w:color="auto" w:fill="FFF4E5"/>
           </w:tcPr>
           <w:p>
@@ -3101,6 +3619,20 @@
                 <w:sz w:val="19"/>
               </w:rPr>
               <w:t>60 min</w:t>
+            </w:r>
+          </w:p>
+        </w:tc>
+        <w:tc>
+          <w:tcPr>
+            <w:tcW w:type="dxa" w:w="1800"/>
+            <w:shd w:val="clear" w:color="auto" w:fill="FFF4E5"/>
+          </w:tcPr>
+          <w:p>
+            <w:pPr>
+              <w:jc w:val="center"/>
+            </w:pPr>
+            <w:r>
+              <w:t xml:space="preserve">119</w:t>
             </w:r>
           </w:p>
         </w:tc>
@@ -3125,11 +3657,20 @@
         <w:tblW w:type="auto" w:w="0"/>
         <w:jc w:val="center"/>
         <w:tblLook w:firstColumn="1" w:firstRow="1" w:lastColumn="0" w:lastRow="0" w:noHBand="0" w:noVBand="1" w:val="04A0"/>
+        <w:tblBorders>
+          <w:top w:val="single" w:sz="4" w:space="0" w:color="9AA4B2"/>
+          <w:left w:val="single" w:sz="4" w:space="0" w:color="9AA4B2"/>
+          <w:bottom w:val="single" w:sz="4" w:space="0" w:color="9AA4B2"/>
+          <w:right w:val="single" w:sz="4" w:space="0" w:color="9AA4B2"/>
+          <w:insideH w:val="single" w:sz="4" w:space="0" w:color="9AA4B2"/>
+          <w:insideV w:val="single" w:sz="4" w:space="0" w:color="9AA4B2"/>
+        </w:tblBorders>
       </w:tblPr>
       <w:tblGrid>
-        <w:gridCol w:w="2880"/>
-        <w:gridCol w:w="2880"/>
-        <w:gridCol w:w="2880"/>
+        <w:gridCol w:w="1656"/>
+        <w:gridCol w:w="4680"/>
+        <w:gridCol w:w="1224"/>
+        <w:gridCol w:w="1800"/>
       </w:tblGrid>
       <w:tr>
         <w:tc>
@@ -3155,7 +3696,7 @@
         </w:tc>
         <w:tc>
           <w:tcPr>
-            <w:tcW w:type="dxa" w:w="6480"/>
+            <w:tcW w:type="dxa" w:w="4680"/>
             <w:shd w:val="clear" w:color="auto" w:fill="1F6FEB"/>
           </w:tcPr>
           <w:p>
@@ -3195,49 +3736,25 @@
             </w:r>
           </w:p>
         </w:tc>
-      </w:tr>
-      <w:tr>
-        <w:tc>
-          <w:tcPr>
-            <w:tcW w:type="dxa" w:w="1656"/>
-            <w:shd w:val="clear" w:color="auto" w:fill="E8F0FE"/>
+        <w:tc>
+          <w:tcPr>
+            <w:tcW w:type="dxa" w:w="1800"/>
+            <w:shd w:val="clear" w:color="auto" w:fill="1F6FEB"/>
           </w:tcPr>
           <w:p>
             <w:pPr>
               <w:jc w:val="center"/>
             </w:pPr>
-            <w:r/>
-            <w:r>
-              <w:rPr>
-                <w:b/>
-                <w:i w:val="0"/>
-                <w:sz w:val="19"/>
-              </w:rPr>
-              <w:t>2:00 – 2:20</w:t>
-            </w:r>
-          </w:p>
-        </w:tc>
-        <w:tc>
-          <w:tcPr>
-            <w:tcW w:type="dxa" w:w="6480"/>
-            <w:shd w:val="clear" w:color="auto" w:fill="E8F0FE"/>
-          </w:tcPr>
-          <w:p>
-            <w:r/>
-            <w:r>
-              <w:rPr>
-                <w:b/>
-                <w:i w:val="0"/>
-                <w:color w:val="1F6FEB"/>
-                <w:sz w:val="19"/>
-              </w:rPr>
-              <w:t>Topic 7: Helm — Kubernetes package manager</w:t>
-            </w:r>
-          </w:p>
-        </w:tc>
-        <w:tc>
-          <w:tcPr>
-            <w:tcW w:type="dxa" w:w="1224"/>
+            <w:r>
+              <w:t xml:space="preserve">Slides</w:t>
+            </w:r>
+          </w:p>
+        </w:tc>
+      </w:tr>
+      <w:tr>
+        <w:tc>
+          <w:tcPr>
+            <w:tcW w:type="dxa" w:w="1656"/>
             <w:shd w:val="clear" w:color="auto" w:fill="E8F0FE"/>
           </w:tcPr>
           <w:p>
@@ -3247,19 +3764,36 @@
             <w:r/>
             <w:r>
               <w:rPr>
-                <w:b w:val="0"/>
+                <w:b/>
                 <w:i w:val="0"/>
                 <w:sz w:val="19"/>
               </w:rPr>
-              <w:t>20 min</w:t>
-            </w:r>
-          </w:p>
-        </w:tc>
-      </w:tr>
-      <w:tr>
-        <w:tc>
-          <w:tcPr>
-            <w:tcW w:type="dxa" w:w="1656"/>
+              <w:t>2:00 – 2:20</w:t>
+            </w:r>
+          </w:p>
+        </w:tc>
+        <w:tc>
+          <w:tcPr>
+            <w:tcW w:type="dxa" w:w="4680"/>
+            <w:shd w:val="clear" w:color="auto" w:fill="E8F0FE"/>
+          </w:tcPr>
+          <w:p>
+            <w:r/>
+            <w:r>
+              <w:rPr>
+                <w:b/>
+                <w:i w:val="0"/>
+                <w:color w:val="1F6FEB"/>
+                <w:sz w:val="19"/>
+              </w:rPr>
+              <w:t>Topic 7: Helm — Kubernetes package manager</w:t>
+            </w:r>
+          </w:p>
+        </w:tc>
+        <w:tc>
+          <w:tcPr>
+            <w:tcW w:type="dxa" w:w="1224"/>
+            <w:shd w:val="clear" w:color="auto" w:fill="E8F0FE"/>
           </w:tcPr>
           <w:p>
             <w:pPr>
@@ -3272,42 +3806,21 @@
                 <w:i w:val="0"/>
                 <w:sz w:val="19"/>
               </w:rPr>
-              <w:t>2:20 – 3:00</w:t>
-            </w:r>
-          </w:p>
-        </w:tc>
-        <w:tc>
-          <w:tcPr>
-            <w:tcW w:type="dxa" w:w="6480"/>
-          </w:tcPr>
-          <w:p>
-            <w:r/>
-            <w:r>
-              <w:rPr>
-                <w:b w:val="0"/>
-                <w:i w:val="0"/>
-                <w:sz w:val="19"/>
-              </w:rPr>
-              <w:t>Lab 13: Helm — Install, Upgrade, Rollback</w:t>
-            </w:r>
-          </w:p>
-        </w:tc>
-        <w:tc>
-          <w:tcPr>
-            <w:tcW w:type="dxa" w:w="1224"/>
+              <w:t>20 min</w:t>
+            </w:r>
+          </w:p>
+        </w:tc>
+        <w:tc>
+          <w:tcPr>
+            <w:tcW w:type="dxa" w:w="1800"/>
+            <w:shd w:val="clear" w:color="auto" w:fill="E8F0FE"/>
           </w:tcPr>
           <w:p>
             <w:pPr>
               <w:jc w:val="center"/>
             </w:pPr>
-            <w:r/>
-            <w:r>
-              <w:rPr>
-                <w:b w:val="0"/>
-                <w:i w:val="0"/>
-                <w:sz w:val="19"/>
-              </w:rPr>
-              <w:t>40 min</w:t>
+            <w:r>
+              <w:t xml:space="preserve">139–142</w:t>
             </w:r>
           </w:p>
         </w:tc>
@@ -3316,7 +3829,6 @@
         <w:tc>
           <w:tcPr>
             <w:tcW w:type="dxa" w:w="1656"/>
-            <w:shd w:val="clear" w:color="auto" w:fill="E8F0FE"/>
           </w:tcPr>
           <w:p>
             <w:pPr>
@@ -3325,36 +3837,33 @@
             <w:r/>
             <w:r>
               <w:rPr>
-                <w:b/>
+                <w:b w:val="0"/>
                 <w:i w:val="0"/>
                 <w:sz w:val="19"/>
               </w:rPr>
-              <w:t>3:00 – 3:20</w:t>
-            </w:r>
-          </w:p>
-        </w:tc>
-        <w:tc>
-          <w:tcPr>
-            <w:tcW w:type="dxa" w:w="6480"/>
-            <w:shd w:val="clear" w:color="auto" w:fill="E8F0FE"/>
-          </w:tcPr>
-          <w:p>
-            <w:r/>
-            <w:r>
-              <w:rPr>
-                <w:b/>
-                <w:i w:val="0"/>
-                <w:color w:val="1F6FEB"/>
+              <w:t>2:20 – 3:00</w:t>
+            </w:r>
+          </w:p>
+        </w:tc>
+        <w:tc>
+          <w:tcPr>
+            <w:tcW w:type="dxa" w:w="4680"/>
+          </w:tcPr>
+          <w:p>
+            <w:r/>
+            <w:r>
+              <w:rPr>
+                <w:b w:val="0"/>
+                <w:i w:val="0"/>
                 <w:sz w:val="19"/>
               </w:rPr>
-              <w:t>Topic 8: Kustomize — overlay-based configuration</w:t>
+              <w:t>Lab 13: Helm — Install, Upgrade, Rollback</w:t>
             </w:r>
           </w:p>
         </w:tc>
         <w:tc>
           <w:tcPr>
             <w:tcW w:type="dxa" w:w="1224"/>
-            <w:shd w:val="clear" w:color="auto" w:fill="E8F0FE"/>
           </w:tcPr>
           <w:p>
             <w:pPr>
@@ -3367,50 +3876,29 @@
                 <w:i w:val="0"/>
                 <w:sz w:val="19"/>
               </w:rPr>
-              <w:t>20 min</w:t>
-            </w:r>
-          </w:p>
-        </w:tc>
-      </w:tr>
-      <w:tr>
-        <w:tc>
-          <w:tcPr>
-            <w:tcW w:type="dxa" w:w="1656"/>
+              <w:t>40 min</w:t>
+            </w:r>
+          </w:p>
+        </w:tc>
+        <w:tc>
+          <w:tcPr>
+            <w:tcW w:type="dxa" w:w="1800"/>
           </w:tcPr>
           <w:p>
             <w:pPr>
               <w:jc w:val="center"/>
             </w:pPr>
-            <w:r/>
-            <w:r>
-              <w:rPr>
-                <w:b w:val="0"/>
-                <w:i w:val="0"/>
-                <w:sz w:val="19"/>
-              </w:rPr>
-              <w:t>3:20 – 4:00</w:t>
-            </w:r>
-          </w:p>
-        </w:tc>
-        <w:tc>
-          <w:tcPr>
-            <w:tcW w:type="dxa" w:w="6480"/>
-          </w:tcPr>
-          <w:p>
-            <w:r/>
-            <w:r>
-              <w:rPr>
-                <w:b w:val="0"/>
-                <w:i w:val="0"/>
-                <w:sz w:val="19"/>
-              </w:rPr>
-              <w:t>Lab 14: Kustomize Overlays</w:t>
-            </w:r>
-          </w:p>
-        </w:tc>
-        <w:tc>
-          <w:tcPr>
-            <w:tcW w:type="dxa" w:w="1224"/>
+            <w:r>
+              <w:t xml:space="preserve">143–146</w:t>
+            </w:r>
+          </w:p>
+        </w:tc>
+      </w:tr>
+      <w:tr>
+        <w:tc>
+          <w:tcPr>
+            <w:tcW w:type="dxa" w:w="1656"/>
+            <w:shd w:val="clear" w:color="auto" w:fill="E8F0FE"/>
           </w:tcPr>
           <w:p>
             <w:pPr>
@@ -3419,20 +3907,36 @@
             <w:r/>
             <w:r>
               <w:rPr>
-                <w:b w:val="0"/>
+                <w:b/>
                 <w:i w:val="0"/>
                 <w:sz w:val="19"/>
               </w:rPr>
-              <w:t>40 min</w:t>
-            </w:r>
-          </w:p>
-        </w:tc>
-      </w:tr>
-      <w:tr>
-        <w:tc>
-          <w:tcPr>
-            <w:tcW w:type="dxa" w:w="1656"/>
-            <w:shd w:val="clear" w:color="auto" w:fill="FFF4E5"/>
+              <w:t>3:00 – 3:20</w:t>
+            </w:r>
+          </w:p>
+        </w:tc>
+        <w:tc>
+          <w:tcPr>
+            <w:tcW w:type="dxa" w:w="4680"/>
+            <w:shd w:val="clear" w:color="auto" w:fill="E8F0FE"/>
+          </w:tcPr>
+          <w:p>
+            <w:r/>
+            <w:r>
+              <w:rPr>
+                <w:b/>
+                <w:i w:val="0"/>
+                <w:color w:val="1F6FEB"/>
+                <w:sz w:val="19"/>
+              </w:rPr>
+              <w:t>Topic 8: Kustomize — overlay-based configuration</w:t>
+            </w:r>
+          </w:p>
+        </w:tc>
+        <w:tc>
+          <w:tcPr>
+            <w:tcW w:type="dxa" w:w="1224"/>
+            <w:shd w:val="clear" w:color="auto" w:fill="E8F0FE"/>
           </w:tcPr>
           <w:p>
             <w:pPr>
@@ -3445,13 +3949,118 @@
                 <w:i w:val="0"/>
                 <w:sz w:val="19"/>
               </w:rPr>
+              <w:t>20 min</w:t>
+            </w:r>
+          </w:p>
+        </w:tc>
+        <w:tc>
+          <w:tcPr>
+            <w:tcW w:type="dxa" w:w="1800"/>
+            <w:shd w:val="clear" w:color="auto" w:fill="E8F0FE"/>
+          </w:tcPr>
+          <w:p>
+            <w:pPr>
+              <w:jc w:val="center"/>
+            </w:pPr>
+            <w:r>
+              <w:t xml:space="preserve">147–150</w:t>
+            </w:r>
+          </w:p>
+        </w:tc>
+      </w:tr>
+      <w:tr>
+        <w:tc>
+          <w:tcPr>
+            <w:tcW w:type="dxa" w:w="1656"/>
+          </w:tcPr>
+          <w:p>
+            <w:pPr>
+              <w:jc w:val="center"/>
+            </w:pPr>
+            <w:r/>
+            <w:r>
+              <w:rPr>
+                <w:b w:val="0"/>
+                <w:i w:val="0"/>
+                <w:sz w:val="19"/>
+              </w:rPr>
+              <w:t>3:20 – 4:00</w:t>
+            </w:r>
+          </w:p>
+        </w:tc>
+        <w:tc>
+          <w:tcPr>
+            <w:tcW w:type="dxa" w:w="4680"/>
+          </w:tcPr>
+          <w:p>
+            <w:r/>
+            <w:r>
+              <w:rPr>
+                <w:b w:val="0"/>
+                <w:i w:val="0"/>
+                <w:sz w:val="19"/>
+              </w:rPr>
+              <w:t>Lab 14: Kustomize Overlays</w:t>
+            </w:r>
+          </w:p>
+        </w:tc>
+        <w:tc>
+          <w:tcPr>
+            <w:tcW w:type="dxa" w:w="1224"/>
+          </w:tcPr>
+          <w:p>
+            <w:pPr>
+              <w:jc w:val="center"/>
+            </w:pPr>
+            <w:r/>
+            <w:r>
+              <w:rPr>
+                <w:b w:val="0"/>
+                <w:i w:val="0"/>
+                <w:sz w:val="19"/>
+              </w:rPr>
+              <w:t>40 min</w:t>
+            </w:r>
+          </w:p>
+        </w:tc>
+        <w:tc>
+          <w:tcPr>
+            <w:tcW w:type="dxa" w:w="1800"/>
+          </w:tcPr>
+          <w:p>
+            <w:pPr>
+              <w:jc w:val="center"/>
+            </w:pPr>
+            <w:r>
+              <w:t xml:space="preserve">151–155</w:t>
+            </w:r>
+          </w:p>
+        </w:tc>
+      </w:tr>
+      <w:tr>
+        <w:tc>
+          <w:tcPr>
+            <w:tcW w:type="dxa" w:w="1656"/>
+            <w:shd w:val="clear" w:color="auto" w:fill="FFF4E5"/>
+          </w:tcPr>
+          <w:p>
+            <w:pPr>
+              <w:jc w:val="center"/>
+            </w:pPr>
+            <w:r/>
+            <w:r>
+              <w:rPr>
+                <w:b w:val="0"/>
+                <w:i w:val="0"/>
+                <w:sz w:val="19"/>
+              </w:rPr>
               <w:t>4:00 – 4:15</w:t>
             </w:r>
           </w:p>
         </w:tc>
         <w:tc>
           <w:tcPr>
-            <w:tcW w:type="dxa" w:w="6480"/>
+            <w:tcW w:type="dxa" w:w="4680"/>
             <w:shd w:val="clear" w:color="auto" w:fill="FFF4E5"/>
           </w:tcPr>
           <w:p>
@@ -3487,49 +4096,25 @@
             </w:r>
           </w:p>
         </w:tc>
-      </w:tr>
-      <w:tr>
-        <w:tc>
-          <w:tcPr>
-            <w:tcW w:type="dxa" w:w="1656"/>
-            <w:shd w:val="clear" w:color="auto" w:fill="E8F0FE"/>
+        <w:tc>
+          <w:tcPr>
+            <w:tcW w:type="dxa" w:w="1800"/>
+            <w:shd w:val="clear" w:color="auto" w:fill="FFF4E5"/>
           </w:tcPr>
           <w:p>
             <w:pPr>
               <w:jc w:val="center"/>
             </w:pPr>
-            <w:r/>
-            <w:r>
-              <w:rPr>
-                <w:b/>
-                <w:i w:val="0"/>
-                <w:sz w:val="19"/>
-              </w:rPr>
-              <w:t>4:15 – 4:35</w:t>
-            </w:r>
-          </w:p>
-        </w:tc>
-        <w:tc>
-          <w:tcPr>
-            <w:tcW w:type="dxa" w:w="6480"/>
-            <w:shd w:val="clear" w:color="auto" w:fill="E8F0FE"/>
-          </w:tcPr>
-          <w:p>
-            <w:r/>
-            <w:r>
-              <w:rPr>
-                <w:b/>
-                <w:i w:val="0"/>
-                <w:color w:val="1F6FEB"/>
-                <w:sz w:val="19"/>
-              </w:rPr>
-              <w:t>Topic 9: DaemonSets &amp; StatefulSets</w:t>
-            </w:r>
-          </w:p>
-        </w:tc>
-        <w:tc>
-          <w:tcPr>
-            <w:tcW w:type="dxa" w:w="1224"/>
+            <w:r>
+              <w:t xml:space="preserve">—</w:t>
+            </w:r>
+          </w:p>
+        </w:tc>
+      </w:tr>
+      <w:tr>
+        <w:tc>
+          <w:tcPr>
+            <w:tcW w:type="dxa" w:w="1656"/>
             <w:shd w:val="clear" w:color="auto" w:fill="E8F0FE"/>
           </w:tcPr>
           <w:p>
@@ -3539,19 +4124,36 @@
             <w:r/>
             <w:r>
               <w:rPr>
-                <w:b w:val="0"/>
+                <w:b/>
                 <w:i w:val="0"/>
                 <w:sz w:val="19"/>
               </w:rPr>
-              <w:t>20 min</w:t>
-            </w:r>
-          </w:p>
-        </w:tc>
-      </w:tr>
-      <w:tr>
-        <w:tc>
-          <w:tcPr>
-            <w:tcW w:type="dxa" w:w="1656"/>
+              <w:t>4:15 – 4:35</w:t>
+            </w:r>
+          </w:p>
+        </w:tc>
+        <w:tc>
+          <w:tcPr>
+            <w:tcW w:type="dxa" w:w="4680"/>
+            <w:shd w:val="clear" w:color="auto" w:fill="E8F0FE"/>
+          </w:tcPr>
+          <w:p>
+            <w:r/>
+            <w:r>
+              <w:rPr>
+                <w:b/>
+                <w:i w:val="0"/>
+                <w:color w:val="1F6FEB"/>
+                <w:sz w:val="19"/>
+              </w:rPr>
+              <w:t>Topic 9: DaemonSets &amp; StatefulSets</w:t>
+            </w:r>
+          </w:p>
+        </w:tc>
+        <w:tc>
+          <w:tcPr>
+            <w:tcW w:type="dxa" w:w="1224"/>
+            <w:shd w:val="clear" w:color="auto" w:fill="E8F0FE"/>
           </w:tcPr>
           <w:p>
             <w:pPr>
@@ -3564,42 +4166,21 @@
                 <w:i w:val="0"/>
                 <w:sz w:val="19"/>
               </w:rPr>
-              <w:t>4:35 – 5:20</w:t>
-            </w:r>
-          </w:p>
-        </w:tc>
-        <w:tc>
-          <w:tcPr>
-            <w:tcW w:type="dxa" w:w="6480"/>
-          </w:tcPr>
-          <w:p>
-            <w:r/>
-            <w:r>
-              <w:rPr>
-                <w:b w:val="0"/>
-                <w:i w:val="0"/>
-                <w:sz w:val="19"/>
-              </w:rPr>
-              <w:t>Lab 15: DaemonSets and StatefulSets</w:t>
-            </w:r>
-          </w:p>
-        </w:tc>
-        <w:tc>
-          <w:tcPr>
-            <w:tcW w:type="dxa" w:w="1224"/>
+              <w:t>20 min</w:t>
+            </w:r>
+          </w:p>
+        </w:tc>
+        <w:tc>
+          <w:tcPr>
+            <w:tcW w:type="dxa" w:w="1800"/>
+            <w:shd w:val="clear" w:color="auto" w:fill="E8F0FE"/>
           </w:tcPr>
           <w:p>
             <w:pPr>
               <w:jc w:val="center"/>
             </w:pPr>
-            <w:r/>
-            <w:r>
-              <w:rPr>
-                <w:b w:val="0"/>
-                <w:i w:val="0"/>
-                <w:sz w:val="19"/>
-              </w:rPr>
-              <w:t>45 min</w:t>
+            <w:r>
+              <w:t xml:space="preserve">157–160</w:t>
             </w:r>
           </w:p>
         </w:tc>
@@ -3620,13 +4201,13 @@
                 <w:i w:val="0"/>
                 <w:sz w:val="19"/>
               </w:rPr>
-              <w:t>5:20 – 5:55</w:t>
-            </w:r>
-          </w:p>
-        </w:tc>
-        <w:tc>
-          <w:tcPr>
-            <w:tcW w:type="dxa" w:w="6480"/>
+              <w:t>4:35 – 5:20</w:t>
+            </w:r>
+          </w:p>
+        </w:tc>
+        <w:tc>
+          <w:tcPr>
+            <w:tcW w:type="dxa" w:w="4680"/>
           </w:tcPr>
           <w:p>
             <w:r/>
@@ -3636,7 +4217,7 @@
                 <w:i w:val="0"/>
                 <w:sz w:val="19"/>
               </w:rPr>
-              <w:t>Review &amp; Domain 2 consolidation</w:t>
+              <w:t>Lab 15: DaemonSets and StatefulSets</w:t>
             </w:r>
           </w:p>
         </w:tc>
@@ -3655,50 +4236,28 @@
                 <w:i w:val="0"/>
                 <w:sz w:val="19"/>
               </w:rPr>
-              <w:t>35 min</w:t>
-            </w:r>
-          </w:p>
-        </w:tc>
-      </w:tr>
-      <w:tr>
-        <w:tc>
-          <w:tcPr>
-            <w:tcW w:type="dxa" w:w="1656"/>
+              <w:t>45 min</w:t>
+            </w:r>
+          </w:p>
+        </w:tc>
+        <w:tc>
+          <w:tcPr>
+            <w:tcW w:type="dxa" w:w="1800"/>
           </w:tcPr>
           <w:p>
             <w:pPr>
               <w:jc w:val="center"/>
             </w:pPr>
-            <w:r/>
-            <w:r>
-              <w:rPr>
-                <w:b w:val="0"/>
-                <w:i w:val="0"/>
-                <w:sz w:val="19"/>
-              </w:rPr>
-              <w:t>5:55 – 6:00</w:t>
-            </w:r>
-          </w:p>
-        </w:tc>
-        <w:tc>
-          <w:tcPr>
-            <w:tcW w:type="dxa" w:w="6480"/>
-          </w:tcPr>
-          <w:p>
-            <w:r/>
-            <w:r>
-              <w:rPr>
-                <w:b w:val="0"/>
-                <w:i w:val="0"/>
-                <w:sz w:val="19"/>
-              </w:rPr>
-              <w:t>Day 2 recap &amp; wrap-up</w:t>
-            </w:r>
-          </w:p>
-        </w:tc>
-        <w:tc>
-          <w:tcPr>
-            <w:tcW w:type="dxa" w:w="1224"/>
+            <w:r>
+              <w:t xml:space="preserve">161–164</w:t>
+            </w:r>
+          </w:p>
+        </w:tc>
+      </w:tr>
+      <w:tr>
+        <w:tc>
+          <w:tcPr>
+            <w:tcW w:type="dxa" w:w="1656"/>
           </w:tcPr>
           <w:p>
             <w:pPr>
@@ -3711,7 +4270,124 @@
                 <w:i w:val="0"/>
                 <w:sz w:val="19"/>
               </w:rPr>
+              <w:t>5:20 – 5:55</w:t>
+            </w:r>
+          </w:p>
+        </w:tc>
+        <w:tc>
+          <w:tcPr>
+            <w:tcW w:type="dxa" w:w="4680"/>
+          </w:tcPr>
+          <w:p>
+            <w:r/>
+            <w:r>
+              <w:rPr>
+                <w:b w:val="0"/>
+                <w:i w:val="0"/>
+                <w:sz w:val="19"/>
+              </w:rPr>
+              <w:t>Review &amp; Domain 2 consolidation</w:t>
+            </w:r>
+          </w:p>
+        </w:tc>
+        <w:tc>
+          <w:tcPr>
+            <w:tcW w:type="dxa" w:w="1224"/>
+          </w:tcPr>
+          <w:p>
+            <w:pPr>
+              <w:jc w:val="center"/>
+            </w:pPr>
+            <w:r/>
+            <w:r>
+              <w:rPr>
+                <w:b w:val="0"/>
+                <w:i w:val="0"/>
+                <w:sz w:val="19"/>
+              </w:rPr>
+              <w:t>35 min</w:t>
+            </w:r>
+          </w:p>
+        </w:tc>
+        <w:tc>
+          <w:tcPr>
+            <w:tcW w:type="dxa" w:w="1800"/>
+          </w:tcPr>
+          <w:p>
+            <w:pPr>
+              <w:jc w:val="center"/>
+            </w:pPr>
+            <w:r>
+              <w:t xml:space="preserve">—</w:t>
+            </w:r>
+          </w:p>
+        </w:tc>
+      </w:tr>
+      <w:tr>
+        <w:tc>
+          <w:tcPr>
+            <w:tcW w:type="dxa" w:w="1656"/>
+          </w:tcPr>
+          <w:p>
+            <w:pPr>
+              <w:jc w:val="center"/>
+            </w:pPr>
+            <w:r/>
+            <w:r>
+              <w:rPr>
+                <w:b w:val="0"/>
+                <w:i w:val="0"/>
+                <w:sz w:val="19"/>
+              </w:rPr>
+              <w:t>5:55 – 6:00</w:t>
+            </w:r>
+          </w:p>
+        </w:tc>
+        <w:tc>
+          <w:tcPr>
+            <w:tcW w:type="dxa" w:w="4680"/>
+          </w:tcPr>
+          <w:p>
+            <w:r/>
+            <w:r>
+              <w:rPr>
+                <w:b w:val="0"/>
+                <w:i w:val="0"/>
+                <w:sz w:val="19"/>
+              </w:rPr>
+              <w:t>Day 2 recap &amp; wrap-up</w:t>
+            </w:r>
+          </w:p>
+        </w:tc>
+        <w:tc>
+          <w:tcPr>
+            <w:tcW w:type="dxa" w:w="1224"/>
+          </w:tcPr>
+          <w:p>
+            <w:pPr>
+              <w:jc w:val="center"/>
+            </w:pPr>
+            <w:r/>
+            <w:r>
+              <w:rPr>
+                <w:b w:val="0"/>
+                <w:i w:val="0"/>
+                <w:sz w:val="19"/>
+              </w:rPr>
               <w:t>5 min</w:t>
+            </w:r>
+          </w:p>
+        </w:tc>
+        <w:tc>
+          <w:tcPr>
+            <w:tcW w:type="dxa" w:w="1800"/>
+          </w:tcPr>
+          <w:p>
+            <w:pPr>
+              <w:jc w:val="center"/>
+            </w:pPr>
+            <w:r>
+              <w:t xml:space="preserve">165</w:t>
             </w:r>
           </w:p>
         </w:tc>
@@ -3758,11 +4434,20 @@
         <w:tblW w:type="auto" w:w="0"/>
         <w:jc w:val="center"/>
         <w:tblLook w:firstColumn="1" w:firstRow="1" w:lastColumn="0" w:lastRow="0" w:noHBand="0" w:noVBand="1" w:val="04A0"/>
+        <w:tblBorders>
+          <w:top w:val="single" w:sz="4" w:space="0" w:color="9AA4B2"/>
+          <w:left w:val="single" w:sz="4" w:space="0" w:color="9AA4B2"/>
+          <w:bottom w:val="single" w:sz="4" w:space="0" w:color="9AA4B2"/>
+          <w:right w:val="single" w:sz="4" w:space="0" w:color="9AA4B2"/>
+          <w:insideH w:val="single" w:sz="4" w:space="0" w:color="9AA4B2"/>
+          <w:insideV w:val="single" w:sz="4" w:space="0" w:color="9AA4B2"/>
+        </w:tblBorders>
       </w:tblPr>
       <w:tblGrid>
-        <w:gridCol w:w="2880"/>
-        <w:gridCol w:w="2880"/>
-        <w:gridCol w:w="2880"/>
+        <w:gridCol w:w="1656"/>
+        <w:gridCol w:w="4680"/>
+        <w:gridCol w:w="1224"/>
+        <w:gridCol w:w="1800"/>
       </w:tblGrid>
       <w:tr>
         <w:tc>
@@ -3788,7 +4473,7 @@
         </w:tc>
         <w:tc>
           <w:tcPr>
-            <w:tcW w:type="dxa" w:w="6480"/>
+            <w:tcW w:type="dxa" w:w="4680"/>
             <w:shd w:val="clear" w:color="auto" w:fill="1F6FEB"/>
           </w:tcPr>
           <w:p>
@@ -3828,46 +4513,25 @@
             </w:r>
           </w:p>
         </w:tc>
-      </w:tr>
-      <w:tr>
-        <w:tc>
-          <w:tcPr>
-            <w:tcW w:type="dxa" w:w="1656"/>
+        <w:tc>
+          <w:tcPr>
+            <w:tcW w:type="dxa" w:w="1800"/>
+            <w:shd w:val="clear" w:color="auto" w:fill="1F6FEB"/>
           </w:tcPr>
           <w:p>
             <w:pPr>
               <w:jc w:val="center"/>
             </w:pPr>
-            <w:r/>
-            <w:r>
-              <w:rPr>
-                <w:b w:val="0"/>
-                <w:i w:val="0"/>
-                <w:sz w:val="19"/>
-              </w:rPr>
-              <w:t>9:00 – 9:15</w:t>
-            </w:r>
-          </w:p>
-        </w:tc>
-        <w:tc>
-          <w:tcPr>
-            <w:tcW w:type="dxa" w:w="6480"/>
-          </w:tcPr>
-          <w:p>
-            <w:r/>
-            <w:r>
-              <w:rPr>
-                <w:b w:val="0"/>
-                <w:i w:val="0"/>
-                <w:sz w:val="19"/>
-              </w:rPr>
-              <w:t>Day 2 recap &amp; Day 3 objectives</w:t>
-            </w:r>
-          </w:p>
-        </w:tc>
-        <w:tc>
-          <w:tcPr>
-            <w:tcW w:type="dxa" w:w="1224"/>
+            <w:r>
+              <w:t xml:space="preserve">Slides</w:t>
+            </w:r>
+          </w:p>
+        </w:tc>
+      </w:tr>
+      <w:tr>
+        <w:tc>
+          <w:tcPr>
+            <w:tcW w:type="dxa" w:w="1656"/>
           </w:tcPr>
           <w:p>
             <w:pPr>
@@ -3880,16 +4544,29 @@
                 <w:i w:val="0"/>
                 <w:sz w:val="19"/>
               </w:rPr>
-              <w:t>15 min</w:t>
-            </w:r>
-          </w:p>
-        </w:tc>
-      </w:tr>
-      <w:tr>
-        <w:tc>
-          <w:tcPr>
-            <w:tcW w:type="dxa" w:w="1656"/>
-            <w:shd w:val="clear" w:color="auto" w:fill="E8F0FE"/>
+              <w:t>9:00 – 9:15</w:t>
+            </w:r>
+          </w:p>
+        </w:tc>
+        <w:tc>
+          <w:tcPr>
+            <w:tcW w:type="dxa" w:w="4680"/>
+          </w:tcPr>
+          <w:p>
+            <w:r/>
+            <w:r>
+              <w:rPr>
+                <w:b w:val="0"/>
+                <w:i w:val="0"/>
+                <w:sz w:val="19"/>
+              </w:rPr>
+              <w:t>Day 2 recap &amp; Day 3 objectives</w:t>
+            </w:r>
+          </w:p>
+        </w:tc>
+        <w:tc>
+          <w:tcPr>
+            <w:tcW w:type="dxa" w:w="1224"/>
           </w:tcPr>
           <w:p>
             <w:pPr>
@@ -3898,49 +4575,24 @@
             <w:r/>
             <w:r>
               <w:rPr>
-                <w:b/>
+                <w:b w:val="0"/>
                 <w:i w:val="0"/>
                 <w:sz w:val="19"/>
               </w:rPr>
-              <w:t>9:15 – 9:35</w:t>
-            </w:r>
-          </w:p>
-        </w:tc>
-        <w:tc>
-          <w:tcPr>
-            <w:tcW w:type="dxa" w:w="6480"/>
-            <w:shd w:val="clear" w:color="auto" w:fill="E8F0FE"/>
-          </w:tcPr>
-          <w:p>
-            <w:r/>
-            <w:r>
-              <w:rPr>
-                <w:b/>
-                <w:i w:val="0"/>
-                <w:color w:val="1F6FEB"/>
-                <w:sz w:val="19"/>
-              </w:rPr>
-              <w:t>Topic 10: Health Probes — liveness, readiness &amp; startup</w:t>
-            </w:r>
-          </w:p>
-        </w:tc>
-        <w:tc>
-          <w:tcPr>
-            <w:tcW w:type="dxa" w:w="1224"/>
-            <w:shd w:val="clear" w:color="auto" w:fill="E8F0FE"/>
+              <w:t>15 min</w:t>
+            </w:r>
+          </w:p>
+        </w:tc>
+        <w:tc>
+          <w:tcPr>
+            <w:tcW w:type="dxa" w:w="1800"/>
           </w:tcPr>
           <w:p>
             <w:pPr>
               <w:jc w:val="center"/>
             </w:pPr>
-            <w:r/>
-            <w:r>
-              <w:rPr>
-                <w:b w:val="0"/>
-                <w:i w:val="0"/>
-                <w:sz w:val="19"/>
-              </w:rPr>
-              <w:t>20 min</w:t>
+            <w:r>
+              <w:t xml:space="preserve">167–169</w:t>
             </w:r>
           </w:p>
         </w:tc>
@@ -3949,6 +4601,7 @@
         <w:tc>
           <w:tcPr>
             <w:tcW w:type="dxa" w:w="1656"/>
+            <w:shd w:val="clear" w:color="auto" w:fill="E8F0FE"/>
           </w:tcPr>
           <w:p>
             <w:pPr>
@@ -3957,33 +4610,36 @@
             <w:r/>
             <w:r>
               <w:rPr>
-                <w:b w:val="0"/>
+                <w:b/>
                 <w:i w:val="0"/>
                 <w:sz w:val="19"/>
               </w:rPr>
-              <w:t>9:35 – 10:10</w:t>
-            </w:r>
-          </w:p>
-        </w:tc>
-        <w:tc>
-          <w:tcPr>
-            <w:tcW w:type="dxa" w:w="6480"/>
-          </w:tcPr>
-          <w:p>
-            <w:r/>
-            <w:r>
-              <w:rPr>
-                <w:b w:val="0"/>
-                <w:i w:val="0"/>
+              <w:t>9:15 – 9:35</w:t>
+            </w:r>
+          </w:p>
+        </w:tc>
+        <w:tc>
+          <w:tcPr>
+            <w:tcW w:type="dxa" w:w="4680"/>
+            <w:shd w:val="clear" w:color="auto" w:fill="E8F0FE"/>
+          </w:tcPr>
+          <w:p>
+            <w:r/>
+            <w:r>
+              <w:rPr>
+                <w:b/>
+                <w:i w:val="0"/>
+                <w:color w:val="1F6FEB"/>
                 <w:sz w:val="19"/>
               </w:rPr>
-              <w:t>Lab 16: Liveness, Readiness &amp; Startup Probes</w:t>
+              <w:t>Topic 10: Health Probes — liveness, readiness &amp; startup</w:t>
             </w:r>
           </w:p>
         </w:tc>
         <w:tc>
           <w:tcPr>
             <w:tcW w:type="dxa" w:w="1224"/>
+            <w:shd w:val="clear" w:color="auto" w:fill="E8F0FE"/>
           </w:tcPr>
           <w:p>
             <w:pPr>
@@ -3996,50 +4652,29 @@
                 <w:i w:val="0"/>
                 <w:sz w:val="19"/>
               </w:rPr>
-              <w:t>35 min</w:t>
-            </w:r>
-          </w:p>
-        </w:tc>
-      </w:tr>
-      <w:tr>
-        <w:tc>
-          <w:tcPr>
-            <w:tcW w:type="dxa" w:w="1656"/>
+              <w:t>20 min</w:t>
+            </w:r>
+          </w:p>
+        </w:tc>
+        <w:tc>
+          <w:tcPr>
+            <w:tcW w:type="dxa" w:w="1800"/>
+            <w:shd w:val="clear" w:color="auto" w:fill="E8F0FE"/>
           </w:tcPr>
           <w:p>
             <w:pPr>
               <w:jc w:val="center"/>
             </w:pPr>
-            <w:r/>
-            <w:r>
-              <w:rPr>
-                <w:b w:val="0"/>
-                <w:i w:val="0"/>
-                <w:sz w:val="19"/>
-              </w:rPr>
-              <w:t>10:10 – 10:40</w:t>
-            </w:r>
-          </w:p>
-        </w:tc>
-        <w:tc>
-          <w:tcPr>
-            <w:tcW w:type="dxa" w:w="6480"/>
-          </w:tcPr>
-          <w:p>
-            <w:r/>
-            <w:r>
-              <w:rPr>
-                <w:b w:val="0"/>
-                <w:i w:val="0"/>
-                <w:sz w:val="19"/>
-              </w:rPr>
-              <w:t>Lab 17: Container Logging</w:t>
-            </w:r>
-          </w:p>
-        </w:tc>
-        <w:tc>
-          <w:tcPr>
-            <w:tcW w:type="dxa" w:w="1224"/>
+            <w:r>
+              <w:t xml:space="preserve">171–175</w:t>
+            </w:r>
+          </w:p>
+        </w:tc>
+      </w:tr>
+      <w:tr>
+        <w:tc>
+          <w:tcPr>
+            <w:tcW w:type="dxa" w:w="1656"/>
           </w:tcPr>
           <w:p>
             <w:pPr>
@@ -4052,16 +4687,29 @@
                 <w:i w:val="0"/>
                 <w:sz w:val="19"/>
               </w:rPr>
-              <w:t>30 min</w:t>
-            </w:r>
-          </w:p>
-        </w:tc>
-      </w:tr>
-      <w:tr>
-        <w:tc>
-          <w:tcPr>
-            <w:tcW w:type="dxa" w:w="1656"/>
-            <w:shd w:val="clear" w:color="auto" w:fill="FFF4E5"/>
+              <w:t>9:35 – 10:10</w:t>
+            </w:r>
+          </w:p>
+        </w:tc>
+        <w:tc>
+          <w:tcPr>
+            <w:tcW w:type="dxa" w:w="4680"/>
+          </w:tcPr>
+          <w:p>
+            <w:r/>
+            <w:r>
+              <w:rPr>
+                <w:b w:val="0"/>
+                <w:i w:val="0"/>
+                <w:sz w:val="19"/>
+              </w:rPr>
+              <w:t>Lab 16: Liveness, Readiness &amp; Startup Probes</w:t>
+            </w:r>
+          </w:p>
+        </w:tc>
+        <w:tc>
+          <w:tcPr>
+            <w:tcW w:type="dxa" w:w="1224"/>
           </w:tcPr>
           <w:p>
             <w:pPr>
@@ -4074,13 +4722,117 @@
                 <w:i w:val="0"/>
                 <w:sz w:val="19"/>
               </w:rPr>
+              <w:t>35 min</w:t>
+            </w:r>
+          </w:p>
+        </w:tc>
+        <w:tc>
+          <w:tcPr>
+            <w:tcW w:type="dxa" w:w="1800"/>
+          </w:tcPr>
+          <w:p>
+            <w:pPr>
+              <w:jc w:val="center"/>
+            </w:pPr>
+            <w:r>
+              <w:t xml:space="preserve">176–179</w:t>
+            </w:r>
+          </w:p>
+        </w:tc>
+      </w:tr>
+      <w:tr>
+        <w:tc>
+          <w:tcPr>
+            <w:tcW w:type="dxa" w:w="1656"/>
+          </w:tcPr>
+          <w:p>
+            <w:pPr>
+              <w:jc w:val="center"/>
+            </w:pPr>
+            <w:r/>
+            <w:r>
+              <w:rPr>
+                <w:b w:val="0"/>
+                <w:i w:val="0"/>
+                <w:sz w:val="19"/>
+              </w:rPr>
+              <w:t>10:10 – 10:40</w:t>
+            </w:r>
+          </w:p>
+        </w:tc>
+        <w:tc>
+          <w:tcPr>
+            <w:tcW w:type="dxa" w:w="4680"/>
+          </w:tcPr>
+          <w:p>
+            <w:r/>
+            <w:r>
+              <w:rPr>
+                <w:b w:val="0"/>
+                <w:i w:val="0"/>
+                <w:sz w:val="19"/>
+              </w:rPr>
+              <w:t>Lab 17: Container Logging</w:t>
+            </w:r>
+          </w:p>
+        </w:tc>
+        <w:tc>
+          <w:tcPr>
+            <w:tcW w:type="dxa" w:w="1224"/>
+          </w:tcPr>
+          <w:p>
+            <w:pPr>
+              <w:jc w:val="center"/>
+            </w:pPr>
+            <w:r/>
+            <w:r>
+              <w:rPr>
+                <w:b w:val="0"/>
+                <w:i w:val="0"/>
+                <w:sz w:val="19"/>
+              </w:rPr>
+              <w:t>30 min</w:t>
+            </w:r>
+          </w:p>
+        </w:tc>
+        <w:tc>
+          <w:tcPr>
+            <w:tcW w:type="dxa" w:w="1800"/>
+          </w:tcPr>
+          <w:p>
+            <w:pPr>
+              <w:jc w:val="center"/>
+            </w:pPr>
+            <w:r>
+              <w:t xml:space="preserve">180–186</w:t>
+            </w:r>
+          </w:p>
+        </w:tc>
+      </w:tr>
+      <w:tr>
+        <w:tc>
+          <w:tcPr>
+            <w:tcW w:type="dxa" w:w="1656"/>
+            <w:shd w:val="clear" w:color="auto" w:fill="FFF4E5"/>
+          </w:tcPr>
+          <w:p>
+            <w:pPr>
+              <w:jc w:val="center"/>
+            </w:pPr>
+            <w:r/>
+            <w:r>
+              <w:rPr>
+                <w:b w:val="0"/>
+                <w:i w:val="0"/>
+                <w:sz w:val="19"/>
+              </w:rPr>
               <w:t>10:40 – 10:55</w:t>
             </w:r>
           </w:p>
         </w:tc>
         <w:tc>
           <w:tcPr>
-            <w:tcW w:type="dxa" w:w="6480"/>
+            <w:tcW w:type="dxa" w:w="4680"/>
             <w:shd w:val="clear" w:color="auto" w:fill="FFF4E5"/>
           </w:tcPr>
           <w:p>
@@ -4116,49 +4868,25 @@
             </w:r>
           </w:p>
         </w:tc>
-      </w:tr>
-      <w:tr>
-        <w:tc>
-          <w:tcPr>
-            <w:tcW w:type="dxa" w:w="1656"/>
-            <w:shd w:val="clear" w:color="auto" w:fill="E8F0FE"/>
+        <w:tc>
+          <w:tcPr>
+            <w:tcW w:type="dxa" w:w="1800"/>
+            <w:shd w:val="clear" w:color="auto" w:fill="FFF4E5"/>
           </w:tcPr>
           <w:p>
             <w:pPr>
               <w:jc w:val="center"/>
             </w:pPr>
-            <w:r/>
-            <w:r>
-              <w:rPr>
-                <w:b/>
-                <w:i w:val="0"/>
-                <w:sz w:val="19"/>
-              </w:rPr>
-              <w:t>10:55 – 11:15</w:t>
-            </w:r>
-          </w:p>
-        </w:tc>
-        <w:tc>
-          <w:tcPr>
-            <w:tcW w:type="dxa" w:w="6480"/>
-            <w:shd w:val="clear" w:color="auto" w:fill="E8F0FE"/>
-          </w:tcPr>
-          <w:p>
-            <w:r/>
-            <w:r>
-              <w:rPr>
-                <w:b/>
-                <w:i w:val="0"/>
-                <w:color w:val="1F6FEB"/>
-                <w:sz w:val="19"/>
-              </w:rPr>
-              <w:t>Topic 11: Metrics &amp; Debugging — kubectl top, events &amp; ephemeral containers</w:t>
-            </w:r>
-          </w:p>
-        </w:tc>
-        <w:tc>
-          <w:tcPr>
-            <w:tcW w:type="dxa" w:w="1224"/>
+            <w:r>
+              <w:t xml:space="preserve">—</w:t>
+            </w:r>
+          </w:p>
+        </w:tc>
+      </w:tr>
+      <w:tr>
+        <w:tc>
+          <w:tcPr>
+            <w:tcW w:type="dxa" w:w="1656"/>
             <w:shd w:val="clear" w:color="auto" w:fill="E8F0FE"/>
           </w:tcPr>
           <w:p>
@@ -4168,19 +4896,36 @@
             <w:r/>
             <w:r>
               <w:rPr>
-                <w:b w:val="0"/>
+                <w:b/>
                 <w:i w:val="0"/>
                 <w:sz w:val="19"/>
               </w:rPr>
-              <w:t>20 min</w:t>
-            </w:r>
-          </w:p>
-        </w:tc>
-      </w:tr>
-      <w:tr>
-        <w:tc>
-          <w:tcPr>
-            <w:tcW w:type="dxa" w:w="1656"/>
+              <w:t>10:55 – 11:15</w:t>
+            </w:r>
+          </w:p>
+        </w:tc>
+        <w:tc>
+          <w:tcPr>
+            <w:tcW w:type="dxa" w:w="4680"/>
+            <w:shd w:val="clear" w:color="auto" w:fill="E8F0FE"/>
+          </w:tcPr>
+          <w:p>
+            <w:r/>
+            <w:r>
+              <w:rPr>
+                <w:b/>
+                <w:i w:val="0"/>
+                <w:color w:val="1F6FEB"/>
+                <w:sz w:val="19"/>
+              </w:rPr>
+              <w:t>Topic 11: Metrics &amp; Debugging — kubectl top, events &amp; ephemeral containers</w:t>
+            </w:r>
+          </w:p>
+        </w:tc>
+        <w:tc>
+          <w:tcPr>
+            <w:tcW w:type="dxa" w:w="1224"/>
+            <w:shd w:val="clear" w:color="auto" w:fill="E8F0FE"/>
           </w:tcPr>
           <w:p>
             <w:pPr>
@@ -4193,42 +4938,21 @@
                 <w:i w:val="0"/>
                 <w:sz w:val="19"/>
               </w:rPr>
-              <w:t>11:15 – 11:45</w:t>
-            </w:r>
-          </w:p>
-        </w:tc>
-        <w:tc>
-          <w:tcPr>
-            <w:tcW w:type="dxa" w:w="6480"/>
-          </w:tcPr>
-          <w:p>
-            <w:r/>
-            <w:r>
-              <w:rPr>
-                <w:b w:val="0"/>
-                <w:i w:val="0"/>
-                <w:sz w:val="19"/>
-              </w:rPr>
-              <w:t>Lab 18: kubectl top and Metrics Server</w:t>
-            </w:r>
-          </w:p>
-        </w:tc>
-        <w:tc>
-          <w:tcPr>
-            <w:tcW w:type="dxa" w:w="1224"/>
+              <w:t>20 min</w:t>
+            </w:r>
+          </w:p>
+        </w:tc>
+        <w:tc>
+          <w:tcPr>
+            <w:tcW w:type="dxa" w:w="1800"/>
+            <w:shd w:val="clear" w:color="auto" w:fill="E8F0FE"/>
           </w:tcPr>
           <w:p>
             <w:pPr>
               <w:jc w:val="center"/>
             </w:pPr>
-            <w:r/>
-            <w:r>
-              <w:rPr>
-                <w:b w:val="0"/>
-                <w:i w:val="0"/>
-                <w:sz w:val="19"/>
-              </w:rPr>
-              <w:t>30 min</w:t>
+            <w:r>
+              <w:t xml:space="preserve">188–197</w:t>
             </w:r>
           </w:p>
         </w:tc>
@@ -4249,13 +4973,13 @@
                 <w:i w:val="0"/>
                 <w:sz w:val="19"/>
               </w:rPr>
-              <w:t>11:45 – 12:20</w:t>
-            </w:r>
-          </w:p>
-        </w:tc>
-        <w:tc>
-          <w:tcPr>
-            <w:tcW w:type="dxa" w:w="6480"/>
+              <w:t>11:15 – 11:45</w:t>
+            </w:r>
+          </w:p>
+        </w:tc>
+        <w:tc>
+          <w:tcPr>
+            <w:tcW w:type="dxa" w:w="4680"/>
           </w:tcPr>
           <w:p>
             <w:r/>
@@ -4265,7 +4989,7 @@
                 <w:i w:val="0"/>
                 <w:sz w:val="19"/>
               </w:rPr>
-              <w:t>Lab 19: Debugging Pods and Events</w:t>
+              <w:t>Lab 18: kubectl top and Metrics Server</w:t>
             </w:r>
           </w:p>
         </w:tc>
@@ -4284,50 +5008,28 @@
                 <w:i w:val="0"/>
                 <w:sz w:val="19"/>
               </w:rPr>
-              <w:t>35 min</w:t>
-            </w:r>
-          </w:p>
-        </w:tc>
-      </w:tr>
-      <w:tr>
-        <w:tc>
-          <w:tcPr>
-            <w:tcW w:type="dxa" w:w="1656"/>
+              <w:t>30 min</w:t>
+            </w:r>
+          </w:p>
+        </w:tc>
+        <w:tc>
+          <w:tcPr>
+            <w:tcW w:type="dxa" w:w="1800"/>
           </w:tcPr>
           <w:p>
             <w:pPr>
               <w:jc w:val="center"/>
             </w:pPr>
-            <w:r/>
-            <w:r>
-              <w:rPr>
-                <w:b w:val="0"/>
-                <w:i w:val="0"/>
-                <w:sz w:val="19"/>
-              </w:rPr>
-              <w:t>12:20 – 12:50</w:t>
-            </w:r>
-          </w:p>
-        </w:tc>
-        <w:tc>
-          <w:tcPr>
-            <w:tcW w:type="dxa" w:w="6480"/>
-          </w:tcPr>
-          <w:p>
-            <w:r/>
-            <w:r>
-              <w:rPr>
-                <w:b w:val="0"/>
-                <w:i w:val="0"/>
-                <w:sz w:val="19"/>
-              </w:rPr>
-              <w:t>Lab 20: API Deprecations &amp; kubectl explain</w:t>
-            </w:r>
-          </w:p>
-        </w:tc>
-        <w:tc>
-          <w:tcPr>
-            <w:tcW w:type="dxa" w:w="1224"/>
+            <w:r>
+              <w:t xml:space="preserve">191–194</w:t>
+            </w:r>
+          </w:p>
+        </w:tc>
+      </w:tr>
+      <w:tr>
+        <w:tc>
+          <w:tcPr>
+            <w:tcW w:type="dxa" w:w="1656"/>
           </w:tcPr>
           <w:p>
             <w:pPr>
@@ -4340,15 +5042,29 @@
                 <w:i w:val="0"/>
                 <w:sz w:val="19"/>
               </w:rPr>
-              <w:t>30 min</w:t>
-            </w:r>
-          </w:p>
-        </w:tc>
-      </w:tr>
-      <w:tr>
-        <w:tc>
-          <w:tcPr>
-            <w:tcW w:type="dxa" w:w="1656"/>
+              <w:t>11:45 – 12:20</w:t>
+            </w:r>
+          </w:p>
+        </w:tc>
+        <w:tc>
+          <w:tcPr>
+            <w:tcW w:type="dxa" w:w="4680"/>
+          </w:tcPr>
+          <w:p>
+            <w:r/>
+            <w:r>
+              <w:rPr>
+                <w:b w:val="0"/>
+                <w:i w:val="0"/>
+                <w:sz w:val="19"/>
+              </w:rPr>
+              <w:t>Lab 19: Debugging Pods and Events</w:t>
+            </w:r>
+          </w:p>
+        </w:tc>
+        <w:tc>
+          <w:tcPr>
+            <w:tcW w:type="dxa" w:w="1224"/>
           </w:tcPr>
           <w:p>
             <w:pPr>
@@ -4361,34 +5077,33 @@
                 <w:i w:val="0"/>
                 <w:sz w:val="19"/>
               </w:rPr>
-              <w:t>12:50 – 1:00</w:t>
-            </w:r>
-          </w:p>
-        </w:tc>
-        <w:tc>
-          <w:tcPr>
-            <w:tcW w:type="dxa" w:w="6480"/>
-          </w:tcPr>
-          <w:p>
-            <w:r/>
-            <w:r>
-              <w:rPr>
-                <w:b w:val="0"/>
-                <w:i w:val="0"/>
-                <w:sz w:val="19"/>
-              </w:rPr>
-              <w:t>Morning Q&amp;A</w:t>
-            </w:r>
-          </w:p>
-        </w:tc>
-        <w:tc>
-          <w:tcPr>
-            <w:tcW w:type="dxa" w:w="1224"/>
+              <w:t>35 min</w:t>
+            </w:r>
+          </w:p>
+        </w:tc>
+        <w:tc>
+          <w:tcPr>
+            <w:tcW w:type="dxa" w:w="1800"/>
           </w:tcPr>
           <w:p>
             <w:pPr>
               <w:jc w:val="center"/>
             </w:pPr>
+            <w:r>
+              <w:t xml:space="preserve">198–201</w:t>
+            </w:r>
+          </w:p>
+        </w:tc>
+      </w:tr>
+      <w:tr>
+        <w:tc>
+          <w:tcPr>
+            <w:tcW w:type="dxa" w:w="1656"/>
+          </w:tcPr>
+          <w:p>
+            <w:pPr>
+              <w:jc w:val="center"/>
+            </w:pPr>
             <w:r/>
             <w:r>
               <w:rPr>
@@ -4396,7 +5111,124 @@
                 <w:i w:val="0"/>
                 <w:sz w:val="19"/>
               </w:rPr>
+              <w:t>12:20 – 12:50</w:t>
+            </w:r>
+          </w:p>
+        </w:tc>
+        <w:tc>
+          <w:tcPr>
+            <w:tcW w:type="dxa" w:w="4680"/>
+          </w:tcPr>
+          <w:p>
+            <w:r/>
+            <w:r>
+              <w:rPr>
+                <w:b w:val="0"/>
+                <w:i w:val="0"/>
+                <w:sz w:val="19"/>
+              </w:rPr>
+              <w:t>Lab 20: API Deprecations &amp; kubectl explain</w:t>
+            </w:r>
+          </w:p>
+        </w:tc>
+        <w:tc>
+          <w:tcPr>
+            <w:tcW w:type="dxa" w:w="1224"/>
+          </w:tcPr>
+          <w:p>
+            <w:pPr>
+              <w:jc w:val="center"/>
+            </w:pPr>
+            <w:r/>
+            <w:r>
+              <w:rPr>
+                <w:b w:val="0"/>
+                <w:i w:val="0"/>
+                <w:sz w:val="19"/>
+              </w:rPr>
+              <w:t>30 min</w:t>
+            </w:r>
+          </w:p>
+        </w:tc>
+        <w:tc>
+          <w:tcPr>
+            <w:tcW w:type="dxa" w:w="1800"/>
+          </w:tcPr>
+          <w:p>
+            <w:pPr>
+              <w:jc w:val="center"/>
+            </w:pPr>
+            <w:r>
+              <w:t xml:space="preserve">202–208</w:t>
+            </w:r>
+          </w:p>
+        </w:tc>
+      </w:tr>
+      <w:tr>
+        <w:tc>
+          <w:tcPr>
+            <w:tcW w:type="dxa" w:w="1656"/>
+          </w:tcPr>
+          <w:p>
+            <w:pPr>
+              <w:jc w:val="center"/>
+            </w:pPr>
+            <w:r/>
+            <w:r>
+              <w:rPr>
+                <w:b w:val="0"/>
+                <w:i w:val="0"/>
+                <w:sz w:val="19"/>
+              </w:rPr>
+              <w:t>12:50 – 1:00</w:t>
+            </w:r>
+          </w:p>
+        </w:tc>
+        <w:tc>
+          <w:tcPr>
+            <w:tcW w:type="dxa" w:w="4680"/>
+          </w:tcPr>
+          <w:p>
+            <w:r/>
+            <w:r>
+              <w:rPr>
+                <w:b w:val="0"/>
+                <w:i w:val="0"/>
+                <w:sz w:val="19"/>
+              </w:rPr>
+              <w:t>Morning Q&amp;A</w:t>
+            </w:r>
+          </w:p>
+        </w:tc>
+        <w:tc>
+          <w:tcPr>
+            <w:tcW w:type="dxa" w:w="1224"/>
+          </w:tcPr>
+          <w:p>
+            <w:pPr>
+              <w:jc w:val="center"/>
+            </w:pPr>
+            <w:r/>
+            <w:r>
+              <w:rPr>
+                <w:b w:val="0"/>
+                <w:i w:val="0"/>
+                <w:sz w:val="19"/>
+              </w:rPr>
               <w:t>10 min</w:t>
+            </w:r>
+          </w:p>
+        </w:tc>
+        <w:tc>
+          <w:tcPr>
+            <w:tcW w:type="dxa" w:w="1800"/>
+          </w:tcPr>
+          <w:p>
+            <w:pPr>
+              <w:jc w:val="center"/>
+            </w:pPr>
+            <w:r>
+              <w:t xml:space="preserve">—</w:t>
             </w:r>
           </w:p>
         </w:tc>
@@ -4408,11 +5240,20 @@
         <w:tblW w:type="auto" w:w="0"/>
         <w:jc w:val="center"/>
         <w:tblLook w:firstColumn="1" w:firstRow="1" w:lastColumn="0" w:lastRow="0" w:noHBand="0" w:noVBand="1" w:val="04A0"/>
+        <w:tblBorders>
+          <w:top w:val="single" w:sz="4" w:space="0" w:color="9AA4B2"/>
+          <w:left w:val="single" w:sz="4" w:space="0" w:color="9AA4B2"/>
+          <w:bottom w:val="single" w:sz="4" w:space="0" w:color="9AA4B2"/>
+          <w:right w:val="single" w:sz="4" w:space="0" w:color="9AA4B2"/>
+          <w:insideH w:val="single" w:sz="4" w:space="0" w:color="9AA4B2"/>
+          <w:insideV w:val="single" w:sz="4" w:space="0" w:color="9AA4B2"/>
+        </w:tblBorders>
       </w:tblPr>
       <w:tblGrid>
-        <w:gridCol w:w="2880"/>
-        <w:gridCol w:w="2880"/>
-        <w:gridCol w:w="2880"/>
+        <w:gridCol w:w="1656"/>
+        <w:gridCol w:w="4680"/>
+        <w:gridCol w:w="1224"/>
+        <w:gridCol w:w="1800"/>
       </w:tblGrid>
       <w:tr>
         <w:tc>
@@ -4438,7 +5279,7 @@
         </w:tc>
         <w:tc>
           <w:tcPr>
-            <w:tcW w:type="dxa" w:w="6480"/>
+            <w:tcW w:type="dxa" w:w="4680"/>
             <w:shd w:val="clear" w:color="auto" w:fill="1F6FEB"/>
           </w:tcPr>
           <w:p>
@@ -4478,17 +5319,31 @@
             </w:r>
           </w:p>
         </w:tc>
-      </w:tr>
-      <w:tr>
-        <w:tc>
-          <w:tcPr>
-            <w:tcW w:type="dxa" w:w="1656"/>
-            <w:shd w:val="clear" w:color="auto" w:fill="FFF4E5"/>
+        <w:tc>
+          <w:tcPr>
+            <w:tcW w:type="dxa" w:w="1800"/>
+            <w:shd w:val="clear" w:color="auto" w:fill="1F6FEB"/>
           </w:tcPr>
           <w:p>
             <w:pPr>
               <w:jc w:val="center"/>
             </w:pPr>
+            <w:r>
+              <w:t xml:space="preserve">Slides</w:t>
+            </w:r>
+          </w:p>
+        </w:tc>
+      </w:tr>
+      <w:tr>
+        <w:tc>
+          <w:tcPr>
+            <w:tcW w:type="dxa" w:w="1656"/>
+            <w:shd w:val="clear" w:color="auto" w:fill="FFF4E5"/>
+          </w:tcPr>
+          <w:p>
+            <w:pPr>
+              <w:jc w:val="center"/>
+            </w:pPr>
             <w:r/>
             <w:r>
               <w:rPr>
@@ -4502,7 +5357,7 @@
         </w:tc>
         <w:tc>
           <w:tcPr>
-            <w:tcW w:type="dxa" w:w="6480"/>
+            <w:tcW w:type="dxa" w:w="4680"/>
             <w:shd w:val="clear" w:color="auto" w:fill="FFF4E5"/>
           </w:tcPr>
           <w:p>
@@ -4535,6 +5390,20 @@
                 <w:sz w:val="19"/>
               </w:rPr>
               <w:t>60 min</w:t>
+            </w:r>
+          </w:p>
+        </w:tc>
+        <w:tc>
+          <w:tcPr>
+            <w:tcW w:type="dxa" w:w="1800"/>
+            <w:shd w:val="clear" w:color="auto" w:fill="FFF4E5"/>
+          </w:tcPr>
+          <w:p>
+            <w:pPr>
+              <w:jc w:val="center"/>
+            </w:pPr>
+            <w:r>
+              <w:t xml:space="preserve">209</w:t>
             </w:r>
           </w:p>
         </w:tc>
@@ -4559,11 +5428,20 @@
         <w:tblW w:type="auto" w:w="0"/>
         <w:jc w:val="center"/>
         <w:tblLook w:firstColumn="1" w:firstRow="1" w:lastColumn="0" w:lastRow="0" w:noHBand="0" w:noVBand="1" w:val="04A0"/>
+        <w:tblBorders>
+          <w:top w:val="single" w:sz="4" w:space="0" w:color="9AA4B2"/>
+          <w:left w:val="single" w:sz="4" w:space="0" w:color="9AA4B2"/>
+          <w:bottom w:val="single" w:sz="4" w:space="0" w:color="9AA4B2"/>
+          <w:right w:val="single" w:sz="4" w:space="0" w:color="9AA4B2"/>
+          <w:insideH w:val="single" w:sz="4" w:space="0" w:color="9AA4B2"/>
+          <w:insideV w:val="single" w:sz="4" w:space="0" w:color="9AA4B2"/>
+        </w:tblBorders>
       </w:tblPr>
       <w:tblGrid>
-        <w:gridCol w:w="2880"/>
-        <w:gridCol w:w="2880"/>
-        <w:gridCol w:w="2880"/>
+        <w:gridCol w:w="1656"/>
+        <w:gridCol w:w="4680"/>
+        <w:gridCol w:w="1224"/>
+        <w:gridCol w:w="1800"/>
       </w:tblGrid>
       <w:tr>
         <w:tc>
@@ -4589,7 +5467,7 @@
         </w:tc>
         <w:tc>
           <w:tcPr>
-            <w:tcW w:type="dxa" w:w="6480"/>
+            <w:tcW w:type="dxa" w:w="4680"/>
             <w:shd w:val="clear" w:color="auto" w:fill="1F6FEB"/>
           </w:tcPr>
           <w:p>
@@ -4629,49 +5507,25 @@
             </w:r>
           </w:p>
         </w:tc>
-      </w:tr>
-      <w:tr>
-        <w:tc>
-          <w:tcPr>
-            <w:tcW w:type="dxa" w:w="1656"/>
-            <w:shd w:val="clear" w:color="auto" w:fill="E8F0FE"/>
+        <w:tc>
+          <w:tcPr>
+            <w:tcW w:type="dxa" w:w="1800"/>
+            <w:shd w:val="clear" w:color="auto" w:fill="1F6FEB"/>
           </w:tcPr>
           <w:p>
             <w:pPr>
               <w:jc w:val="center"/>
             </w:pPr>
-            <w:r/>
-            <w:r>
-              <w:rPr>
-                <w:b/>
-                <w:i w:val="0"/>
-                <w:sz w:val="19"/>
-              </w:rPr>
-              <w:t>2:00 – 2:20</w:t>
-            </w:r>
-          </w:p>
-        </w:tc>
-        <w:tc>
-          <w:tcPr>
-            <w:tcW w:type="dxa" w:w="6480"/>
-            <w:shd w:val="clear" w:color="auto" w:fill="E8F0FE"/>
-          </w:tcPr>
-          <w:p>
-            <w:r/>
-            <w:r>
-              <w:rPr>
-                <w:b/>
-                <w:i w:val="0"/>
-                <w:color w:val="1F6FEB"/>
-                <w:sz w:val="19"/>
-              </w:rPr>
-              <w:t>Topic 12: ConfigMaps &amp; Secrets — inject config &amp; sensitive data</w:t>
-            </w:r>
-          </w:p>
-        </w:tc>
-        <w:tc>
-          <w:tcPr>
-            <w:tcW w:type="dxa" w:w="1224"/>
+            <w:r>
+              <w:t xml:space="preserve">Slides</w:t>
+            </w:r>
+          </w:p>
+        </w:tc>
+      </w:tr>
+      <w:tr>
+        <w:tc>
+          <w:tcPr>
+            <w:tcW w:type="dxa" w:w="1656"/>
             <w:shd w:val="clear" w:color="auto" w:fill="E8F0FE"/>
           </w:tcPr>
           <w:p>
@@ -4681,19 +5535,36 @@
             <w:r/>
             <w:r>
               <w:rPr>
-                <w:b w:val="0"/>
+                <w:b/>
                 <w:i w:val="0"/>
                 <w:sz w:val="19"/>
               </w:rPr>
-              <w:t>20 min</w:t>
-            </w:r>
-          </w:p>
-        </w:tc>
-      </w:tr>
-      <w:tr>
-        <w:tc>
-          <w:tcPr>
-            <w:tcW w:type="dxa" w:w="1656"/>
+              <w:t>2:00 – 2:20</w:t>
+            </w:r>
+          </w:p>
+        </w:tc>
+        <w:tc>
+          <w:tcPr>
+            <w:tcW w:type="dxa" w:w="4680"/>
+            <w:shd w:val="clear" w:color="auto" w:fill="E8F0FE"/>
+          </w:tcPr>
+          <w:p>
+            <w:r/>
+            <w:r>
+              <w:rPr>
+                <w:b/>
+                <w:i w:val="0"/>
+                <w:color w:val="1F6FEB"/>
+                <w:sz w:val="19"/>
+              </w:rPr>
+              <w:t>Topic 12: ConfigMaps &amp; Secrets — inject config &amp; sensitive data</w:t>
+            </w:r>
+          </w:p>
+        </w:tc>
+        <w:tc>
+          <w:tcPr>
+            <w:tcW w:type="dxa" w:w="1224"/>
+            <w:shd w:val="clear" w:color="auto" w:fill="E8F0FE"/>
           </w:tcPr>
           <w:p>
             <w:pPr>
@@ -4706,42 +5577,21 @@
                 <w:i w:val="0"/>
                 <w:sz w:val="19"/>
               </w:rPr>
-              <w:t>2:20 – 2:55</w:t>
-            </w:r>
-          </w:p>
-        </w:tc>
-        <w:tc>
-          <w:tcPr>
-            <w:tcW w:type="dxa" w:w="6480"/>
-          </w:tcPr>
-          <w:p>
-            <w:r/>
-            <w:r>
-              <w:rPr>
-                <w:b w:val="0"/>
-                <w:i w:val="0"/>
-                <w:sz w:val="19"/>
-              </w:rPr>
-              <w:t>Lab 21: ConfigMaps — Env &amp; Volume Injection</w:t>
-            </w:r>
-          </w:p>
-        </w:tc>
-        <w:tc>
-          <w:tcPr>
-            <w:tcW w:type="dxa" w:w="1224"/>
+              <w:t>20 min</w:t>
+            </w:r>
+          </w:p>
+        </w:tc>
+        <w:tc>
+          <w:tcPr>
+            <w:tcW w:type="dxa" w:w="1800"/>
+            <w:shd w:val="clear" w:color="auto" w:fill="E8F0FE"/>
           </w:tcPr>
           <w:p>
             <w:pPr>
               <w:jc w:val="center"/>
             </w:pPr>
-            <w:r/>
-            <w:r>
-              <w:rPr>
-                <w:b w:val="0"/>
-                <w:i w:val="0"/>
-                <w:sz w:val="19"/>
-              </w:rPr>
-              <w:t>35 min</w:t>
+            <w:r>
+              <w:t xml:space="preserve">210–214</w:t>
             </w:r>
           </w:p>
         </w:tc>
@@ -4762,13 +5612,13 @@
                 <w:i w:val="0"/>
                 <w:sz w:val="19"/>
               </w:rPr>
-              <w:t>2:55 – 3:30</w:t>
-            </w:r>
-          </w:p>
-        </w:tc>
-        <w:tc>
-          <w:tcPr>
-            <w:tcW w:type="dxa" w:w="6480"/>
+              <w:t>2:20 – 2:55</w:t>
+            </w:r>
+          </w:p>
+        </w:tc>
+        <w:tc>
+          <w:tcPr>
+            <w:tcW w:type="dxa" w:w="4680"/>
           </w:tcPr>
           <w:p>
             <w:r/>
@@ -4778,7 +5628,7 @@
                 <w:i w:val="0"/>
                 <w:sz w:val="19"/>
               </w:rPr>
-              <w:t>Lab 22: Secrets</w:t>
+              <w:t>Lab 21: ConfigMaps — Env &amp; Volume Injection</w:t>
             </w:r>
           </w:p>
         </w:tc>
@@ -4801,17 +5651,29 @@
             </w:r>
           </w:p>
         </w:tc>
-      </w:tr>
-      <w:tr>
-        <w:tc>
-          <w:tcPr>
-            <w:tcW w:type="dxa" w:w="1656"/>
-            <w:shd w:val="clear" w:color="auto" w:fill="FFF4E5"/>
+        <w:tc>
+          <w:tcPr>
+            <w:tcW w:type="dxa" w:w="1800"/>
           </w:tcPr>
           <w:p>
             <w:pPr>
               <w:jc w:val="center"/>
             </w:pPr>
+            <w:r>
+              <w:t xml:space="preserve">215–218</w:t>
+            </w:r>
+          </w:p>
+        </w:tc>
+      </w:tr>
+      <w:tr>
+        <w:tc>
+          <w:tcPr>
+            <w:tcW w:type="dxa" w:w="1656"/>
+          </w:tcPr>
+          <w:p>
+            <w:pPr>
+              <w:jc w:val="center"/>
+            </w:pPr>
             <w:r/>
             <w:r>
               <w:rPr>
@@ -4819,13 +5681,83 @@
                 <w:i w:val="0"/>
                 <w:sz w:val="19"/>
               </w:rPr>
+              <w:t>2:55 – 3:30</w:t>
+            </w:r>
+          </w:p>
+        </w:tc>
+        <w:tc>
+          <w:tcPr>
+            <w:tcW w:type="dxa" w:w="4680"/>
+          </w:tcPr>
+          <w:p>
+            <w:r/>
+            <w:r>
+              <w:rPr>
+                <w:b w:val="0"/>
+                <w:i w:val="0"/>
+                <w:sz w:val="19"/>
+              </w:rPr>
+              <w:t>Lab 22: Secrets</w:t>
+            </w:r>
+          </w:p>
+        </w:tc>
+        <w:tc>
+          <w:tcPr>
+            <w:tcW w:type="dxa" w:w="1224"/>
+          </w:tcPr>
+          <w:p>
+            <w:pPr>
+              <w:jc w:val="center"/>
+            </w:pPr>
+            <w:r/>
+            <w:r>
+              <w:rPr>
+                <w:b w:val="0"/>
+                <w:i w:val="0"/>
+                <w:sz w:val="19"/>
+              </w:rPr>
+              <w:t>35 min</w:t>
+            </w:r>
+          </w:p>
+        </w:tc>
+        <w:tc>
+          <w:tcPr>
+            <w:tcW w:type="dxa" w:w="1800"/>
+          </w:tcPr>
+          <w:p>
+            <w:pPr>
+              <w:jc w:val="center"/>
+            </w:pPr>
+            <w:r>
+              <w:t xml:space="preserve">219–226</w:t>
+            </w:r>
+          </w:p>
+        </w:tc>
+      </w:tr>
+      <w:tr>
+        <w:tc>
+          <w:tcPr>
+            <w:tcW w:type="dxa" w:w="1656"/>
+            <w:shd w:val="clear" w:color="auto" w:fill="FFF4E5"/>
+          </w:tcPr>
+          <w:p>
+            <w:pPr>
+              <w:jc w:val="center"/>
+            </w:pPr>
+            <w:r/>
+            <w:r>
+              <w:rPr>
+                <w:b w:val="0"/>
+                <w:i w:val="0"/>
+                <w:sz w:val="19"/>
+              </w:rPr>
               <w:t>3:30 – 3:45</w:t>
             </w:r>
           </w:p>
         </w:tc>
         <w:tc>
           <w:tcPr>
-            <w:tcW w:type="dxa" w:w="6480"/>
+            <w:tcW w:type="dxa" w:w="4680"/>
             <w:shd w:val="clear" w:color="auto" w:fill="FFF4E5"/>
           </w:tcPr>
           <w:p>
@@ -4861,49 +5793,25 @@
             </w:r>
           </w:p>
         </w:tc>
-      </w:tr>
-      <w:tr>
-        <w:tc>
-          <w:tcPr>
-            <w:tcW w:type="dxa" w:w="1656"/>
-            <w:shd w:val="clear" w:color="auto" w:fill="E8F0FE"/>
+        <w:tc>
+          <w:tcPr>
+            <w:tcW w:type="dxa" w:w="1800"/>
+            <w:shd w:val="clear" w:color="auto" w:fill="FFF4E5"/>
           </w:tcPr>
           <w:p>
             <w:pPr>
               <w:jc w:val="center"/>
             </w:pPr>
-            <w:r/>
-            <w:r>
-              <w:rPr>
-                <w:b/>
-                <w:i w:val="0"/>
-                <w:sz w:val="19"/>
-              </w:rPr>
-              <w:t>3:45 – 4:05</w:t>
-            </w:r>
-          </w:p>
-        </w:tc>
-        <w:tc>
-          <w:tcPr>
-            <w:tcW w:type="dxa" w:w="6480"/>
-            <w:shd w:val="clear" w:color="auto" w:fill="E8F0FE"/>
-          </w:tcPr>
-          <w:p>
-            <w:r/>
-            <w:r>
-              <w:rPr>
-                <w:b/>
-                <w:i w:val="0"/>
-                <w:color w:val="1F6FEB"/>
-                <w:sz w:val="19"/>
-              </w:rPr>
-              <w:t>Topic 13: SecurityContext &amp; ServiceAccounts — identity &amp; least privilege</w:t>
-            </w:r>
-          </w:p>
-        </w:tc>
-        <w:tc>
-          <w:tcPr>
-            <w:tcW w:type="dxa" w:w="1224"/>
+            <w:r>
+              <w:t xml:space="preserve">—</w:t>
+            </w:r>
+          </w:p>
+        </w:tc>
+      </w:tr>
+      <w:tr>
+        <w:tc>
+          <w:tcPr>
+            <w:tcW w:type="dxa" w:w="1656"/>
             <w:shd w:val="clear" w:color="auto" w:fill="E8F0FE"/>
           </w:tcPr>
           <w:p>
@@ -4913,19 +5821,36 @@
             <w:r/>
             <w:r>
               <w:rPr>
-                <w:b w:val="0"/>
+                <w:b/>
                 <w:i w:val="0"/>
                 <w:sz w:val="19"/>
               </w:rPr>
-              <w:t>20 min</w:t>
-            </w:r>
-          </w:p>
-        </w:tc>
-      </w:tr>
-      <w:tr>
-        <w:tc>
-          <w:tcPr>
-            <w:tcW w:type="dxa" w:w="1656"/>
+              <w:t>3:45 – 4:05</w:t>
+            </w:r>
+          </w:p>
+        </w:tc>
+        <w:tc>
+          <w:tcPr>
+            <w:tcW w:type="dxa" w:w="4680"/>
+            <w:shd w:val="clear" w:color="auto" w:fill="E8F0FE"/>
+          </w:tcPr>
+          <w:p>
+            <w:r/>
+            <w:r>
+              <w:rPr>
+                <w:b/>
+                <w:i w:val="0"/>
+                <w:color w:val="1F6FEB"/>
+                <w:sz w:val="19"/>
+              </w:rPr>
+              <w:t>Topic 13: SecurityContext &amp; ServiceAccounts — identity &amp; least privilege</w:t>
+            </w:r>
+          </w:p>
+        </w:tc>
+        <w:tc>
+          <w:tcPr>
+            <w:tcW w:type="dxa" w:w="1224"/>
+            <w:shd w:val="clear" w:color="auto" w:fill="E8F0FE"/>
           </w:tcPr>
           <w:p>
             <w:pPr>
@@ -4938,42 +5863,21 @@
                 <w:i w:val="0"/>
                 <w:sz w:val="19"/>
               </w:rPr>
-              <w:t>4:05 – 4:40</w:t>
-            </w:r>
-          </w:p>
-        </w:tc>
-        <w:tc>
-          <w:tcPr>
-            <w:tcW w:type="dxa" w:w="6480"/>
-          </w:tcPr>
-          <w:p>
-            <w:r/>
-            <w:r>
-              <w:rPr>
-                <w:b w:val="0"/>
-                <w:i w:val="0"/>
-                <w:sz w:val="19"/>
-              </w:rPr>
-              <w:t>Lab 23: SecurityContext</w:t>
-            </w:r>
-          </w:p>
-        </w:tc>
-        <w:tc>
-          <w:tcPr>
-            <w:tcW w:type="dxa" w:w="1224"/>
+              <w:t>20 min</w:t>
+            </w:r>
+          </w:p>
+        </w:tc>
+        <w:tc>
+          <w:tcPr>
+            <w:tcW w:type="dxa" w:w="1800"/>
+            <w:shd w:val="clear" w:color="auto" w:fill="E8F0FE"/>
           </w:tcPr>
           <w:p>
             <w:pPr>
               <w:jc w:val="center"/>
             </w:pPr>
-            <w:r/>
-            <w:r>
-              <w:rPr>
-                <w:b w:val="0"/>
-                <w:i w:val="0"/>
-                <w:sz w:val="19"/>
-              </w:rPr>
-              <w:t>35 min</w:t>
+            <w:r>
+              <w:t xml:space="preserve">228–230</w:t>
             </w:r>
           </w:p>
         </w:tc>
@@ -4994,13 +5898,13 @@
                 <w:i w:val="0"/>
                 <w:sz w:val="19"/>
               </w:rPr>
-              <w:t>4:40 – 5:05</w:t>
-            </w:r>
-          </w:p>
-        </w:tc>
-        <w:tc>
-          <w:tcPr>
-            <w:tcW w:type="dxa" w:w="6480"/>
+              <w:t>4:05 – 4:40</w:t>
+            </w:r>
+          </w:p>
+        </w:tc>
+        <w:tc>
+          <w:tcPr>
+            <w:tcW w:type="dxa" w:w="4680"/>
           </w:tcPr>
           <w:p>
             <w:r/>
@@ -5010,7 +5914,7 @@
                 <w:i w:val="0"/>
                 <w:sz w:val="19"/>
               </w:rPr>
-              <w:t>Lab 24: ServiceAccounts</w:t>
+              <w:t>Lab 23: SecurityContext</w:t>
             </w:r>
           </w:p>
         </w:tc>
@@ -5029,50 +5933,28 @@
                 <w:i w:val="0"/>
                 <w:sz w:val="19"/>
               </w:rPr>
-              <w:t>25 min</w:t>
-            </w:r>
-          </w:p>
-        </w:tc>
-      </w:tr>
-      <w:tr>
-        <w:tc>
-          <w:tcPr>
-            <w:tcW w:type="dxa" w:w="1656"/>
+              <w:t>35 min</w:t>
+            </w:r>
+          </w:p>
+        </w:tc>
+        <w:tc>
+          <w:tcPr>
+            <w:tcW w:type="dxa" w:w="1800"/>
           </w:tcPr>
           <w:p>
             <w:pPr>
               <w:jc w:val="center"/>
             </w:pPr>
-            <w:r/>
-            <w:r>
-              <w:rPr>
-                <w:b w:val="0"/>
-                <w:i w:val="0"/>
-                <w:sz w:val="19"/>
-              </w:rPr>
-              <w:t>5:05 – 5:35</w:t>
-            </w:r>
-          </w:p>
-        </w:tc>
-        <w:tc>
-          <w:tcPr>
-            <w:tcW w:type="dxa" w:w="6480"/>
-          </w:tcPr>
-          <w:p>
-            <w:r/>
-            <w:r>
-              <w:rPr>
-                <w:b w:val="0"/>
-                <w:i w:val="0"/>
-                <w:sz w:val="19"/>
-              </w:rPr>
-              <w:t>Lab 25: RBAC — Roles &amp; RoleBindings</w:t>
-            </w:r>
-          </w:p>
-        </w:tc>
-        <w:tc>
-          <w:tcPr>
-            <w:tcW w:type="dxa" w:w="1224"/>
+            <w:r>
+              <w:t xml:space="preserve">231–234</w:t>
+            </w:r>
+          </w:p>
+        </w:tc>
+      </w:tr>
+      <w:tr>
+        <w:tc>
+          <w:tcPr>
+            <w:tcW w:type="dxa" w:w="1656"/>
           </w:tcPr>
           <w:p>
             <w:pPr>
@@ -5085,15 +5967,29 @@
                 <w:i w:val="0"/>
                 <w:sz w:val="19"/>
               </w:rPr>
-              <w:t>30 min</w:t>
-            </w:r>
-          </w:p>
-        </w:tc>
-      </w:tr>
-      <w:tr>
-        <w:tc>
-          <w:tcPr>
-            <w:tcW w:type="dxa" w:w="1656"/>
+              <w:t>4:40 – 5:05</w:t>
+            </w:r>
+          </w:p>
+        </w:tc>
+        <w:tc>
+          <w:tcPr>
+            <w:tcW w:type="dxa" w:w="4680"/>
+          </w:tcPr>
+          <w:p>
+            <w:r/>
+            <w:r>
+              <w:rPr>
+                <w:b w:val="0"/>
+                <w:i w:val="0"/>
+                <w:sz w:val="19"/>
+              </w:rPr>
+              <w:t>Lab 24: ServiceAccounts</w:t>
+            </w:r>
+          </w:p>
+        </w:tc>
+        <w:tc>
+          <w:tcPr>
+            <w:tcW w:type="dxa" w:w="1224"/>
           </w:tcPr>
           <w:p>
             <w:pPr>
@@ -5106,42 +6002,20 @@
                 <w:i w:val="0"/>
                 <w:sz w:val="19"/>
               </w:rPr>
-              <w:t>5:35 – 5:55</w:t>
-            </w:r>
-          </w:p>
-        </w:tc>
-        <w:tc>
-          <w:tcPr>
-            <w:tcW w:type="dxa" w:w="6480"/>
-          </w:tcPr>
-          <w:p>
-            <w:r/>
-            <w:r>
-              <w:rPr>
-                <w:b w:val="0"/>
-                <w:i w:val="0"/>
-                <w:sz w:val="19"/>
-              </w:rPr>
-              <w:t>Lab 26: ResourceQuota &amp; LimitRange</w:t>
-            </w:r>
-          </w:p>
-        </w:tc>
-        <w:tc>
-          <w:tcPr>
-            <w:tcW w:type="dxa" w:w="1224"/>
+              <w:t>25 min</w:t>
+            </w:r>
+          </w:p>
+        </w:tc>
+        <w:tc>
+          <w:tcPr>
+            <w:tcW w:type="dxa" w:w="1800"/>
           </w:tcPr>
           <w:p>
             <w:pPr>
               <w:jc w:val="center"/>
             </w:pPr>
-            <w:r/>
-            <w:r>
-              <w:rPr>
-                <w:b w:val="0"/>
-                <w:i w:val="0"/>
-                <w:sz w:val="19"/>
-              </w:rPr>
-              <w:t>20 min</w:t>
+            <w:r>
+              <w:t xml:space="preserve">235–241</w:t>
             </w:r>
           </w:p>
         </w:tc>
@@ -5162,13 +6036,13 @@
                 <w:i w:val="0"/>
                 <w:sz w:val="19"/>
               </w:rPr>
-              <w:t>5:55 – 6:00</w:t>
-            </w:r>
-          </w:p>
-        </w:tc>
-        <w:tc>
-          <w:tcPr>
-            <w:tcW w:type="dxa" w:w="6480"/>
+              <w:t>5:05 – 5:35</w:t>
+            </w:r>
+          </w:p>
+        </w:tc>
+        <w:tc>
+          <w:tcPr>
+            <w:tcW w:type="dxa" w:w="4680"/>
           </w:tcPr>
           <w:p>
             <w:r/>
@@ -5178,7 +6052,7 @@
                 <w:i w:val="0"/>
                 <w:sz w:val="19"/>
               </w:rPr>
-              <w:t>Day 3 recap &amp; wrap-up</w:t>
+              <w:t>Lab 25: RBAC — Roles &amp; RoleBindings</w:t>
             </w:r>
           </w:p>
         </w:tc>
@@ -5197,7 +6071,158 @@
                 <w:i w:val="0"/>
                 <w:sz w:val="19"/>
               </w:rPr>
+              <w:t>30 min</w:t>
+            </w:r>
+          </w:p>
+        </w:tc>
+        <w:tc>
+          <w:tcPr>
+            <w:tcW w:type="dxa" w:w="1800"/>
+          </w:tcPr>
+          <w:p>
+            <w:pPr>
+              <w:jc w:val="center"/>
+            </w:pPr>
+            <w:r>
+              <w:t xml:space="preserve">242–249</w:t>
+            </w:r>
+          </w:p>
+        </w:tc>
+      </w:tr>
+      <w:tr>
+        <w:tc>
+          <w:tcPr>
+            <w:tcW w:type="dxa" w:w="1656"/>
+          </w:tcPr>
+          <w:p>
+            <w:pPr>
+              <w:jc w:val="center"/>
+            </w:pPr>
+            <w:r/>
+            <w:r>
+              <w:rPr>
+                <w:b w:val="0"/>
+                <w:i w:val="0"/>
+                <w:sz w:val="19"/>
+              </w:rPr>
+              <w:t>5:35 – 5:55</w:t>
+            </w:r>
+          </w:p>
+        </w:tc>
+        <w:tc>
+          <w:tcPr>
+            <w:tcW w:type="dxa" w:w="4680"/>
+          </w:tcPr>
+          <w:p>
+            <w:r/>
+            <w:r>
+              <w:rPr>
+                <w:b w:val="0"/>
+                <w:i w:val="0"/>
+                <w:sz w:val="19"/>
+              </w:rPr>
+              <w:t>Lab 26: ResourceQuota &amp; LimitRange</w:t>
+            </w:r>
+          </w:p>
+        </w:tc>
+        <w:tc>
+          <w:tcPr>
+            <w:tcW w:type="dxa" w:w="1224"/>
+          </w:tcPr>
+          <w:p>
+            <w:pPr>
+              <w:jc w:val="center"/>
+            </w:pPr>
+            <w:r/>
+            <w:r>
+              <w:rPr>
+                <w:b w:val="0"/>
+                <w:i w:val="0"/>
+                <w:sz w:val="19"/>
+              </w:rPr>
+              <w:t>20 min</w:t>
+            </w:r>
+          </w:p>
+        </w:tc>
+        <w:tc>
+          <w:tcPr>
+            <w:tcW w:type="dxa" w:w="1800"/>
+          </w:tcPr>
+          <w:p>
+            <w:pPr>
+              <w:jc w:val="center"/>
+            </w:pPr>
+            <w:r>
+              <w:t xml:space="preserve">267–274</w:t>
+            </w:r>
+          </w:p>
+        </w:tc>
+      </w:tr>
+      <w:tr>
+        <w:tc>
+          <w:tcPr>
+            <w:tcW w:type="dxa" w:w="1656"/>
+          </w:tcPr>
+          <w:p>
+            <w:pPr>
+              <w:jc w:val="center"/>
+            </w:pPr>
+            <w:r/>
+            <w:r>
+              <w:rPr>
+                <w:b w:val="0"/>
+                <w:i w:val="0"/>
+                <w:sz w:val="19"/>
+              </w:rPr>
+              <w:t>5:55 – 6:00</w:t>
+            </w:r>
+          </w:p>
+        </w:tc>
+        <w:tc>
+          <w:tcPr>
+            <w:tcW w:type="dxa" w:w="4680"/>
+          </w:tcPr>
+          <w:p>
+            <w:r/>
+            <w:r>
+              <w:rPr>
+                <w:b w:val="0"/>
+                <w:i w:val="0"/>
+                <w:sz w:val="19"/>
+              </w:rPr>
+              <w:t>Day 3 recap &amp; wrap-up</w:t>
+            </w:r>
+          </w:p>
+        </w:tc>
+        <w:tc>
+          <w:tcPr>
+            <w:tcW w:type="dxa" w:w="1224"/>
+          </w:tcPr>
+          <w:p>
+            <w:pPr>
+              <w:jc w:val="center"/>
+            </w:pPr>
+            <w:r/>
+            <w:r>
+              <w:rPr>
+                <w:b w:val="0"/>
+                <w:i w:val="0"/>
+                <w:sz w:val="19"/>
+              </w:rPr>
               <w:t>5 min</w:t>
+            </w:r>
+          </w:p>
+        </w:tc>
+        <w:tc>
+          <w:tcPr>
+            <w:tcW w:type="dxa" w:w="1800"/>
+          </w:tcPr>
+          <w:p>
+            <w:pPr>
+              <w:jc w:val="center"/>
+            </w:pPr>
+            <w:r>
+              <w:t xml:space="preserve">287</w:t>
             </w:r>
           </w:p>
         </w:tc>
@@ -5244,11 +6269,20 @@
         <w:tblW w:type="auto" w:w="0"/>
         <w:jc w:val="center"/>
         <w:tblLook w:firstColumn="1" w:firstRow="1" w:lastColumn="0" w:lastRow="0" w:noHBand="0" w:noVBand="1" w:val="04A0"/>
+        <w:tblBorders>
+          <w:top w:val="single" w:sz="4" w:space="0" w:color="9AA4B2"/>
+          <w:left w:val="single" w:sz="4" w:space="0" w:color="9AA4B2"/>
+          <w:bottom w:val="single" w:sz="4" w:space="0" w:color="9AA4B2"/>
+          <w:right w:val="single" w:sz="4" w:space="0" w:color="9AA4B2"/>
+          <w:insideH w:val="single" w:sz="4" w:space="0" w:color="9AA4B2"/>
+          <w:insideV w:val="single" w:sz="4" w:space="0" w:color="9AA4B2"/>
+        </w:tblBorders>
       </w:tblPr>
       <w:tblGrid>
-        <w:gridCol w:w="2880"/>
-        <w:gridCol w:w="2880"/>
-        <w:gridCol w:w="2880"/>
+        <w:gridCol w:w="1656"/>
+        <w:gridCol w:w="4680"/>
+        <w:gridCol w:w="1224"/>
+        <w:gridCol w:w="1800"/>
       </w:tblGrid>
       <w:tr>
         <w:tc>
@@ -5274,7 +6308,7 @@
         </w:tc>
         <w:tc>
           <w:tcPr>
-            <w:tcW w:type="dxa" w:w="6480"/>
+            <w:tcW w:type="dxa" w:w="4680"/>
             <w:shd w:val="clear" w:color="auto" w:fill="1F6FEB"/>
           </w:tcPr>
           <w:p>
@@ -5314,46 +6348,25 @@
             </w:r>
           </w:p>
         </w:tc>
-      </w:tr>
-      <w:tr>
-        <w:tc>
-          <w:tcPr>
-            <w:tcW w:type="dxa" w:w="1656"/>
+        <w:tc>
+          <w:tcPr>
+            <w:tcW w:type="dxa" w:w="1800"/>
+            <w:shd w:val="clear" w:color="auto" w:fill="1F6FEB"/>
           </w:tcPr>
           <w:p>
             <w:pPr>
               <w:jc w:val="center"/>
             </w:pPr>
-            <w:r/>
-            <w:r>
-              <w:rPr>
-                <w:b w:val="0"/>
-                <w:i w:val="0"/>
-                <w:sz w:val="19"/>
-              </w:rPr>
-              <w:t>9:00 – 9:10</w:t>
-            </w:r>
-          </w:p>
-        </w:tc>
-        <w:tc>
-          <w:tcPr>
-            <w:tcW w:type="dxa" w:w="6480"/>
-          </w:tcPr>
-          <w:p>
-            <w:r/>
-            <w:r>
-              <w:rPr>
-                <w:b w:val="0"/>
-                <w:i w:val="0"/>
-                <w:sz w:val="19"/>
-              </w:rPr>
-              <w:t>Day 3 recap &amp; Day 4 objectives</w:t>
-            </w:r>
-          </w:p>
-        </w:tc>
-        <w:tc>
-          <w:tcPr>
-            <w:tcW w:type="dxa" w:w="1224"/>
+            <w:r>
+              <w:t xml:space="preserve">Slides</w:t>
+            </w:r>
+          </w:p>
+        </w:tc>
+      </w:tr>
+      <w:tr>
+        <w:tc>
+          <w:tcPr>
+            <w:tcW w:type="dxa" w:w="1656"/>
           </w:tcPr>
           <w:p>
             <w:pPr>
@@ -5366,16 +6379,29 @@
                 <w:i w:val="0"/>
                 <w:sz w:val="19"/>
               </w:rPr>
-              <w:t>10 min</w:t>
-            </w:r>
-          </w:p>
-        </w:tc>
-      </w:tr>
-      <w:tr>
-        <w:tc>
-          <w:tcPr>
-            <w:tcW w:type="dxa" w:w="1656"/>
-            <w:shd w:val="clear" w:color="auto" w:fill="E8F0FE"/>
+              <w:t>9:00 – 9:10</w:t>
+            </w:r>
+          </w:p>
+        </w:tc>
+        <w:tc>
+          <w:tcPr>
+            <w:tcW w:type="dxa" w:w="4680"/>
+          </w:tcPr>
+          <w:p>
+            <w:r/>
+            <w:r>
+              <w:rPr>
+                <w:b w:val="0"/>
+                <w:i w:val="0"/>
+                <w:sz w:val="19"/>
+              </w:rPr>
+              <w:t>Day 3 recap &amp; Day 4 objectives</w:t>
+            </w:r>
+          </w:p>
+        </w:tc>
+        <w:tc>
+          <w:tcPr>
+            <w:tcW w:type="dxa" w:w="1224"/>
           </w:tcPr>
           <w:p>
             <w:pPr>
@@ -5384,49 +6410,24 @@
             <w:r/>
             <w:r>
               <w:rPr>
-                <w:b/>
+                <w:b w:val="0"/>
                 <w:i w:val="0"/>
                 <w:sz w:val="19"/>
               </w:rPr>
-              <w:t>9:10 – 9:30</w:t>
-            </w:r>
-          </w:p>
-        </w:tc>
-        <w:tc>
-          <w:tcPr>
-            <w:tcW w:type="dxa" w:w="6480"/>
-            <w:shd w:val="clear" w:color="auto" w:fill="E8F0FE"/>
-          </w:tcPr>
-          <w:p>
-            <w:r/>
-            <w:r>
-              <w:rPr>
-                <w:b/>
-                <w:i w:val="0"/>
-                <w:color w:val="1F6FEB"/>
-                <w:sz w:val="19"/>
-              </w:rPr>
-              <w:t>Topic 14: Services — ClusterIP, NodePort, LoadBalancer &amp; Service DNS</w:t>
-            </w:r>
-          </w:p>
-        </w:tc>
-        <w:tc>
-          <w:tcPr>
-            <w:tcW w:type="dxa" w:w="1224"/>
-            <w:shd w:val="clear" w:color="auto" w:fill="E8F0FE"/>
+              <w:t>10 min</w:t>
+            </w:r>
+          </w:p>
+        </w:tc>
+        <w:tc>
+          <w:tcPr>
+            <w:tcW w:type="dxa" w:w="1800"/>
           </w:tcPr>
           <w:p>
             <w:pPr>
               <w:jc w:val="center"/>
             </w:pPr>
-            <w:r/>
-            <w:r>
-              <w:rPr>
-                <w:b w:val="0"/>
-                <w:i w:val="0"/>
-                <w:sz w:val="19"/>
-              </w:rPr>
-              <w:t>20 min</w:t>
+            <w:r>
+              <w:t xml:space="preserve">289–291</w:t>
             </w:r>
           </w:p>
         </w:tc>
@@ -5435,6 +6436,7 @@
         <w:tc>
           <w:tcPr>
             <w:tcW w:type="dxa" w:w="1656"/>
+            <w:shd w:val="clear" w:color="auto" w:fill="E8F0FE"/>
           </w:tcPr>
           <w:p>
             <w:pPr>
@@ -5443,33 +6445,36 @@
             <w:r/>
             <w:r>
               <w:rPr>
-                <w:b w:val="0"/>
+                <w:b/>
                 <w:i w:val="0"/>
                 <w:sz w:val="19"/>
               </w:rPr>
-              <w:t>9:30 – 10:05</w:t>
-            </w:r>
-          </w:p>
-        </w:tc>
-        <w:tc>
-          <w:tcPr>
-            <w:tcW w:type="dxa" w:w="6480"/>
-          </w:tcPr>
-          <w:p>
-            <w:r/>
-            <w:r>
-              <w:rPr>
-                <w:b w:val="0"/>
-                <w:i w:val="0"/>
+              <w:t>9:10 – 9:30</w:t>
+            </w:r>
+          </w:p>
+        </w:tc>
+        <w:tc>
+          <w:tcPr>
+            <w:tcW w:type="dxa" w:w="4680"/>
+            <w:shd w:val="clear" w:color="auto" w:fill="E8F0FE"/>
+          </w:tcPr>
+          <w:p>
+            <w:r/>
+            <w:r>
+              <w:rPr>
+                <w:b/>
+                <w:i w:val="0"/>
+                <w:color w:val="1F6FEB"/>
                 <w:sz w:val="19"/>
               </w:rPr>
-              <w:t>Lab 27: Services — ClusterIP, NodePort, LoadBalancer</w:t>
+              <w:t>Topic 14: Services — ClusterIP, NodePort, LoadBalancer &amp; Service DNS</w:t>
             </w:r>
           </w:p>
         </w:tc>
         <w:tc>
           <w:tcPr>
             <w:tcW w:type="dxa" w:w="1224"/>
+            <w:shd w:val="clear" w:color="auto" w:fill="E8F0FE"/>
           </w:tcPr>
           <w:p>
             <w:pPr>
@@ -5482,50 +6487,29 @@
                 <w:i w:val="0"/>
                 <w:sz w:val="19"/>
               </w:rPr>
-              <w:t>35 min</w:t>
-            </w:r>
-          </w:p>
-        </w:tc>
-      </w:tr>
-      <w:tr>
-        <w:tc>
-          <w:tcPr>
-            <w:tcW w:type="dxa" w:w="1656"/>
+              <w:t>20 min</w:t>
+            </w:r>
+          </w:p>
+        </w:tc>
+        <w:tc>
+          <w:tcPr>
+            <w:tcW w:type="dxa" w:w="1800"/>
+            <w:shd w:val="clear" w:color="auto" w:fill="E8F0FE"/>
           </w:tcPr>
           <w:p>
             <w:pPr>
               <w:jc w:val="center"/>
             </w:pPr>
-            <w:r/>
-            <w:r>
-              <w:rPr>
-                <w:b w:val="0"/>
-                <w:i w:val="0"/>
-                <w:sz w:val="19"/>
-              </w:rPr>
-              <w:t>10:05 – 10:35</w:t>
-            </w:r>
-          </w:p>
-        </w:tc>
-        <w:tc>
-          <w:tcPr>
-            <w:tcW w:type="dxa" w:w="6480"/>
-          </w:tcPr>
-          <w:p>
-            <w:r/>
-            <w:r>
-              <w:rPr>
-                <w:b w:val="0"/>
-                <w:i w:val="0"/>
-                <w:sz w:val="19"/>
-              </w:rPr>
-              <w:t>Lab 28: Service DNS</w:t>
-            </w:r>
-          </w:p>
-        </w:tc>
-        <w:tc>
-          <w:tcPr>
-            <w:tcW w:type="dxa" w:w="1224"/>
+            <w:r>
+              <w:t xml:space="preserve">292–298</w:t>
+            </w:r>
+          </w:p>
+        </w:tc>
+      </w:tr>
+      <w:tr>
+        <w:tc>
+          <w:tcPr>
+            <w:tcW w:type="dxa" w:w="1656"/>
           </w:tcPr>
           <w:p>
             <w:pPr>
@@ -5538,16 +6522,29 @@
                 <w:i w:val="0"/>
                 <w:sz w:val="19"/>
               </w:rPr>
-              <w:t>30 min</w:t>
-            </w:r>
-          </w:p>
-        </w:tc>
-      </w:tr>
-      <w:tr>
-        <w:tc>
-          <w:tcPr>
-            <w:tcW w:type="dxa" w:w="1656"/>
-            <w:shd w:val="clear" w:color="auto" w:fill="FFF4E5"/>
+              <w:t>9:30 – 10:05</w:t>
+            </w:r>
+          </w:p>
+        </w:tc>
+        <w:tc>
+          <w:tcPr>
+            <w:tcW w:type="dxa" w:w="4680"/>
+          </w:tcPr>
+          <w:p>
+            <w:r/>
+            <w:r>
+              <w:rPr>
+                <w:b w:val="0"/>
+                <w:i w:val="0"/>
+                <w:sz w:val="19"/>
+              </w:rPr>
+              <w:t>Lab 27: Services — ClusterIP, NodePort, LoadBalancer</w:t>
+            </w:r>
+          </w:p>
+        </w:tc>
+        <w:tc>
+          <w:tcPr>
+            <w:tcW w:type="dxa" w:w="1224"/>
           </w:tcPr>
           <w:p>
             <w:pPr>
@@ -5560,13 +6557,117 @@
                 <w:i w:val="0"/>
                 <w:sz w:val="19"/>
               </w:rPr>
+              <w:t>35 min</w:t>
+            </w:r>
+          </w:p>
+        </w:tc>
+        <w:tc>
+          <w:tcPr>
+            <w:tcW w:type="dxa" w:w="1800"/>
+          </w:tcPr>
+          <w:p>
+            <w:pPr>
+              <w:jc w:val="center"/>
+            </w:pPr>
+            <w:r>
+              <w:t xml:space="preserve">299–302</w:t>
+            </w:r>
+          </w:p>
+        </w:tc>
+      </w:tr>
+      <w:tr>
+        <w:tc>
+          <w:tcPr>
+            <w:tcW w:type="dxa" w:w="1656"/>
+          </w:tcPr>
+          <w:p>
+            <w:pPr>
+              <w:jc w:val="center"/>
+            </w:pPr>
+            <w:r/>
+            <w:r>
+              <w:rPr>
+                <w:b w:val="0"/>
+                <w:i w:val="0"/>
+                <w:sz w:val="19"/>
+              </w:rPr>
+              <w:t>10:05 – 10:35</w:t>
+            </w:r>
+          </w:p>
+        </w:tc>
+        <w:tc>
+          <w:tcPr>
+            <w:tcW w:type="dxa" w:w="4680"/>
+          </w:tcPr>
+          <w:p>
+            <w:r/>
+            <w:r>
+              <w:rPr>
+                <w:b w:val="0"/>
+                <w:i w:val="0"/>
+                <w:sz w:val="19"/>
+              </w:rPr>
+              <w:t>Lab 28: Service DNS</w:t>
+            </w:r>
+          </w:p>
+        </w:tc>
+        <w:tc>
+          <w:tcPr>
+            <w:tcW w:type="dxa" w:w="1224"/>
+          </w:tcPr>
+          <w:p>
+            <w:pPr>
+              <w:jc w:val="center"/>
+            </w:pPr>
+            <w:r/>
+            <w:r>
+              <w:rPr>
+                <w:b w:val="0"/>
+                <w:i w:val="0"/>
+                <w:sz w:val="19"/>
+              </w:rPr>
+              <w:t>30 min</w:t>
+            </w:r>
+          </w:p>
+        </w:tc>
+        <w:tc>
+          <w:tcPr>
+            <w:tcW w:type="dxa" w:w="1800"/>
+          </w:tcPr>
+          <w:p>
+            <w:pPr>
+              <w:jc w:val="center"/>
+            </w:pPr>
+            <w:r>
+              <w:t xml:space="preserve">311–317</w:t>
+            </w:r>
+          </w:p>
+        </w:tc>
+      </w:tr>
+      <w:tr>
+        <w:tc>
+          <w:tcPr>
+            <w:tcW w:type="dxa" w:w="1656"/>
+            <w:shd w:val="clear" w:color="auto" w:fill="FFF4E5"/>
+          </w:tcPr>
+          <w:p>
+            <w:pPr>
+              <w:jc w:val="center"/>
+            </w:pPr>
+            <w:r/>
+            <w:r>
+              <w:rPr>
+                <w:b w:val="0"/>
+                <w:i w:val="0"/>
+                <w:sz w:val="19"/>
+              </w:rPr>
               <w:t>10:35 – 10:50</w:t>
             </w:r>
           </w:p>
         </w:tc>
         <w:tc>
           <w:tcPr>
-            <w:tcW w:type="dxa" w:w="6480"/>
+            <w:tcW w:type="dxa" w:w="4680"/>
             <w:shd w:val="clear" w:color="auto" w:fill="FFF4E5"/>
           </w:tcPr>
           <w:p>
@@ -5602,49 +6703,25 @@
             </w:r>
           </w:p>
         </w:tc>
-      </w:tr>
-      <w:tr>
-        <w:tc>
-          <w:tcPr>
-            <w:tcW w:type="dxa" w:w="1656"/>
-            <w:shd w:val="clear" w:color="auto" w:fill="E8F0FE"/>
+        <w:tc>
+          <w:tcPr>
+            <w:tcW w:type="dxa" w:w="1800"/>
+            <w:shd w:val="clear" w:color="auto" w:fill="FFF4E5"/>
           </w:tcPr>
           <w:p>
             <w:pPr>
               <w:jc w:val="center"/>
             </w:pPr>
-            <w:r/>
-            <w:r>
-              <w:rPr>
-                <w:b/>
-                <w:i w:val="0"/>
-                <w:sz w:val="19"/>
-              </w:rPr>
-              <w:t>10:50 – 11:10</w:t>
-            </w:r>
-          </w:p>
-        </w:tc>
-        <w:tc>
-          <w:tcPr>
-            <w:tcW w:type="dxa" w:w="6480"/>
-            <w:shd w:val="clear" w:color="auto" w:fill="E8F0FE"/>
-          </w:tcPr>
-          <w:p>
-            <w:r/>
-            <w:r>
-              <w:rPr>
-                <w:b/>
-                <w:i w:val="0"/>
-                <w:color w:val="1F6FEB"/>
-                <w:sz w:val="19"/>
-              </w:rPr>
-              <w:t>Topic 15: Ingress &amp; TLS + NetworkPolicy — L7 routing &amp; Pod isolation</w:t>
-            </w:r>
-          </w:p>
-        </w:tc>
-        <w:tc>
-          <w:tcPr>
-            <w:tcW w:type="dxa" w:w="1224"/>
+            <w:r>
+              <w:t xml:space="preserve">—</w:t>
+            </w:r>
+          </w:p>
+        </w:tc>
+      </w:tr>
+      <w:tr>
+        <w:tc>
+          <w:tcPr>
+            <w:tcW w:type="dxa" w:w="1656"/>
             <w:shd w:val="clear" w:color="auto" w:fill="E8F0FE"/>
           </w:tcPr>
           <w:p>
@@ -5654,19 +6731,36 @@
             <w:r/>
             <w:r>
               <w:rPr>
-                <w:b w:val="0"/>
+                <w:b/>
                 <w:i w:val="0"/>
                 <w:sz w:val="19"/>
               </w:rPr>
-              <w:t>20 min</w:t>
-            </w:r>
-          </w:p>
-        </w:tc>
-      </w:tr>
-      <w:tr>
-        <w:tc>
-          <w:tcPr>
-            <w:tcW w:type="dxa" w:w="1656"/>
+              <w:t>10:50 – 11:10</w:t>
+            </w:r>
+          </w:p>
+        </w:tc>
+        <w:tc>
+          <w:tcPr>
+            <w:tcW w:type="dxa" w:w="4680"/>
+            <w:shd w:val="clear" w:color="auto" w:fill="E8F0FE"/>
+          </w:tcPr>
+          <w:p>
+            <w:r/>
+            <w:r>
+              <w:rPr>
+                <w:b/>
+                <w:i w:val="0"/>
+                <w:color w:val="1F6FEB"/>
+                <w:sz w:val="19"/>
+              </w:rPr>
+              <w:t>Topic 15: Ingress &amp; TLS + NetworkPolicy — L7 routing &amp; Pod isolation</w:t>
+            </w:r>
+          </w:p>
+        </w:tc>
+        <w:tc>
+          <w:tcPr>
+            <w:tcW w:type="dxa" w:w="1224"/>
+            <w:shd w:val="clear" w:color="auto" w:fill="E8F0FE"/>
           </w:tcPr>
           <w:p>
             <w:pPr>
@@ -5679,42 +6773,21 @@
                 <w:i w:val="0"/>
                 <w:sz w:val="19"/>
               </w:rPr>
-              <w:t>11:10 – 11:40</w:t>
-            </w:r>
-          </w:p>
-        </w:tc>
-        <w:tc>
-          <w:tcPr>
-            <w:tcW w:type="dxa" w:w="6480"/>
-          </w:tcPr>
-          <w:p>
-            <w:r/>
-            <w:r>
-              <w:rPr>
-                <w:b w:val="0"/>
-                <w:i w:val="0"/>
-                <w:sz w:val="19"/>
-              </w:rPr>
-              <w:t>Lab 29: Ingress with TLS</w:t>
-            </w:r>
-          </w:p>
-        </w:tc>
-        <w:tc>
-          <w:tcPr>
-            <w:tcW w:type="dxa" w:w="1224"/>
+              <w:t>20 min</w:t>
+            </w:r>
+          </w:p>
+        </w:tc>
+        <w:tc>
+          <w:tcPr>
+            <w:tcW w:type="dxa" w:w="1800"/>
+            <w:shd w:val="clear" w:color="auto" w:fill="E8F0FE"/>
           </w:tcPr>
           <w:p>
             <w:pPr>
               <w:jc w:val="center"/>
             </w:pPr>
-            <w:r/>
-            <w:r>
-              <w:rPr>
-                <w:b w:val="0"/>
-                <w:i w:val="0"/>
-                <w:sz w:val="19"/>
-              </w:rPr>
-              <w:t>30 min</w:t>
+            <w:r>
+              <w:t xml:space="preserve">319–330</w:t>
             </w:r>
           </w:p>
         </w:tc>
@@ -5735,13 +6808,13 @@
                 <w:i w:val="0"/>
                 <w:sz w:val="19"/>
               </w:rPr>
-              <w:t>11:40 – 12:00</w:t>
-            </w:r>
-          </w:p>
-        </w:tc>
-        <w:tc>
-          <w:tcPr>
-            <w:tcW w:type="dxa" w:w="6480"/>
+              <w:t>11:10 – 11:40</w:t>
+            </w:r>
+          </w:p>
+        </w:tc>
+        <w:tc>
+          <w:tcPr>
+            <w:tcW w:type="dxa" w:w="4680"/>
           </w:tcPr>
           <w:p>
             <w:r/>
@@ -5751,7 +6824,7 @@
                 <w:i w:val="0"/>
                 <w:sz w:val="19"/>
               </w:rPr>
-              <w:t>Lab 30: NetworkPolicy</w:t>
+              <w:t>Lab 29: Ingress with TLS</w:t>
             </w:r>
           </w:p>
         </w:tc>
@@ -5770,7 +6843,89 @@
                 <w:i w:val="0"/>
                 <w:sz w:val="19"/>
               </w:rPr>
+              <w:t>30 min</w:t>
+            </w:r>
+          </w:p>
+        </w:tc>
+        <w:tc>
+          <w:tcPr>
+            <w:tcW w:type="dxa" w:w="1800"/>
+          </w:tcPr>
+          <w:p>
+            <w:pPr>
+              <w:jc w:val="center"/>
+            </w:pPr>
+            <w:r>
+              <w:t xml:space="preserve">322–326</w:t>
+            </w:r>
+          </w:p>
+        </w:tc>
+      </w:tr>
+      <w:tr>
+        <w:tc>
+          <w:tcPr>
+            <w:tcW w:type="dxa" w:w="1656"/>
+          </w:tcPr>
+          <w:p>
+            <w:pPr>
+              <w:jc w:val="center"/>
+            </w:pPr>
+            <w:r/>
+            <w:r>
+              <w:rPr>
+                <w:b w:val="0"/>
+                <w:i w:val="0"/>
+                <w:sz w:val="19"/>
+              </w:rPr>
+              <w:t>11:40 – 12:00</w:t>
+            </w:r>
+          </w:p>
+        </w:tc>
+        <w:tc>
+          <w:tcPr>
+            <w:tcW w:type="dxa" w:w="4680"/>
+          </w:tcPr>
+          <w:p>
+            <w:r/>
+            <w:r>
+              <w:rPr>
+                <w:b w:val="0"/>
+                <w:i w:val="0"/>
+                <w:sz w:val="19"/>
+              </w:rPr>
+              <w:t>Lab 30: NetworkPolicy</w:t>
+            </w:r>
+          </w:p>
+        </w:tc>
+        <w:tc>
+          <w:tcPr>
+            <w:tcW w:type="dxa" w:w="1224"/>
+          </w:tcPr>
+          <w:p>
+            <w:pPr>
+              <w:jc w:val="center"/>
+            </w:pPr>
+            <w:r/>
+            <w:r>
+              <w:rPr>
+                <w:b w:val="0"/>
+                <w:i w:val="0"/>
+                <w:sz w:val="19"/>
+              </w:rPr>
               <w:t>20 min</w:t>
+            </w:r>
+          </w:p>
+        </w:tc>
+        <w:tc>
+          <w:tcPr>
+            <w:tcW w:type="dxa" w:w="1800"/>
+          </w:tcPr>
+          <w:p>
+            <w:pPr>
+              <w:jc w:val="center"/>
+            </w:pPr>
+            <w:r>
+              <w:t xml:space="preserve">331–335</w:t>
             </w:r>
           </w:p>
         </w:tc>
@@ -5782,11 +6937,20 @@
         <w:tblW w:type="auto" w:w="0"/>
         <w:jc w:val="center"/>
         <w:tblLook w:firstColumn="1" w:firstRow="1" w:lastColumn="0" w:lastRow="0" w:noHBand="0" w:noVBand="1" w:val="04A0"/>
+        <w:tblBorders>
+          <w:top w:val="single" w:sz="4" w:space="0" w:color="9AA4B2"/>
+          <w:left w:val="single" w:sz="4" w:space="0" w:color="9AA4B2"/>
+          <w:bottom w:val="single" w:sz="4" w:space="0" w:color="9AA4B2"/>
+          <w:right w:val="single" w:sz="4" w:space="0" w:color="9AA4B2"/>
+          <w:insideH w:val="single" w:sz="4" w:space="0" w:color="9AA4B2"/>
+          <w:insideV w:val="single" w:sz="4" w:space="0" w:color="9AA4B2"/>
+        </w:tblBorders>
       </w:tblPr>
       <w:tblGrid>
-        <w:gridCol w:w="2880"/>
-        <w:gridCol w:w="2880"/>
-        <w:gridCol w:w="2880"/>
+        <w:gridCol w:w="1656"/>
+        <w:gridCol w:w="4680"/>
+        <w:gridCol w:w="1224"/>
+        <w:gridCol w:w="1800"/>
       </w:tblGrid>
       <w:tr>
         <w:tc>
@@ -5812,7 +6976,7 @@
         </w:tc>
         <w:tc>
           <w:tcPr>
-            <w:tcW w:type="dxa" w:w="6480"/>
+            <w:tcW w:type="dxa" w:w="4680"/>
             <w:shd w:val="clear" w:color="auto" w:fill="1F6FEB"/>
           </w:tcPr>
           <w:p>
@@ -5852,17 +7016,31 @@
             </w:r>
           </w:p>
         </w:tc>
-      </w:tr>
-      <w:tr>
-        <w:tc>
-          <w:tcPr>
-            <w:tcW w:type="dxa" w:w="1656"/>
-            <w:shd w:val="clear" w:color="auto" w:fill="FFF4E5"/>
+        <w:tc>
+          <w:tcPr>
+            <w:tcW w:type="dxa" w:w="1800"/>
+            <w:shd w:val="clear" w:color="auto" w:fill="1F6FEB"/>
           </w:tcPr>
           <w:p>
             <w:pPr>
               <w:jc w:val="center"/>
             </w:pPr>
+            <w:r>
+              <w:t xml:space="preserve">Slides</w:t>
+            </w:r>
+          </w:p>
+        </w:tc>
+      </w:tr>
+      <w:tr>
+        <w:tc>
+          <w:tcPr>
+            <w:tcW w:type="dxa" w:w="1656"/>
+            <w:shd w:val="clear" w:color="auto" w:fill="FFF4E5"/>
+          </w:tcPr>
+          <w:p>
+            <w:pPr>
+              <w:jc w:val="center"/>
+            </w:pPr>
             <w:r/>
             <w:r>
               <w:rPr>
@@ -5876,7 +7054,7 @@
         </w:tc>
         <w:tc>
           <w:tcPr>
-            <w:tcW w:type="dxa" w:w="6480"/>
+            <w:tcW w:type="dxa" w:w="4680"/>
             <w:shd w:val="clear" w:color="auto" w:fill="FFF4E5"/>
           </w:tcPr>
           <w:p>
@@ -5909,6 +7087,20 @@
                 <w:sz w:val="19"/>
               </w:rPr>
               <w:t>60 min</w:t>
+            </w:r>
+          </w:p>
+        </w:tc>
+        <w:tc>
+          <w:tcPr>
+            <w:tcW w:type="dxa" w:w="1800"/>
+            <w:shd w:val="clear" w:color="auto" w:fill="FFF4E5"/>
+          </w:tcPr>
+          <w:p>
+            <w:pPr>
+              <w:jc w:val="center"/>
+            </w:pPr>
+            <w:r>
+              <w:t xml:space="preserve">337</w:t>
             </w:r>
           </w:p>
         </w:tc>
@@ -5933,11 +7125,20 @@
         <w:tblW w:type="auto" w:w="0"/>
         <w:jc w:val="center"/>
         <w:tblLook w:firstColumn="1" w:firstRow="1" w:lastColumn="0" w:lastRow="0" w:noHBand="0" w:noVBand="1" w:val="04A0"/>
+        <w:tblBorders>
+          <w:top w:val="single" w:sz="4" w:space="0" w:color="9AA4B2"/>
+          <w:left w:val="single" w:sz="4" w:space="0" w:color="9AA4B2"/>
+          <w:bottom w:val="single" w:sz="4" w:space="0" w:color="9AA4B2"/>
+          <w:right w:val="single" w:sz="4" w:space="0" w:color="9AA4B2"/>
+          <w:insideH w:val="single" w:sz="4" w:space="0" w:color="9AA4B2"/>
+          <w:insideV w:val="single" w:sz="4" w:space="0" w:color="9AA4B2"/>
+        </w:tblBorders>
       </w:tblPr>
       <w:tblGrid>
-        <w:gridCol w:w="2880"/>
-        <w:gridCol w:w="2880"/>
-        <w:gridCol w:w="2880"/>
+        <w:gridCol w:w="1656"/>
+        <w:gridCol w:w="4680"/>
+        <w:gridCol w:w="1224"/>
+        <w:gridCol w:w="1800"/>
       </w:tblGrid>
       <w:tr>
         <w:tc>
@@ -5963,7 +7164,7 @@
         </w:tc>
         <w:tc>
           <w:tcPr>
-            <w:tcW w:type="dxa" w:w="6480"/>
+            <w:tcW w:type="dxa" w:w="4680"/>
             <w:shd w:val="clear" w:color="auto" w:fill="1F6FEB"/>
           </w:tcPr>
           <w:p>
@@ -6003,49 +7204,25 @@
             </w:r>
           </w:p>
         </w:tc>
-      </w:tr>
-      <w:tr>
-        <w:tc>
-          <w:tcPr>
-            <w:tcW w:type="dxa" w:w="1656"/>
-            <w:shd w:val="clear" w:color="auto" w:fill="E8F0FE"/>
+        <w:tc>
+          <w:tcPr>
+            <w:tcW w:type="dxa" w:w="1800"/>
+            <w:shd w:val="clear" w:color="auto" w:fill="1F6FEB"/>
           </w:tcPr>
           <w:p>
             <w:pPr>
               <w:jc w:val="center"/>
             </w:pPr>
-            <w:r/>
-            <w:r>
-              <w:rPr>
-                <w:b/>
-                <w:i w:val="0"/>
-                <w:sz w:val="19"/>
-              </w:rPr>
-              <w:t>1:00 – 3:30</w:t>
-            </w:r>
-          </w:p>
-        </w:tc>
-        <w:tc>
-          <w:tcPr>
-            <w:tcW w:type="dxa" w:w="6480"/>
-            <w:shd w:val="clear" w:color="auto" w:fill="E8F0FE"/>
-          </w:tcPr>
-          <w:p>
-            <w:r/>
-            <w:r>
-              <w:rPr>
-                <w:b/>
-                <w:i w:val="0"/>
-                <w:color w:val="1F6FEB"/>
-                <w:sz w:val="19"/>
-              </w:rPr>
-              <w:t>Mock-Exam Practice &amp; Mock Assessment — killer.sh / Killercoda scenarios across all 5 domains</w:t>
-            </w:r>
-          </w:p>
-        </w:tc>
-        <w:tc>
-          <w:tcPr>
-            <w:tcW w:type="dxa" w:w="1224"/>
+            <w:r>
+              <w:t xml:space="preserve">Slides</w:t>
+            </w:r>
+          </w:p>
+        </w:tc>
+      </w:tr>
+      <w:tr>
+        <w:tc>
+          <w:tcPr>
+            <w:tcW w:type="dxa" w:w="1656"/>
             <w:shd w:val="clear" w:color="auto" w:fill="E8F0FE"/>
           </w:tcPr>
           <w:p>
@@ -6055,20 +7232,36 @@
             <w:r/>
             <w:r>
               <w:rPr>
-                <w:b w:val="0"/>
+                <w:b/>
                 <w:i w:val="0"/>
                 <w:sz w:val="19"/>
               </w:rPr>
-              <w:t>150 min</w:t>
-            </w:r>
-          </w:p>
-        </w:tc>
-      </w:tr>
-      <w:tr>
-        <w:tc>
-          <w:tcPr>
-            <w:tcW w:type="dxa" w:w="1656"/>
-            <w:shd w:val="clear" w:color="auto" w:fill="FFF4E5"/>
+              <w:t>1:00 – 3:30</w:t>
+            </w:r>
+          </w:p>
+        </w:tc>
+        <w:tc>
+          <w:tcPr>
+            <w:tcW w:type="dxa" w:w="4680"/>
+            <w:shd w:val="clear" w:color="auto" w:fill="E8F0FE"/>
+          </w:tcPr>
+          <w:p>
+            <w:r/>
+            <w:r>
+              <w:rPr>
+                <w:b/>
+                <w:i w:val="0"/>
+                <w:color w:val="1F6FEB"/>
+                <w:sz w:val="19"/>
+              </w:rPr>
+              <w:t>Mock-Exam Practice &amp; Mock Assessment — killer.sh / Killercoda scenarios across all 5 domains</w:t>
+            </w:r>
+          </w:p>
+        </w:tc>
+        <w:tc>
+          <w:tcPr>
+            <w:tcW w:type="dxa" w:w="1224"/>
+            <w:shd w:val="clear" w:color="auto" w:fill="E8F0FE"/>
           </w:tcPr>
           <w:p>
             <w:pPr>
@@ -6081,13 +7274,49 @@
                 <w:i w:val="0"/>
                 <w:sz w:val="19"/>
               </w:rPr>
+              <w:t>150 min</w:t>
+            </w:r>
+          </w:p>
+        </w:tc>
+        <w:tc>
+          <w:tcPr>
+            <w:tcW w:type="dxa" w:w="1800"/>
+            <w:shd w:val="clear" w:color="auto" w:fill="E8F0FE"/>
+          </w:tcPr>
+          <w:p>
+            <w:pPr>
+              <w:jc w:val="center"/>
+            </w:pPr>
+            <w:r>
+              <w:t xml:space="preserve">336–340</w:t>
+            </w:r>
+          </w:p>
+        </w:tc>
+      </w:tr>
+      <w:tr>
+        <w:tc>
+          <w:tcPr>
+            <w:tcW w:type="dxa" w:w="1656"/>
+            <w:shd w:val="clear" w:color="auto" w:fill="FFF4E5"/>
+          </w:tcPr>
+          <w:p>
+            <w:pPr>
+              <w:jc w:val="center"/>
+            </w:pPr>
+            <w:r/>
+            <w:r>
+              <w:rPr>
+                <w:b w:val="0"/>
+                <w:i w:val="0"/>
+                <w:sz w:val="19"/>
+              </w:rPr>
               <w:t>3:30 – 3:45</w:t>
             </w:r>
           </w:p>
         </w:tc>
         <w:tc>
           <w:tcPr>
-            <w:tcW w:type="dxa" w:w="6480"/>
+            <w:tcW w:type="dxa" w:w="4680"/>
             <w:shd w:val="clear" w:color="auto" w:fill="FFF4E5"/>
           </w:tcPr>
           <w:p>
@@ -6123,49 +7352,25 @@
             </w:r>
           </w:p>
         </w:tc>
-      </w:tr>
-      <w:tr>
-        <w:tc>
-          <w:tcPr>
-            <w:tcW w:type="dxa" w:w="1656"/>
-            <w:shd w:val="clear" w:color="auto" w:fill="E8F0FE"/>
+        <w:tc>
+          <w:tcPr>
+            <w:tcW w:type="dxa" w:w="1800"/>
+            <w:shd w:val="clear" w:color="auto" w:fill="FFF4E5"/>
           </w:tcPr>
           <w:p>
             <w:pPr>
               <w:jc w:val="center"/>
             </w:pPr>
-            <w:r/>
-            <w:r>
-              <w:rPr>
-                <w:b/>
-                <w:i w:val="0"/>
-                <w:sz w:val="19"/>
-              </w:rPr>
-              <w:t>3:45 – 6:00</w:t>
-            </w:r>
-          </w:p>
-        </w:tc>
-        <w:tc>
-          <w:tcPr>
-            <w:tcW w:type="dxa" w:w="6480"/>
-            <w:shd w:val="clear" w:color="auto" w:fill="E8F0FE"/>
-          </w:tcPr>
-          <w:p>
-            <w:r/>
-            <w:r>
-              <w:rPr>
-                <w:b/>
-                <w:i w:val="0"/>
-                <w:color w:val="1F6FEB"/>
-                <w:sz w:val="19"/>
-              </w:rPr>
-              <w:t>Assessment Briefing &amp; Final Assessment — written / MCQ on the LMS (open book; covers all 5 domains)</w:t>
-            </w:r>
-          </w:p>
-        </w:tc>
-        <w:tc>
-          <w:tcPr>
-            <w:tcW w:type="dxa" w:w="1224"/>
+            <w:r>
+              <w:t xml:space="preserve">—</w:t>
+            </w:r>
+          </w:p>
+        </w:tc>
+      </w:tr>
+      <w:tr>
+        <w:tc>
+          <w:tcPr>
+            <w:tcW w:type="dxa" w:w="1656"/>
             <w:shd w:val="clear" w:color="auto" w:fill="E8F0FE"/>
           </w:tcPr>
           <w:p>
@@ -6175,11 +7380,63 @@
             <w:r/>
             <w:r>
               <w:rPr>
+                <w:b/>
+                <w:i w:val="0"/>
+                <w:sz w:val="19"/>
+              </w:rPr>
+              <w:t>3:45 – 6:00</w:t>
+            </w:r>
+          </w:p>
+        </w:tc>
+        <w:tc>
+          <w:tcPr>
+            <w:tcW w:type="dxa" w:w="4680"/>
+            <w:shd w:val="clear" w:color="auto" w:fill="E8F0FE"/>
+          </w:tcPr>
+          <w:p>
+            <w:r/>
+            <w:r>
+              <w:rPr>
+                <w:b/>
+                <w:i w:val="0"/>
+                <w:color w:val="1F6FEB"/>
+                <w:sz w:val="19"/>
+              </w:rPr>
+              <w:t>Assessment Briefing &amp; Final Assessment — written / MCQ on the LMS (open book; covers all 5 domains)</w:t>
+            </w:r>
+          </w:p>
+        </w:tc>
+        <w:tc>
+          <w:tcPr>
+            <w:tcW w:type="dxa" w:w="1224"/>
+            <w:shd w:val="clear" w:color="auto" w:fill="E8F0FE"/>
+          </w:tcPr>
+          <w:p>
+            <w:pPr>
+              <w:jc w:val="center"/>
+            </w:pPr>
+            <w:r/>
+            <w:r>
+              <w:rPr>
                 <w:b w:val="0"/>
                 <w:i w:val="0"/>
                 <w:sz w:val="19"/>
               </w:rPr>
               <w:t>135 min</w:t>
+            </w:r>
+          </w:p>
+        </w:tc>
+        <w:tc>
+          <w:tcPr>
+            <w:tcW w:type="dxa" w:w="1800"/>
+            <w:shd w:val="clear" w:color="auto" w:fill="E8F0FE"/>
+          </w:tcPr>
+          <w:p>
+            <w:pPr>
+              <w:jc w:val="center"/>
+            </w:pPr>
+            <w:r>
+              <w:t xml:space="preserve">341–344</w:t>
             </w:r>
           </w:p>
         </w:tc>
@@ -6205,6 +7462,14 @@
         <w:tblW w:type="auto" w:w="0"/>
         <w:jc w:val="center"/>
         <w:tblLook w:firstColumn="1" w:firstRow="1" w:lastColumn="0" w:lastRow="0" w:noHBand="0" w:noVBand="1" w:val="04A0"/>
+        <w:tblBorders>
+          <w:top w:val="single" w:sz="4" w:space="0" w:color="9AA4B2"/>
+          <w:left w:val="single" w:sz="4" w:space="0" w:color="9AA4B2"/>
+          <w:bottom w:val="single" w:sz="4" w:space="0" w:color="9AA4B2"/>
+          <w:right w:val="single" w:sz="4" w:space="0" w:color="9AA4B2"/>
+          <w:insideH w:val="single" w:sz="4" w:space="0" w:color="9AA4B2"/>
+          <w:insideV w:val="single" w:sz="4" w:space="0" w:color="9AA4B2"/>
+        </w:tblBorders>
       </w:tblPr>
       <w:tblGrid>
         <w:gridCol w:w="2160"/>

--- a/courseware/LP-Certified-Kubernetes-Application-Developer-CKAD.docx
+++ b/courseware/LP-Certified-Kubernetes-Application-Developer-CKAD.docx
@@ -179,7 +179,7 @@
           <w:color w:val="1F6FEB"/>
           <w:sz w:val="24"/>
         </w:rPr>
-        <w:t>Version 1.0</w:t>
+        <w:t>Version 5.0</w:t>
       </w:r>
     </w:p>
     <w:p>
@@ -345,6 +345,48 @@
                 <w:sz w:val="19"/>
               </w:rPr>
               <w:t>Tertiary Infotech Academy Pte Ltd</w:t>
+            </w:r>
+          </w:p>
+        </w:tc>
+      </w:tr>
+      <w:tr>
+        <w:tc>
+          <w:tcPr>
+            <w:tcW w:type="dxa" w:w="2160"/>
+          </w:tcPr>
+          <w:p>
+            <w:r>
+              <w:t>5.0</w:t>
+            </w:r>
+          </w:p>
+        </w:tc>
+        <w:tc>
+          <w:tcPr>
+            <w:tcW w:type="dxa" w:w="2160"/>
+          </w:tcPr>
+          <w:p>
+            <w:r>
+              <w:t>28 Jul 2026</w:t>
+            </w:r>
+          </w:p>
+        </w:tc>
+        <w:tc>
+          <w:tcPr>
+            <w:tcW w:type="dxa" w:w="2160"/>
+          </w:tcPr>
+          <w:p>
+            <w:r>
+              <w:t>Realigned to CKAD slide deck v5.0 (555 slides); learning outcomes aligned to the registered competency standard.</w:t>
+            </w:r>
+          </w:p>
+        </w:tc>
+        <w:tc>
+          <w:tcPr>
+            <w:tcW w:type="dxa" w:w="2160"/>
+          </w:tcPr>
+          <w:p>
+            <w:r>
+              <w:t>Tertiary Infotech Academy</w:t>
             </w:r>
           </w:p>
         </w:tc>
